--- a/第一周作业/系统开发工具基础_第1周实验报告_赵承刚_25020007177.docx
+++ b/第一周作业/系统开发工具基础_第1周实验报告_赵承刚_25020007177.docx
@@ -10,6 +10,7 @@
           <w:rFonts w:ascii="宋体" w:eastAsia="宋体" w:hAnsi="宋体" w:hint="eastAsia"/>
         </w:rPr>
       </w:pPr>
+      <w:proofErr w:type="spellStart"/>
       <w:r>
         <w:rPr>
           <w:rFonts w:ascii="宋体" w:eastAsia="宋体" w:hAnsi="宋体"/>
@@ -17,8 +18,9 @@
           <w:color w:val="1F4E79"/>
           <w:sz w:val="32"/>
         </w:rPr>
-        <w:t>系统开发工具基础 — 实验报告</w:t>
-      </w:r>
+        <w:t>系统开发工具基础</w:t>
+      </w:r>
+      <w:proofErr w:type="spellEnd"/>
       <w:r>
         <w:rPr>
           <w:rFonts w:ascii="宋体" w:eastAsia="宋体" w:hAnsi="宋体"/>
@@ -26,9 +28,100 @@
           <w:color w:val="1F4E79"/>
           <w:sz w:val="32"/>
         </w:rPr>
+        <w:t xml:space="preserve"> — </w:t>
+      </w:r>
+      <w:proofErr w:type="spellStart"/>
+      <w:r>
+        <w:rPr>
+          <w:rFonts w:ascii="宋体" w:eastAsia="宋体" w:hAnsi="宋体"/>
+          <w:b/>
+          <w:color w:val="1F4E79"/>
+          <w:sz w:val="32"/>
+        </w:rPr>
+        <w:t>实验报告</w:t>
+      </w:r>
+      <w:proofErr w:type="spellEnd"/>
+      <w:r>
+        <w:rPr>
+          <w:rFonts w:ascii="宋体" w:eastAsia="宋体" w:hAnsi="宋体"/>
+          <w:b/>
+          <w:color w:val="1F4E79"/>
+          <w:sz w:val="32"/>
+        </w:rPr>
         <w:br/>
-        <w:t>第 1 周：课程概览 + Shell 入门；Version Control and Git；LaTeX 文档编辑</w:t>
-      </w:r>
+        <w:t xml:space="preserve">第 1 </w:t>
+      </w:r>
+      <w:proofErr w:type="spellStart"/>
+      <w:r>
+        <w:rPr>
+          <w:rFonts w:ascii="宋体" w:eastAsia="宋体" w:hAnsi="宋体"/>
+          <w:b/>
+          <w:color w:val="1F4E79"/>
+          <w:sz w:val="32"/>
+        </w:rPr>
+        <w:t>周：课程概览</w:t>
+      </w:r>
+      <w:proofErr w:type="spellEnd"/>
+      <w:r>
+        <w:rPr>
+          <w:rFonts w:ascii="宋体" w:eastAsia="宋体" w:hAnsi="宋体"/>
+          <w:b/>
+          <w:color w:val="1F4E79"/>
+          <w:sz w:val="32"/>
+        </w:rPr>
+        <w:t xml:space="preserve"> + Shell </w:t>
+      </w:r>
+      <w:proofErr w:type="spellStart"/>
+      <w:r>
+        <w:rPr>
+          <w:rFonts w:ascii="宋体" w:eastAsia="宋体" w:hAnsi="宋体"/>
+          <w:b/>
+          <w:color w:val="1F4E79"/>
+          <w:sz w:val="32"/>
+        </w:rPr>
+        <w:t>入门；Version</w:t>
+      </w:r>
+      <w:proofErr w:type="spellEnd"/>
+      <w:r>
+        <w:rPr>
+          <w:rFonts w:ascii="宋体" w:eastAsia="宋体" w:hAnsi="宋体"/>
+          <w:b/>
+          <w:color w:val="1F4E79"/>
+          <w:sz w:val="32"/>
+        </w:rPr>
+        <w:t xml:space="preserve"> Control and </w:t>
+      </w:r>
+      <w:proofErr w:type="spellStart"/>
+      <w:r>
+        <w:rPr>
+          <w:rFonts w:ascii="宋体" w:eastAsia="宋体" w:hAnsi="宋体"/>
+          <w:b/>
+          <w:color w:val="1F4E79"/>
+          <w:sz w:val="32"/>
+        </w:rPr>
+        <w:t>Git；LaTeX</w:t>
+      </w:r>
+      <w:proofErr w:type="spellEnd"/>
+      <w:r>
+        <w:rPr>
+          <w:rFonts w:ascii="宋体" w:eastAsia="宋体" w:hAnsi="宋体"/>
+          <w:b/>
+          <w:color w:val="1F4E79"/>
+          <w:sz w:val="32"/>
+        </w:rPr>
+        <w:t xml:space="preserve"> </w:t>
+      </w:r>
+      <w:proofErr w:type="spellStart"/>
+      <w:r>
+        <w:rPr>
+          <w:rFonts w:ascii="宋体" w:eastAsia="宋体" w:hAnsi="宋体"/>
+          <w:b/>
+          <w:color w:val="1F4E79"/>
+          <w:sz w:val="32"/>
+        </w:rPr>
+        <w:t>文档编辑</w:t>
+      </w:r>
+      <w:proofErr w:type="spellEnd"/>
     </w:p>
     <w:tbl>
       <w:tblPr>
@@ -90,13 +183,23 @@
                 <w:rFonts w:ascii="宋体" w:eastAsia="宋体" w:hAnsi="宋体" w:hint="eastAsia"/>
               </w:rPr>
             </w:pPr>
+            <w:proofErr w:type="spellStart"/>
             <w:r>
               <w:rPr>
                 <w:rFonts w:ascii="宋体" w:eastAsia="宋体" w:hAnsi="宋体"/>
                 <w:color w:val="323232"/>
                 <w:sz w:val="21"/>
               </w:rPr>
-              <w:t>实验学时：第 5—8 节</w:t>
+              <w:t>实验学时：第</w:t>
+            </w:r>
+            <w:proofErr w:type="spellEnd"/>
+            <w:r>
+              <w:rPr>
+                <w:rFonts w:ascii="宋体" w:eastAsia="宋体" w:hAnsi="宋体"/>
+                <w:color w:val="323232"/>
+                <w:sz w:val="21"/>
+              </w:rPr>
+              <w:t xml:space="preserve"> 5—8 节</w:t>
             </w:r>
           </w:p>
         </w:tc>
@@ -122,13 +225,23 @@
                 <w:rFonts w:ascii="宋体" w:eastAsia="宋体" w:hAnsi="宋体" w:hint="eastAsia"/>
               </w:rPr>
             </w:pPr>
+            <w:proofErr w:type="spellStart"/>
             <w:r>
               <w:rPr>
                 <w:rFonts w:ascii="宋体" w:eastAsia="宋体" w:hAnsi="宋体"/>
                 <w:color w:val="323232"/>
                 <w:sz w:val="21"/>
               </w:rPr>
-              <w:t>学生姓名：</w:t>
+              <w:t>学生姓名</w:t>
+            </w:r>
+            <w:proofErr w:type="spellEnd"/>
+            <w:r>
+              <w:rPr>
+                <w:rFonts w:ascii="宋体" w:eastAsia="宋体" w:hAnsi="宋体"/>
+                <w:color w:val="323232"/>
+                <w:sz w:val="21"/>
+              </w:rPr>
+              <w:t>：</w:t>
             </w:r>
             <w:r>
               <w:rPr>
@@ -321,7 +434,24 @@
                 <w:sz w:val="19"/>
               </w:rPr>
               <w:br/>
-              <w:t>mkdir -p q01</w:t>
+            </w:r>
+            <w:proofErr w:type="spellStart"/>
+            <w:r>
+              <w:rPr>
+                <w:rFonts w:ascii="宋体" w:eastAsia="宋体" w:hAnsi="宋体"/>
+                <w:color w:val="262626"/>
+                <w:sz w:val="19"/>
+              </w:rPr>
+              <w:t>mkdir</w:t>
+            </w:r>
+            <w:proofErr w:type="spellEnd"/>
+            <w:r>
+              <w:rPr>
+                <w:rFonts w:ascii="宋体" w:eastAsia="宋体" w:hAnsi="宋体"/>
+                <w:color w:val="262626"/>
+                <w:sz w:val="19"/>
+              </w:rPr>
+              <w:t xml:space="preserve"> -p q01</w:t>
             </w:r>
             <w:r>
               <w:rPr>
@@ -339,8 +469,35 @@
                 <w:sz w:val="19"/>
               </w:rPr>
               <w:br/>
-              <w:t>mkdir -p input/docs input/tmp</w:t>
-            </w:r>
+            </w:r>
+            <w:proofErr w:type="spellStart"/>
+            <w:r>
+              <w:rPr>
+                <w:rFonts w:ascii="宋体" w:eastAsia="宋体" w:hAnsi="宋体"/>
+                <w:color w:val="262626"/>
+                <w:sz w:val="19"/>
+              </w:rPr>
+              <w:t>mkdir</w:t>
+            </w:r>
+            <w:proofErr w:type="spellEnd"/>
+            <w:r>
+              <w:rPr>
+                <w:rFonts w:ascii="宋体" w:eastAsia="宋体" w:hAnsi="宋体"/>
+                <w:color w:val="262626"/>
+                <w:sz w:val="19"/>
+              </w:rPr>
+              <w:t xml:space="preserve"> -p input/docs input/</w:t>
+            </w:r>
+            <w:proofErr w:type="spellStart"/>
+            <w:r>
+              <w:rPr>
+                <w:rFonts w:ascii="宋体" w:eastAsia="宋体" w:hAnsi="宋体"/>
+                <w:color w:val="262626"/>
+                <w:sz w:val="19"/>
+              </w:rPr>
+              <w:t>tmp</w:t>
+            </w:r>
+            <w:proofErr w:type="spellEnd"/>
             <w:r>
               <w:rPr>
                 <w:rFonts w:ascii="宋体" w:eastAsia="宋体" w:hAnsi="宋体"/>
@@ -348,7 +505,24 @@
                 <w:sz w:val="19"/>
               </w:rPr>
               <w:br/>
-              <w:t>mkdir -p work/25020007177</w:t>
+            </w:r>
+            <w:proofErr w:type="spellStart"/>
+            <w:r>
+              <w:rPr>
+                <w:rFonts w:ascii="宋体" w:eastAsia="宋体" w:hAnsi="宋体"/>
+                <w:color w:val="262626"/>
+                <w:sz w:val="19"/>
+              </w:rPr>
+              <w:t>mkdir</w:t>
+            </w:r>
+            <w:proofErr w:type="spellEnd"/>
+            <w:r>
+              <w:rPr>
+                <w:rFonts w:ascii="宋体" w:eastAsia="宋体" w:hAnsi="宋体"/>
+                <w:color w:val="262626"/>
+                <w:sz w:val="19"/>
+              </w:rPr>
+              <w:t xml:space="preserve"> -p work/25020007177</w:t>
             </w:r>
             <w:r>
               <w:rPr>
@@ -357,7 +531,25 @@
                 <w:sz w:val="19"/>
               </w:rPr>
               <w:br/>
-              <w:t>echo -e "alpha\nbeta" &gt; "input/docs/notes one.txt"</w:t>
+              <w:t>echo -e "alpha\</w:t>
+            </w:r>
+            <w:proofErr w:type="spellStart"/>
+            <w:r>
+              <w:rPr>
+                <w:rFonts w:ascii="宋体" w:eastAsia="宋体" w:hAnsi="宋体"/>
+                <w:color w:val="262626"/>
+                <w:sz w:val="19"/>
+              </w:rPr>
+              <w:t>nbeta</w:t>
+            </w:r>
+            <w:proofErr w:type="spellEnd"/>
+            <w:r>
+              <w:rPr>
+                <w:rFonts w:ascii="宋体" w:eastAsia="宋体" w:hAnsi="宋体"/>
+                <w:color w:val="262626"/>
+                <w:sz w:val="19"/>
+              </w:rPr>
+              <w:t>" &gt; "input/docs/notes one.txt"</w:t>
             </w:r>
             <w:r>
               <w:rPr>
@@ -375,7 +567,25 @@
                 <w:sz w:val="19"/>
               </w:rPr>
               <w:br/>
-              <w:t>touch input/tmp/empty.txt</w:t>
+              <w:t>touch input/</w:t>
+            </w:r>
+            <w:proofErr w:type="spellStart"/>
+            <w:r>
+              <w:rPr>
+                <w:rFonts w:ascii="宋体" w:eastAsia="宋体" w:hAnsi="宋体"/>
+                <w:color w:val="262626"/>
+                <w:sz w:val="19"/>
+              </w:rPr>
+              <w:t>tmp</w:t>
+            </w:r>
+            <w:proofErr w:type="spellEnd"/>
+            <w:r>
+              <w:rPr>
+                <w:rFonts w:ascii="宋体" w:eastAsia="宋体" w:hAnsi="宋体"/>
+                <w:color w:val="262626"/>
+                <w:sz w:val="19"/>
+              </w:rPr>
+              <w:t>/empty.txt</w:t>
             </w:r>
             <w:r>
               <w:rPr>
@@ -384,7 +594,25 @@
                 <w:sz w:val="19"/>
               </w:rPr>
               <w:br/>
-              <w:t>echo -e "Log entry 1\nLog entry 2" &gt; input/run.log</w:t>
+              <w:t>echo -e "Log entry 1\</w:t>
+            </w:r>
+            <w:proofErr w:type="spellStart"/>
+            <w:r>
+              <w:rPr>
+                <w:rFonts w:ascii="宋体" w:eastAsia="宋体" w:hAnsi="宋体"/>
+                <w:color w:val="262626"/>
+                <w:sz w:val="19"/>
+              </w:rPr>
+              <w:t>nLog</w:t>
+            </w:r>
+            <w:proofErr w:type="spellEnd"/>
+            <w:r>
+              <w:rPr>
+                <w:rFonts w:ascii="宋体" w:eastAsia="宋体" w:hAnsi="宋体"/>
+                <w:color w:val="262626"/>
+                <w:sz w:val="19"/>
+              </w:rPr>
+              <w:t xml:space="preserve"> entry 2" &gt; input/run.log</w:t>
             </w:r>
           </w:p>
         </w:tc>
@@ -453,13 +681,23 @@
                 <w:rFonts w:ascii="宋体" w:eastAsia="宋体" w:hAnsi="宋体" w:hint="eastAsia"/>
               </w:rPr>
             </w:pPr>
-            <w:r>
-              <w:rPr>
-                <w:rFonts w:ascii="宋体" w:eastAsia="宋体" w:hAnsi="宋体"/>
-                <w:color w:val="262626"/>
-                <w:sz w:val="19"/>
-              </w:rPr>
-              <w:t>dilli@Dillion MINGW64 ~/desktop/q01</w:t>
+            <w:proofErr w:type="spellStart"/>
+            <w:r>
+              <w:rPr>
+                <w:rFonts w:ascii="宋体" w:eastAsia="宋体" w:hAnsi="宋体"/>
+                <w:color w:val="262626"/>
+                <w:sz w:val="19"/>
+              </w:rPr>
+              <w:t>dilli@Dillion</w:t>
+            </w:r>
+            <w:proofErr w:type="spellEnd"/>
+            <w:r>
+              <w:rPr>
+                <w:rFonts w:ascii="宋体" w:eastAsia="宋体" w:hAnsi="宋体"/>
+                <w:color w:val="262626"/>
+                <w:sz w:val="19"/>
+              </w:rPr>
+              <w:t xml:space="preserve"> MINGW64 ~/desktop/q01</w:t>
             </w:r>
             <w:r>
               <w:rPr>
@@ -468,8 +706,18 @@
                 <w:sz w:val="19"/>
               </w:rPr>
               <w:br/>
-              <w:t>$ pwd</w:t>
-            </w:r>
+              <w:t xml:space="preserve">$ </w:t>
+            </w:r>
+            <w:proofErr w:type="spellStart"/>
+            <w:r>
+              <w:rPr>
+                <w:rFonts w:ascii="宋体" w:eastAsia="宋体" w:hAnsi="宋体"/>
+                <w:color w:val="262626"/>
+                <w:sz w:val="19"/>
+              </w:rPr>
+              <w:t>pwd</w:t>
+            </w:r>
+            <w:proofErr w:type="spellEnd"/>
             <w:r>
               <w:rPr>
                 <w:rFonts w:ascii="宋体" w:eastAsia="宋体" w:hAnsi="宋体"/>
@@ -477,7 +725,25 @@
                 <w:sz w:val="19"/>
               </w:rPr>
               <w:br/>
-              <w:t>/c/Users/dilli/desktop/q01</w:t>
+              <w:t>/c/Users/</w:t>
+            </w:r>
+            <w:proofErr w:type="spellStart"/>
+            <w:r>
+              <w:rPr>
+                <w:rFonts w:ascii="宋体" w:eastAsia="宋体" w:hAnsi="宋体"/>
+                <w:color w:val="262626"/>
+                <w:sz w:val="19"/>
+              </w:rPr>
+              <w:t>dilli</w:t>
+            </w:r>
+            <w:proofErr w:type="spellEnd"/>
+            <w:r>
+              <w:rPr>
+                <w:rFonts w:ascii="宋体" w:eastAsia="宋体" w:hAnsi="宋体"/>
+                <w:color w:val="262626"/>
+                <w:sz w:val="19"/>
+              </w:rPr>
+              <w:t>/desktop/q01</w:t>
             </w:r>
             <w:r>
               <w:rPr>
@@ -494,7 +760,24 @@
                 <w:sz w:val="19"/>
               </w:rPr>
               <w:br/>
-              <w:t>dilli@Dillion MINGW64 ~/desktop/q01</w:t>
+            </w:r>
+            <w:proofErr w:type="spellStart"/>
+            <w:r>
+              <w:rPr>
+                <w:rFonts w:ascii="宋体" w:eastAsia="宋体" w:hAnsi="宋体"/>
+                <w:color w:val="262626"/>
+                <w:sz w:val="19"/>
+              </w:rPr>
+              <w:t>dilli@Dillion</w:t>
+            </w:r>
+            <w:proofErr w:type="spellEnd"/>
+            <w:r>
+              <w:rPr>
+                <w:rFonts w:ascii="宋体" w:eastAsia="宋体" w:hAnsi="宋体"/>
+                <w:color w:val="262626"/>
+                <w:sz w:val="19"/>
+              </w:rPr>
+              <w:t xml:space="preserve"> MINGW64 ~/desktop/q01</w:t>
             </w:r>
             <w:r>
               <w:rPr>
@@ -521,7 +804,60 @@
                 <w:sz w:val="19"/>
               </w:rPr>
               <w:br/>
-              <w:t>drwxr-xr-x 1 dilli 197609 0 Aug 24 17:12 ./</w:t>
+            </w:r>
+            <w:proofErr w:type="spellStart"/>
+            <w:r>
+              <w:rPr>
+                <w:rFonts w:ascii="宋体" w:eastAsia="宋体" w:hAnsi="宋体"/>
+                <w:color w:val="262626"/>
+                <w:sz w:val="19"/>
+              </w:rPr>
+              <w:t>drwxr</w:t>
+            </w:r>
+            <w:proofErr w:type="spellEnd"/>
+            <w:r>
+              <w:rPr>
+                <w:rFonts w:ascii="宋体" w:eastAsia="宋体" w:hAnsi="宋体"/>
+                <w:color w:val="262626"/>
+                <w:sz w:val="19"/>
+              </w:rPr>
+              <w:t>-</w:t>
+            </w:r>
+            <w:proofErr w:type="spellStart"/>
+            <w:r>
+              <w:rPr>
+                <w:rFonts w:ascii="宋体" w:eastAsia="宋体" w:hAnsi="宋体"/>
+                <w:color w:val="262626"/>
+                <w:sz w:val="19"/>
+              </w:rPr>
+              <w:t>xr</w:t>
+            </w:r>
+            <w:proofErr w:type="spellEnd"/>
+            <w:r>
+              <w:rPr>
+                <w:rFonts w:ascii="宋体" w:eastAsia="宋体" w:hAnsi="宋体"/>
+                <w:color w:val="262626"/>
+                <w:sz w:val="19"/>
+              </w:rPr>
+              <w:t xml:space="preserve">-x 1 </w:t>
+            </w:r>
+            <w:proofErr w:type="spellStart"/>
+            <w:r>
+              <w:rPr>
+                <w:rFonts w:ascii="宋体" w:eastAsia="宋体" w:hAnsi="宋体"/>
+                <w:color w:val="262626"/>
+                <w:sz w:val="19"/>
+              </w:rPr>
+              <w:t>dilli</w:t>
+            </w:r>
+            <w:proofErr w:type="spellEnd"/>
+            <w:r>
+              <w:rPr>
+                <w:rFonts w:ascii="宋体" w:eastAsia="宋体" w:hAnsi="宋体"/>
+                <w:color w:val="262626"/>
+                <w:sz w:val="19"/>
+              </w:rPr>
+              <w:t xml:space="preserve"> 197609 0 Aug 24 17:12 ./</w:t>
             </w:r>
             <w:r>
               <w:rPr>
@@ -530,7 +866,60 @@
                 <w:sz w:val="19"/>
               </w:rPr>
               <w:br/>
-              <w:t>drwxr-xr-x 1 dilli 197609 0 Aug 24 17:11 ../</w:t>
+            </w:r>
+            <w:proofErr w:type="spellStart"/>
+            <w:r>
+              <w:rPr>
+                <w:rFonts w:ascii="宋体" w:eastAsia="宋体" w:hAnsi="宋体"/>
+                <w:color w:val="262626"/>
+                <w:sz w:val="19"/>
+              </w:rPr>
+              <w:t>drwxr</w:t>
+            </w:r>
+            <w:proofErr w:type="spellEnd"/>
+            <w:r>
+              <w:rPr>
+                <w:rFonts w:ascii="宋体" w:eastAsia="宋体" w:hAnsi="宋体"/>
+                <w:color w:val="262626"/>
+                <w:sz w:val="19"/>
+              </w:rPr>
+              <w:t>-</w:t>
+            </w:r>
+            <w:proofErr w:type="spellStart"/>
+            <w:r>
+              <w:rPr>
+                <w:rFonts w:ascii="宋体" w:eastAsia="宋体" w:hAnsi="宋体"/>
+                <w:color w:val="262626"/>
+                <w:sz w:val="19"/>
+              </w:rPr>
+              <w:t>xr</w:t>
+            </w:r>
+            <w:proofErr w:type="spellEnd"/>
+            <w:r>
+              <w:rPr>
+                <w:rFonts w:ascii="宋体" w:eastAsia="宋体" w:hAnsi="宋体"/>
+                <w:color w:val="262626"/>
+                <w:sz w:val="19"/>
+              </w:rPr>
+              <w:t xml:space="preserve">-x 1 </w:t>
+            </w:r>
+            <w:proofErr w:type="spellStart"/>
+            <w:r>
+              <w:rPr>
+                <w:rFonts w:ascii="宋体" w:eastAsia="宋体" w:hAnsi="宋体"/>
+                <w:color w:val="262626"/>
+                <w:sz w:val="19"/>
+              </w:rPr>
+              <w:t>dilli</w:t>
+            </w:r>
+            <w:proofErr w:type="spellEnd"/>
+            <w:r>
+              <w:rPr>
+                <w:rFonts w:ascii="宋体" w:eastAsia="宋体" w:hAnsi="宋体"/>
+                <w:color w:val="262626"/>
+                <w:sz w:val="19"/>
+              </w:rPr>
+              <w:t xml:space="preserve"> 197609 0 Aug 24 17:11 ../</w:t>
             </w:r>
             <w:r>
               <w:rPr>
@@ -539,7 +928,60 @@
                 <w:sz w:val="19"/>
               </w:rPr>
               <w:br/>
-              <w:t>drwxr-xr-x 1 dilli 197609 0 Aug 24 17:12 docs/</w:t>
+            </w:r>
+            <w:proofErr w:type="spellStart"/>
+            <w:r>
+              <w:rPr>
+                <w:rFonts w:ascii="宋体" w:eastAsia="宋体" w:hAnsi="宋体"/>
+                <w:color w:val="262626"/>
+                <w:sz w:val="19"/>
+              </w:rPr>
+              <w:t>drwxr</w:t>
+            </w:r>
+            <w:proofErr w:type="spellEnd"/>
+            <w:r>
+              <w:rPr>
+                <w:rFonts w:ascii="宋体" w:eastAsia="宋体" w:hAnsi="宋体"/>
+                <w:color w:val="262626"/>
+                <w:sz w:val="19"/>
+              </w:rPr>
+              <w:t>-</w:t>
+            </w:r>
+            <w:proofErr w:type="spellStart"/>
+            <w:r>
+              <w:rPr>
+                <w:rFonts w:ascii="宋体" w:eastAsia="宋体" w:hAnsi="宋体"/>
+                <w:color w:val="262626"/>
+                <w:sz w:val="19"/>
+              </w:rPr>
+              <w:t>xr</w:t>
+            </w:r>
+            <w:proofErr w:type="spellEnd"/>
+            <w:r>
+              <w:rPr>
+                <w:rFonts w:ascii="宋体" w:eastAsia="宋体" w:hAnsi="宋体"/>
+                <w:color w:val="262626"/>
+                <w:sz w:val="19"/>
+              </w:rPr>
+              <w:t xml:space="preserve">-x 1 </w:t>
+            </w:r>
+            <w:proofErr w:type="spellStart"/>
+            <w:r>
+              <w:rPr>
+                <w:rFonts w:ascii="宋体" w:eastAsia="宋体" w:hAnsi="宋体"/>
+                <w:color w:val="262626"/>
+                <w:sz w:val="19"/>
+              </w:rPr>
+              <w:t>dilli</w:t>
+            </w:r>
+            <w:proofErr w:type="spellEnd"/>
+            <w:r>
+              <w:rPr>
+                <w:rFonts w:ascii="宋体" w:eastAsia="宋体" w:hAnsi="宋体"/>
+                <w:color w:val="262626"/>
+                <w:sz w:val="19"/>
+              </w:rPr>
+              <w:t xml:space="preserve"> 197609 0 Aug 24 17:12 docs/</w:t>
             </w:r>
             <w:r>
               <w:rPr>
@@ -556,7 +998,43 @@
                 <w:sz w:val="19"/>
               </w:rPr>
               <w:lastRenderedPageBreak/>
-              <w:t>-rw-r--r-- 1 dilli 197609 24 Aug 24 08:19 run.log</w:t>
+              <w:t>-</w:t>
+            </w:r>
+            <w:proofErr w:type="spellStart"/>
+            <w:r>
+              <w:rPr>
+                <w:rFonts w:ascii="宋体" w:eastAsia="宋体" w:hAnsi="宋体"/>
+                <w:color w:val="262626"/>
+                <w:sz w:val="19"/>
+              </w:rPr>
+              <w:t>rw</w:t>
+            </w:r>
+            <w:proofErr w:type="spellEnd"/>
+            <w:r>
+              <w:rPr>
+                <w:rFonts w:ascii="宋体" w:eastAsia="宋体" w:hAnsi="宋体"/>
+                <w:color w:val="262626"/>
+                <w:sz w:val="19"/>
+              </w:rPr>
+              <w:t xml:space="preserve">-r--r-- 1 </w:t>
+            </w:r>
+            <w:proofErr w:type="spellStart"/>
+            <w:r>
+              <w:rPr>
+                <w:rFonts w:ascii="宋体" w:eastAsia="宋体" w:hAnsi="宋体"/>
+                <w:color w:val="262626"/>
+                <w:sz w:val="19"/>
+              </w:rPr>
+              <w:t>dilli</w:t>
+            </w:r>
+            <w:proofErr w:type="spellEnd"/>
+            <w:r>
+              <w:rPr>
+                <w:rFonts w:ascii="宋体" w:eastAsia="宋体" w:hAnsi="宋体"/>
+                <w:color w:val="262626"/>
+                <w:sz w:val="19"/>
+              </w:rPr>
+              <w:t xml:space="preserve"> 197609 24 Aug 24 08:19 run.log</w:t>
             </w:r>
             <w:r>
               <w:rPr>
@@ -565,7 +1043,78 @@
                 <w:sz w:val="19"/>
               </w:rPr>
               <w:br/>
-              <w:t>drwxr-xr-x 1 dilli 197609 0 Aug 24 17:12 tmp/</w:t>
+            </w:r>
+            <w:proofErr w:type="spellStart"/>
+            <w:r>
+              <w:rPr>
+                <w:rFonts w:ascii="宋体" w:eastAsia="宋体" w:hAnsi="宋体"/>
+                <w:color w:val="262626"/>
+                <w:sz w:val="19"/>
+              </w:rPr>
+              <w:t>drwxr</w:t>
+            </w:r>
+            <w:proofErr w:type="spellEnd"/>
+            <w:r>
+              <w:rPr>
+                <w:rFonts w:ascii="宋体" w:eastAsia="宋体" w:hAnsi="宋体"/>
+                <w:color w:val="262626"/>
+                <w:sz w:val="19"/>
+              </w:rPr>
+              <w:t>-</w:t>
+            </w:r>
+            <w:proofErr w:type="spellStart"/>
+            <w:r>
+              <w:rPr>
+                <w:rFonts w:ascii="宋体" w:eastAsia="宋体" w:hAnsi="宋体"/>
+                <w:color w:val="262626"/>
+                <w:sz w:val="19"/>
+              </w:rPr>
+              <w:t>xr</w:t>
+            </w:r>
+            <w:proofErr w:type="spellEnd"/>
+            <w:r>
+              <w:rPr>
+                <w:rFonts w:ascii="宋体" w:eastAsia="宋体" w:hAnsi="宋体"/>
+                <w:color w:val="262626"/>
+                <w:sz w:val="19"/>
+              </w:rPr>
+              <w:t xml:space="preserve">-x 1 </w:t>
+            </w:r>
+            <w:proofErr w:type="spellStart"/>
+            <w:r>
+              <w:rPr>
+                <w:rFonts w:ascii="宋体" w:eastAsia="宋体" w:hAnsi="宋体"/>
+                <w:color w:val="262626"/>
+                <w:sz w:val="19"/>
+              </w:rPr>
+              <w:t>dilli</w:t>
+            </w:r>
+            <w:proofErr w:type="spellEnd"/>
+            <w:r>
+              <w:rPr>
+                <w:rFonts w:ascii="宋体" w:eastAsia="宋体" w:hAnsi="宋体"/>
+                <w:color w:val="262626"/>
+                <w:sz w:val="19"/>
+              </w:rPr>
+              <w:t xml:space="preserve"> 197609 0 Aug 24 17:12 </w:t>
+            </w:r>
+            <w:proofErr w:type="spellStart"/>
+            <w:r>
+              <w:rPr>
+                <w:rFonts w:ascii="宋体" w:eastAsia="宋体" w:hAnsi="宋体"/>
+                <w:color w:val="262626"/>
+                <w:sz w:val="19"/>
+              </w:rPr>
+              <w:t>tmp</w:t>
+            </w:r>
+            <w:proofErr w:type="spellEnd"/>
+            <w:r>
+              <w:rPr>
+                <w:rFonts w:ascii="宋体" w:eastAsia="宋体" w:hAnsi="宋体"/>
+                <w:color w:val="262626"/>
+                <w:sz w:val="19"/>
+              </w:rPr>
+              <w:t>/</w:t>
             </w:r>
           </w:p>
         </w:tc>
@@ -592,7 +1141,61 @@
           <w:color w:val="333333"/>
           <w:sz w:val="21"/>
         </w:rPr>
-        <w:t>把 input 下所有 .txt 文件复制到 work/25020007177/，保留相对目录结构并正确处理名称中的空格：</w:t>
+        <w:t xml:space="preserve">把 input </w:t>
+      </w:r>
+      <w:proofErr w:type="spellStart"/>
+      <w:r>
+        <w:rPr>
+          <w:rFonts w:ascii="宋体" w:eastAsia="宋体" w:hAnsi="宋体"/>
+          <w:color w:val="333333"/>
+          <w:sz w:val="21"/>
+        </w:rPr>
+        <w:t>下所有</w:t>
+      </w:r>
+      <w:proofErr w:type="spellEnd"/>
+      <w:r>
+        <w:rPr>
+          <w:rFonts w:ascii="宋体" w:eastAsia="宋体" w:hAnsi="宋体"/>
+          <w:color w:val="333333"/>
+          <w:sz w:val="21"/>
+        </w:rPr>
+        <w:t xml:space="preserve"> .txt </w:t>
+      </w:r>
+      <w:proofErr w:type="spellStart"/>
+      <w:r>
+        <w:rPr>
+          <w:rFonts w:ascii="宋体" w:eastAsia="宋体" w:hAnsi="宋体"/>
+          <w:color w:val="333333"/>
+          <w:sz w:val="21"/>
+        </w:rPr>
+        <w:t>文件复制到</w:t>
+      </w:r>
+      <w:proofErr w:type="spellEnd"/>
+      <w:r>
+        <w:rPr>
+          <w:rFonts w:ascii="宋体" w:eastAsia="宋体" w:hAnsi="宋体"/>
+          <w:color w:val="333333"/>
+          <w:sz w:val="21"/>
+        </w:rPr>
+        <w:t xml:space="preserve"> work/25020007177/，</w:t>
+      </w:r>
+      <w:proofErr w:type="spellStart"/>
+      <w:r>
+        <w:rPr>
+          <w:rFonts w:ascii="宋体" w:eastAsia="宋体" w:hAnsi="宋体"/>
+          <w:color w:val="333333"/>
+          <w:sz w:val="21"/>
+        </w:rPr>
+        <w:t>保留相对目录结构并正确处理名称中的空格</w:t>
+      </w:r>
+      <w:proofErr w:type="spellEnd"/>
+      <w:r>
+        <w:rPr>
+          <w:rFonts w:ascii="宋体" w:eastAsia="宋体" w:hAnsi="宋体"/>
+          <w:color w:val="333333"/>
+          <w:sz w:val="21"/>
+        </w:rPr>
+        <w:t>：</w:t>
       </w:r>
     </w:p>
     <w:tbl>
@@ -632,13 +1235,23 @@
                 <w:rFonts w:ascii="宋体" w:eastAsia="宋体" w:hAnsi="宋体" w:hint="eastAsia"/>
               </w:rPr>
             </w:pPr>
-            <w:r>
-              <w:rPr>
-                <w:rFonts w:ascii="宋体" w:eastAsia="宋体" w:hAnsi="宋体"/>
-                <w:color w:val="262626"/>
-                <w:sz w:val="19"/>
-              </w:rPr>
-              <w:t>dilli@Dillion MINGW64 ~/desktop/q01</w:t>
+            <w:proofErr w:type="spellStart"/>
+            <w:r>
+              <w:rPr>
+                <w:rFonts w:ascii="宋体" w:eastAsia="宋体" w:hAnsi="宋体"/>
+                <w:color w:val="262626"/>
+                <w:sz w:val="19"/>
+              </w:rPr>
+              <w:t>dilli@Dillion</w:t>
+            </w:r>
+            <w:proofErr w:type="spellEnd"/>
+            <w:r>
+              <w:rPr>
+                <w:rFonts w:ascii="宋体" w:eastAsia="宋体" w:hAnsi="宋体"/>
+                <w:color w:val="262626"/>
+                <w:sz w:val="19"/>
+              </w:rPr>
+              <w:t xml:space="preserve"> MINGW64 ~/desktop/q01</w:t>
             </w:r>
             <w:r>
               <w:rPr>
@@ -734,13 +1347,23 @@
                 <w:rFonts w:ascii="宋体" w:eastAsia="宋体" w:hAnsi="宋体" w:hint="eastAsia"/>
               </w:rPr>
             </w:pPr>
-            <w:r>
-              <w:rPr>
-                <w:rFonts w:ascii="宋体" w:eastAsia="宋体" w:hAnsi="宋体"/>
-                <w:color w:val="262626"/>
-                <w:sz w:val="19"/>
-              </w:rPr>
-              <w:t>dilli@Dillion MINGW64 ~/desktop/q01</w:t>
+            <w:proofErr w:type="spellStart"/>
+            <w:r>
+              <w:rPr>
+                <w:rFonts w:ascii="宋体" w:eastAsia="宋体" w:hAnsi="宋体"/>
+                <w:color w:val="262626"/>
+                <w:sz w:val="19"/>
+              </w:rPr>
+              <w:t>dilli@Dillion</w:t>
+            </w:r>
+            <w:proofErr w:type="spellEnd"/>
+            <w:r>
+              <w:rPr>
+                <w:rFonts w:ascii="宋体" w:eastAsia="宋体" w:hAnsi="宋体"/>
+                <w:color w:val="262626"/>
+                <w:sz w:val="19"/>
+              </w:rPr>
+              <w:t xml:space="preserve"> MINGW64 ~/desktop/q01</w:t>
             </w:r>
             <w:r>
               <w:rPr>
@@ -749,7 +1372,25 @@
                 <w:sz w:val="19"/>
               </w:rPr>
               <w:br/>
-              <w:t>$ find "work/25020007177/" -type d -exec chmod 750 {} \;</w:t>
+              <w:t xml:space="preserve">$ find "work/25020007177/" -type d -exec </w:t>
+            </w:r>
+            <w:proofErr w:type="spellStart"/>
+            <w:r>
+              <w:rPr>
+                <w:rFonts w:ascii="宋体" w:eastAsia="宋体" w:hAnsi="宋体"/>
+                <w:color w:val="262626"/>
+                <w:sz w:val="19"/>
+              </w:rPr>
+              <w:t>chmod</w:t>
+            </w:r>
+            <w:proofErr w:type="spellEnd"/>
+            <w:r>
+              <w:rPr>
+                <w:rFonts w:ascii="宋体" w:eastAsia="宋体" w:hAnsi="宋体"/>
+                <w:color w:val="262626"/>
+                <w:sz w:val="19"/>
+              </w:rPr>
+              <w:t xml:space="preserve"> 750 {} \;</w:t>
             </w:r>
             <w:r>
               <w:rPr>
@@ -766,7 +1407,24 @@
                 <w:sz w:val="19"/>
               </w:rPr>
               <w:br/>
-              <w:t>dilli@Dillion MINGW64 ~/desktop/q01</w:t>
+            </w:r>
+            <w:proofErr w:type="spellStart"/>
+            <w:r>
+              <w:rPr>
+                <w:rFonts w:ascii="宋体" w:eastAsia="宋体" w:hAnsi="宋体"/>
+                <w:color w:val="262626"/>
+                <w:sz w:val="19"/>
+              </w:rPr>
+              <w:t>dilli@Dillion</w:t>
+            </w:r>
+            <w:proofErr w:type="spellEnd"/>
+            <w:r>
+              <w:rPr>
+                <w:rFonts w:ascii="宋体" w:eastAsia="宋体" w:hAnsi="宋体"/>
+                <w:color w:val="262626"/>
+                <w:sz w:val="19"/>
+              </w:rPr>
+              <w:t xml:space="preserve"> MINGW64 ~/desktop/q01</w:t>
             </w:r>
             <w:r>
               <w:rPr>
@@ -775,7 +1433,25 @@
                 <w:sz w:val="19"/>
               </w:rPr>
               <w:br/>
-              <w:t>$ find "work/25020007177/" -type f -exec chmod 640 {} \;</w:t>
+              <w:t xml:space="preserve">$ find "work/25020007177/" -type f -exec </w:t>
+            </w:r>
+            <w:proofErr w:type="spellStart"/>
+            <w:r>
+              <w:rPr>
+                <w:rFonts w:ascii="宋体" w:eastAsia="宋体" w:hAnsi="宋体"/>
+                <w:color w:val="262626"/>
+                <w:sz w:val="19"/>
+              </w:rPr>
+              <w:t>chmod</w:t>
+            </w:r>
+            <w:proofErr w:type="spellEnd"/>
+            <w:r>
+              <w:rPr>
+                <w:rFonts w:ascii="宋体" w:eastAsia="宋体" w:hAnsi="宋体"/>
+                <w:color w:val="262626"/>
+                <w:sz w:val="19"/>
+              </w:rPr>
+              <w:t xml:space="preserve"> 640 {} \;</w:t>
             </w:r>
             <w:r>
               <w:rPr>
@@ -792,7 +1468,24 @@
                 <w:sz w:val="19"/>
               </w:rPr>
               <w:br/>
-              <w:t>dilli@Dillion MINGW64 ~/desktop/q01</w:t>
+            </w:r>
+            <w:proofErr w:type="spellStart"/>
+            <w:r>
+              <w:rPr>
+                <w:rFonts w:ascii="宋体" w:eastAsia="宋体" w:hAnsi="宋体"/>
+                <w:color w:val="262626"/>
+                <w:sz w:val="19"/>
+              </w:rPr>
+              <w:t>dilli@Dillion</w:t>
+            </w:r>
+            <w:proofErr w:type="spellEnd"/>
+            <w:r>
+              <w:rPr>
+                <w:rFonts w:ascii="宋体" w:eastAsia="宋体" w:hAnsi="宋体"/>
+                <w:color w:val="262626"/>
+                <w:sz w:val="19"/>
+              </w:rPr>
+              <w:t xml:space="preserve"> MINGW64 ~/desktop/q01</w:t>
             </w:r>
             <w:r>
               <w:rPr>
@@ -818,7 +1511,24 @@
                 <w:sz w:val="19"/>
               </w:rPr>
               <w:br/>
-              <w:t>dilli@Dillion MINGW64 ~/desktop/q01/work/25020007177</w:t>
+            </w:r>
+            <w:proofErr w:type="spellStart"/>
+            <w:r>
+              <w:rPr>
+                <w:rFonts w:ascii="宋体" w:eastAsia="宋体" w:hAnsi="宋体"/>
+                <w:color w:val="262626"/>
+                <w:sz w:val="19"/>
+              </w:rPr>
+              <w:t>dilli@Dillion</w:t>
+            </w:r>
+            <w:proofErr w:type="spellEnd"/>
+            <w:r>
+              <w:rPr>
+                <w:rFonts w:ascii="宋体" w:eastAsia="宋体" w:hAnsi="宋体"/>
+                <w:color w:val="262626"/>
+                <w:sz w:val="19"/>
+              </w:rPr>
+              <w:t xml:space="preserve"> MINGW64 ~/desktop/q01/work/25020007177</w:t>
             </w:r>
             <w:r>
               <w:rPr>
@@ -827,7 +1537,25 @@
                 <w:sz w:val="19"/>
               </w:rPr>
               <w:br/>
-              <w:t>$ find . -type f -printf "%P &amp;s\n" &gt; inventory.txt</w:t>
+              <w:t>$ find . -type f -</w:t>
+            </w:r>
+            <w:proofErr w:type="spellStart"/>
+            <w:r>
+              <w:rPr>
+                <w:rFonts w:ascii="宋体" w:eastAsia="宋体" w:hAnsi="宋体"/>
+                <w:color w:val="262626"/>
+                <w:sz w:val="19"/>
+              </w:rPr>
+              <w:t>printf</w:t>
+            </w:r>
+            <w:proofErr w:type="spellEnd"/>
+            <w:r>
+              <w:rPr>
+                <w:rFonts w:ascii="宋体" w:eastAsia="宋体" w:hAnsi="宋体"/>
+                <w:color w:val="262626"/>
+                <w:sz w:val="19"/>
+              </w:rPr>
+              <w:t xml:space="preserve"> "%P &amp;s\n" &gt; inventory.txt</w:t>
             </w:r>
             <w:r>
               <w:rPr>
@@ -844,7 +1572,25 @@
                 <w:sz w:val="19"/>
               </w:rPr>
               <w:br/>
-              <w:t>dilli@Dillion MINGW64 ~/desktop/q01/work/25020007177</w:t>
+              <w:t>d</w:t>
+            </w:r>
+            <w:proofErr w:type="spellStart"/>
+            <w:r>
+              <w:rPr>
+                <w:rFonts w:ascii="宋体" w:eastAsia="宋体" w:hAnsi="宋体"/>
+                <w:color w:val="262626"/>
+                <w:sz w:val="19"/>
+              </w:rPr>
+              <w:t>illi@Dillion</w:t>
+            </w:r>
+            <w:proofErr w:type="spellEnd"/>
+            <w:r>
+              <w:rPr>
+                <w:rFonts w:ascii="宋体" w:eastAsia="宋体" w:hAnsi="宋体"/>
+                <w:color w:val="262626"/>
+                <w:sz w:val="19"/>
+              </w:rPr>
+              <w:t xml:space="preserve"> MINGW64 ~/desktop/q01/work</w:t>
             </w:r>
             <w:r>
               <w:rPr>
@@ -862,94 +1608,6 @@
                 <w:sz w:val="19"/>
               </w:rPr>
               <w:br/>
-              <w:t>input/docs/notes one.txt &amp;</w:t>
-            </w:r>
-            <w:r>
-              <w:rPr>
-                <w:rFonts w:ascii="宋体" w:eastAsia="宋体" w:hAnsi="宋体"/>
-                <w:color w:val="262626"/>
-                <w:sz w:val="19"/>
-              </w:rPr>
-              <w:br/>
-              <w:t>input/docs/secret.txt &amp;</w:t>
-            </w:r>
-            <w:r>
-              <w:rPr>
-                <w:rFonts w:ascii="宋体" w:eastAsia="宋体" w:hAnsi="宋体"/>
-                <w:color w:val="262626"/>
-                <w:sz w:val="19"/>
-              </w:rPr>
-              <w:br/>
-              <w:t>input/tmp/empty.txt &amp;</w:t>
-            </w:r>
-            <w:r>
-              <w:rPr>
-                <w:rFonts w:ascii="宋体" w:eastAsia="宋体" w:hAnsi="宋体"/>
-                <w:color w:val="262626"/>
-                <w:sz w:val="19"/>
-              </w:rPr>
-              <w:br/>
-              <w:t>inventory.txt &amp;</w:t>
-            </w:r>
-            <w:r>
-              <w:rPr>
-                <w:rFonts w:ascii="宋体" w:eastAsia="宋体" w:hAnsi="宋体"/>
-                <w:color w:val="262626"/>
-                <w:sz w:val="19"/>
-              </w:rPr>
-              <w:br/>
-            </w:r>
-            <w:r>
-              <w:rPr>
-                <w:rFonts w:ascii="宋体" w:eastAsia="宋体" w:hAnsi="宋体"/>
-                <w:color w:val="262626"/>
-                <w:sz w:val="19"/>
-              </w:rPr>
-              <w:br/>
-              <w:t>dilli@Dillion MINGW64 ~/desktop/q01/work/25020007177</w:t>
-            </w:r>
-            <w:r>
-              <w:rPr>
-                <w:rFonts w:ascii="宋体" w:eastAsia="宋体" w:hAnsi="宋体"/>
-                <w:color w:val="262626"/>
-                <w:sz w:val="19"/>
-              </w:rPr>
-              <w:br/>
-              <w:t>$ cd ..</w:t>
-            </w:r>
-            <w:r>
-              <w:rPr>
-                <w:rFonts w:ascii="宋体" w:eastAsia="宋体" w:hAnsi="宋体"/>
-                <w:color w:val="262626"/>
-                <w:sz w:val="19"/>
-              </w:rPr>
-              <w:br/>
-            </w:r>
-            <w:r>
-              <w:rPr>
-                <w:rFonts w:ascii="宋体" w:eastAsia="宋体" w:hAnsi="宋体"/>
-                <w:color w:val="262626"/>
-                <w:sz w:val="19"/>
-              </w:rPr>
-              <w:br/>
-              <w:t>dilli@Dillion MINGW64 ~/desktop/q01/work</w:t>
-            </w:r>
-            <w:r>
-              <w:rPr>
-                <w:rFonts w:ascii="宋体" w:eastAsia="宋体" w:hAnsi="宋体"/>
-                <w:color w:val="262626"/>
-                <w:sz w:val="19"/>
-              </w:rPr>
-              <w:br/>
-              <w:t>$ cat inventory.txt</w:t>
-            </w:r>
-            <w:r>
-              <w:rPr>
-                <w:rFonts w:ascii="宋体" w:eastAsia="宋体" w:hAnsi="宋体"/>
-                <w:color w:val="262626"/>
-                <w:sz w:val="19"/>
-              </w:rPr>
-              <w:br/>
               <w:t>25020007177/input/docs/notes one.txt 11</w:t>
             </w:r>
             <w:r>
@@ -968,7 +1626,25 @@
                 <w:sz w:val="19"/>
               </w:rPr>
               <w:br/>
-              <w:t>25020007177/input/tmp/empty.txt 0</w:t>
+              <w:t>25020007177/input/</w:t>
+            </w:r>
+            <w:proofErr w:type="spellStart"/>
+            <w:r>
+              <w:rPr>
+                <w:rFonts w:ascii="宋体" w:eastAsia="宋体" w:hAnsi="宋体"/>
+                <w:color w:val="262626"/>
+                <w:sz w:val="19"/>
+              </w:rPr>
+              <w:t>tmp</w:t>
+            </w:r>
+            <w:proofErr w:type="spellEnd"/>
+            <w:r>
+              <w:rPr>
+                <w:rFonts w:ascii="宋体" w:eastAsia="宋体" w:hAnsi="宋体"/>
+                <w:color w:val="262626"/>
+                <w:sz w:val="19"/>
+              </w:rPr>
+              <w:t>/empty.txt 0</w:t>
             </w:r>
             <w:r>
               <w:rPr>
@@ -1006,7 +1682,6 @@
           <w:color w:val="595959"/>
           <w:lang w:eastAsia="zh-CN"/>
         </w:rPr>
-        <w:lastRenderedPageBreak/>
         <w:t>2. 运行结果与分析</w:t>
       </w:r>
     </w:p>
@@ -1078,7 +1753,43 @@
           <w:color w:val="333333"/>
           <w:sz w:val="21"/>
         </w:rPr>
-        <w:t>在 q02 中创建 access.csv，并使用下方给定数据完成日志统计。</w:t>
+        <w:t xml:space="preserve">在 q02 </w:t>
+      </w:r>
+      <w:proofErr w:type="spellStart"/>
+      <w:r>
+        <w:rPr>
+          <w:rFonts w:ascii="宋体" w:eastAsia="宋体" w:hAnsi="宋体"/>
+          <w:color w:val="333333"/>
+          <w:sz w:val="21"/>
+        </w:rPr>
+        <w:t>中创建</w:t>
+      </w:r>
+      <w:proofErr w:type="spellEnd"/>
+      <w:r>
+        <w:rPr>
+          <w:rFonts w:ascii="宋体" w:eastAsia="宋体" w:hAnsi="宋体"/>
+          <w:color w:val="333333"/>
+          <w:sz w:val="21"/>
+        </w:rPr>
+        <w:t xml:space="preserve"> </w:t>
+      </w:r>
+      <w:proofErr w:type="spellStart"/>
+      <w:r>
+        <w:rPr>
+          <w:rFonts w:ascii="宋体" w:eastAsia="宋体" w:hAnsi="宋体"/>
+          <w:color w:val="333333"/>
+          <w:sz w:val="21"/>
+        </w:rPr>
+        <w:t>access.csv，并使用下方给定数据完成日志统计</w:t>
+      </w:r>
+      <w:proofErr w:type="spellEnd"/>
+      <w:r>
+        <w:rPr>
+          <w:rFonts w:ascii="宋体" w:eastAsia="宋体" w:hAnsi="宋体"/>
+          <w:color w:val="333333"/>
+          <w:sz w:val="21"/>
+        </w:rPr>
+        <w:t>。</w:t>
       </w:r>
     </w:p>
     <w:p>
@@ -1094,7 +1805,26 @@
           <w:b/>
           <w:color w:val="595959"/>
         </w:rPr>
-        <w:t>1. 给定数据内容 (access.csv)</w:t>
+        <w:lastRenderedPageBreak/>
+        <w:t xml:space="preserve">1. </w:t>
+      </w:r>
+      <w:proofErr w:type="spellStart"/>
+      <w:r>
+        <w:rPr>
+          <w:rFonts w:ascii="宋体" w:eastAsia="宋体" w:hAnsi="宋体"/>
+          <w:b/>
+          <w:color w:val="595959"/>
+        </w:rPr>
+        <w:t>给定数据内容</w:t>
+      </w:r>
+      <w:proofErr w:type="spellEnd"/>
+      <w:r>
+        <w:rPr>
+          <w:rFonts w:ascii="宋体" w:eastAsia="宋体" w:hAnsi="宋体"/>
+          <w:b/>
+          <w:color w:val="595959"/>
+        </w:rPr>
+        <w:t xml:space="preserve"> (access.csv)</w:t>
       </w:r>
     </w:p>
     <w:tbl>
@@ -1134,6 +1864,7 @@
                 <w:rFonts w:ascii="宋体" w:eastAsia="宋体" w:hAnsi="宋体" w:hint="eastAsia"/>
               </w:rPr>
             </w:pPr>
+            <w:proofErr w:type="spellStart"/>
             <w:r>
               <w:rPr>
                 <w:rFonts w:ascii="宋体" w:eastAsia="宋体" w:hAnsi="宋体"/>
@@ -1142,6 +1873,7 @@
               </w:rPr>
               <w:t>timestamp,user,path,status,latency_ms</w:t>
             </w:r>
+            <w:proofErr w:type="spellEnd"/>
             <w:r>
               <w:rPr>
                 <w:rFonts w:ascii="宋体" w:eastAsia="宋体" w:hAnsi="宋体"/>
@@ -1149,7 +1881,25 @@
                 <w:sz w:val="19"/>
               </w:rPr>
               <w:br/>
-              <w:t>09:00:01,alice,/api/users,200,120</w:t>
+              <w:t>09:00:01,alice,/</w:t>
+            </w:r>
+            <w:proofErr w:type="spellStart"/>
+            <w:r>
+              <w:rPr>
+                <w:rFonts w:ascii="宋体" w:eastAsia="宋体" w:hAnsi="宋体"/>
+                <w:color w:val="262626"/>
+                <w:sz w:val="19"/>
+              </w:rPr>
+              <w:t>api</w:t>
+            </w:r>
+            <w:proofErr w:type="spellEnd"/>
+            <w:r>
+              <w:rPr>
+                <w:rFonts w:ascii="宋体" w:eastAsia="宋体" w:hAnsi="宋体"/>
+                <w:color w:val="262626"/>
+                <w:sz w:val="19"/>
+              </w:rPr>
+              <w:t>/users,200,120</w:t>
             </w:r>
             <w:r>
               <w:rPr>
@@ -1158,7 +1908,25 @@
                 <w:sz w:val="19"/>
               </w:rPr>
               <w:br/>
-              <w:t>09:00:02,bob,/api/orders,500,310</w:t>
+              <w:t>09:00:02,bob,/</w:t>
+            </w:r>
+            <w:proofErr w:type="spellStart"/>
+            <w:r>
+              <w:rPr>
+                <w:rFonts w:ascii="宋体" w:eastAsia="宋体" w:hAnsi="宋体"/>
+                <w:color w:val="262626"/>
+                <w:sz w:val="19"/>
+              </w:rPr>
+              <w:t>api</w:t>
+            </w:r>
+            <w:proofErr w:type="spellEnd"/>
+            <w:r>
+              <w:rPr>
+                <w:rFonts w:ascii="宋体" w:eastAsia="宋体" w:hAnsi="宋体"/>
+                <w:color w:val="262626"/>
+                <w:sz w:val="19"/>
+              </w:rPr>
+              <w:t>/orders,500,310</w:t>
             </w:r>
             <w:r>
               <w:rPr>
@@ -1167,7 +1935,25 @@
                 <w:sz w:val="19"/>
               </w:rPr>
               <w:br/>
-              <w:t>09:00:03,alice,/api/users,503,180</w:t>
+              <w:t>09:00:03,alice,/</w:t>
+            </w:r>
+            <w:proofErr w:type="spellStart"/>
+            <w:r>
+              <w:rPr>
+                <w:rFonts w:ascii="宋体" w:eastAsia="宋体" w:hAnsi="宋体"/>
+                <w:color w:val="262626"/>
+                <w:sz w:val="19"/>
+              </w:rPr>
+              <w:t>api</w:t>
+            </w:r>
+            <w:proofErr w:type="spellEnd"/>
+            <w:r>
+              <w:rPr>
+                <w:rFonts w:ascii="宋体" w:eastAsia="宋体" w:hAnsi="宋体"/>
+                <w:color w:val="262626"/>
+                <w:sz w:val="19"/>
+              </w:rPr>
+              <w:t>/users,503,180</w:t>
             </w:r>
             <w:r>
               <w:rPr>
@@ -1185,7 +1971,25 @@
                 <w:sz w:val="19"/>
               </w:rPr>
               <w:br/>
-              <w:t>09:00:05,bob,/api/orders,502,260</w:t>
+              <w:t>09:00:05,bob,/</w:t>
+            </w:r>
+            <w:proofErr w:type="spellStart"/>
+            <w:r>
+              <w:rPr>
+                <w:rFonts w:ascii="宋体" w:eastAsia="宋体" w:hAnsi="宋体"/>
+                <w:color w:val="262626"/>
+                <w:sz w:val="19"/>
+              </w:rPr>
+              <w:t>api</w:t>
+            </w:r>
+            <w:proofErr w:type="spellEnd"/>
+            <w:r>
+              <w:rPr>
+                <w:rFonts w:ascii="宋体" w:eastAsia="宋体" w:hAnsi="宋体"/>
+                <w:color w:val="262626"/>
+                <w:sz w:val="19"/>
+              </w:rPr>
+              <w:t>/orders,502,260</w:t>
             </w:r>
             <w:r>
               <w:rPr>
@@ -1203,7 +2007,25 @@
                 <w:sz w:val="19"/>
               </w:rPr>
               <w:br/>
-              <w:t>09:00:07,alice,/api/orders,500,420</w:t>
+              <w:t>09:00:07,alice,/</w:t>
+            </w:r>
+            <w:proofErr w:type="spellStart"/>
+            <w:r>
+              <w:rPr>
+                <w:rFonts w:ascii="宋体" w:eastAsia="宋体" w:hAnsi="宋体"/>
+                <w:color w:val="262626"/>
+                <w:sz w:val="19"/>
+              </w:rPr>
+              <w:t>api</w:t>
+            </w:r>
+            <w:proofErr w:type="spellEnd"/>
+            <w:r>
+              <w:rPr>
+                <w:rFonts w:ascii="宋体" w:eastAsia="宋体" w:hAnsi="宋体"/>
+                <w:color w:val="262626"/>
+                <w:sz w:val="19"/>
+              </w:rPr>
+              <w:t>/orders,500,420</w:t>
             </w:r>
             <w:r>
               <w:rPr>
@@ -1212,7 +2034,25 @@
                 <w:sz w:val="19"/>
               </w:rPr>
               <w:br/>
-              <w:t>09:00:08,carol,/api/users,500,150</w:t>
+              <w:t>09:00:08,carol,/</w:t>
+            </w:r>
+            <w:proofErr w:type="spellStart"/>
+            <w:r>
+              <w:rPr>
+                <w:rFonts w:ascii="宋体" w:eastAsia="宋体" w:hAnsi="宋体"/>
+                <w:color w:val="262626"/>
+                <w:sz w:val="19"/>
+              </w:rPr>
+              <w:t>api</w:t>
+            </w:r>
+            <w:proofErr w:type="spellEnd"/>
+            <w:r>
+              <w:rPr>
+                <w:rFonts w:ascii="宋体" w:eastAsia="宋体" w:hAnsi="宋体"/>
+                <w:color w:val="262626"/>
+                <w:sz w:val="19"/>
+              </w:rPr>
+              <w:t>/users,500,150</w:t>
             </w:r>
           </w:p>
         </w:tc>
@@ -1313,7 +2153,61 @@
                 <w:sz w:val="19"/>
               </w:rPr>
               <w:br/>
-              <w:t xml:space="preserve">    echo "错误: 文件 '$1' 不存在" &gt;&amp;2</w:t>
+              <w:t xml:space="preserve">    echo "</w:t>
+            </w:r>
+            <w:proofErr w:type="spellStart"/>
+            <w:r>
+              <w:rPr>
+                <w:rFonts w:ascii="宋体" w:eastAsia="宋体" w:hAnsi="宋体"/>
+                <w:color w:val="262626"/>
+                <w:sz w:val="19"/>
+              </w:rPr>
+              <w:t>错误</w:t>
+            </w:r>
+            <w:proofErr w:type="spellEnd"/>
+            <w:r>
+              <w:rPr>
+                <w:rFonts w:ascii="宋体" w:eastAsia="宋体" w:hAnsi="宋体"/>
+                <w:color w:val="262626"/>
+                <w:sz w:val="19"/>
+              </w:rPr>
+              <w:t xml:space="preserve">: </w:t>
+            </w:r>
+            <w:proofErr w:type="spellStart"/>
+            <w:r>
+              <w:rPr>
+                <w:rFonts w:ascii="宋体" w:eastAsia="宋体" w:hAnsi="宋体"/>
+                <w:color w:val="262626"/>
+                <w:sz w:val="19"/>
+              </w:rPr>
+              <w:t>文件</w:t>
+            </w:r>
+            <w:proofErr w:type="spellEnd"/>
+            <w:r>
+              <w:rPr>
+                <w:rFonts w:ascii="宋体" w:eastAsia="宋体" w:hAnsi="宋体"/>
+                <w:color w:val="262626"/>
+                <w:sz w:val="19"/>
+              </w:rPr>
+              <w:t xml:space="preserve"> '$1' </w:t>
+            </w:r>
+            <w:proofErr w:type="spellStart"/>
+            <w:r>
+              <w:rPr>
+                <w:rFonts w:ascii="宋体" w:eastAsia="宋体" w:hAnsi="宋体"/>
+                <w:color w:val="262626"/>
+                <w:sz w:val="19"/>
+              </w:rPr>
+              <w:t>不存在</w:t>
+            </w:r>
+            <w:proofErr w:type="spellEnd"/>
+            <w:r>
+              <w:rPr>
+                <w:rFonts w:ascii="宋体" w:eastAsia="宋体" w:hAnsi="宋体"/>
+                <w:color w:val="262626"/>
+                <w:sz w:val="19"/>
+              </w:rPr>
+              <w:t>" &gt;&amp;2</w:t>
             </w:r>
             <w:r>
               <w:rPr>
@@ -1365,7 +2259,25 @@
                 <w:sz w:val="19"/>
               </w:rPr>
               <w:br/>
-              <w:t>echo "=== 1. HTTP 5xx 数量最多的前 2 个 path ==="</w:t>
+              <w:t xml:space="preserve">echo "=== 1. HTTP 5xx </w:t>
+            </w:r>
+            <w:proofErr w:type="spellStart"/>
+            <w:r>
+              <w:rPr>
+                <w:rFonts w:ascii="宋体" w:eastAsia="宋体" w:hAnsi="宋体"/>
+                <w:color w:val="262626"/>
+                <w:sz w:val="19"/>
+              </w:rPr>
+              <w:t>数量最多的前</w:t>
+            </w:r>
+            <w:proofErr w:type="spellEnd"/>
+            <w:r>
+              <w:rPr>
+                <w:rFonts w:ascii="宋体" w:eastAsia="宋体" w:hAnsi="宋体"/>
+                <w:color w:val="262626"/>
+                <w:sz w:val="19"/>
+              </w:rPr>
+              <w:t xml:space="preserve"> 2 个 path ==="</w:t>
             </w:r>
             <w:r>
               <w:rPr>
@@ -1392,7 +2304,25 @@
                 <w:sz w:val="19"/>
               </w:rPr>
               <w:br/>
-              <w:t xml:space="preserve">    uniq -c | \</w:t>
+              <w:t xml:space="preserve">    </w:t>
+            </w:r>
+            <w:proofErr w:type="spellStart"/>
+            <w:r>
+              <w:rPr>
+                <w:rFonts w:ascii="宋体" w:eastAsia="宋体" w:hAnsi="宋体"/>
+                <w:color w:val="262626"/>
+                <w:sz w:val="19"/>
+              </w:rPr>
+              <w:t>uniq</w:t>
+            </w:r>
+            <w:proofErr w:type="spellEnd"/>
+            <w:r>
+              <w:rPr>
+                <w:rFonts w:ascii="宋体" w:eastAsia="宋体" w:hAnsi="宋体"/>
+                <w:color w:val="262626"/>
+                <w:sz w:val="19"/>
+              </w:rPr>
+              <w:t xml:space="preserve"> -c | \</w:t>
             </w:r>
             <w:r>
               <w:rPr>
@@ -1427,7 +2357,43 @@
                 <w:sz w:val="19"/>
               </w:rPr>
               <w:br/>
-              <w:t>echo "=== 2. 全部数据行的平均 latency_ms ==="</w:t>
+              <w:t xml:space="preserve">echo "=== 2. </w:t>
+            </w:r>
+            <w:proofErr w:type="spellStart"/>
+            <w:r>
+              <w:rPr>
+                <w:rFonts w:ascii="宋体" w:eastAsia="宋体" w:hAnsi="宋体"/>
+                <w:color w:val="262626"/>
+                <w:sz w:val="19"/>
+              </w:rPr>
+              <w:t>全部数据行的平均</w:t>
+            </w:r>
+            <w:proofErr w:type="spellEnd"/>
+            <w:r>
+              <w:rPr>
+                <w:rFonts w:ascii="宋体" w:eastAsia="宋体" w:hAnsi="宋体"/>
+                <w:color w:val="262626"/>
+                <w:sz w:val="19"/>
+              </w:rPr>
+              <w:t xml:space="preserve"> </w:t>
+            </w:r>
+            <w:proofErr w:type="spellStart"/>
+            <w:r>
+              <w:rPr>
+                <w:rFonts w:ascii="宋体" w:eastAsia="宋体" w:hAnsi="宋体"/>
+                <w:color w:val="262626"/>
+                <w:sz w:val="19"/>
+              </w:rPr>
+              <w:t>latency_ms</w:t>
+            </w:r>
+            <w:proofErr w:type="spellEnd"/>
+            <w:r>
+              <w:rPr>
+                <w:rFonts w:ascii="宋体" w:eastAsia="宋体" w:hAnsi="宋体"/>
+                <w:color w:val="262626"/>
+                <w:sz w:val="19"/>
+              </w:rPr>
+              <w:t xml:space="preserve"> ==="</w:t>
             </w:r>
             <w:r>
               <w:rPr>
@@ -1436,7 +2402,25 @@
                 <w:sz w:val="19"/>
               </w:rPr>
               <w:br/>
-              <w:t>awk -F, 'NR &gt; 1 {sum += $5; count++} END {if (count &gt; 0) printf "%.2f\n", sum/count; else print "0.00"}' "$FILE"</w:t>
+              <w:t xml:space="preserve">awk -F, 'NR &gt; 1 {sum += $5; count++} END {if (count &gt; 0) </w:t>
+            </w:r>
+            <w:proofErr w:type="spellStart"/>
+            <w:r>
+              <w:rPr>
+                <w:rFonts w:ascii="宋体" w:eastAsia="宋体" w:hAnsi="宋体"/>
+                <w:color w:val="262626"/>
+                <w:sz w:val="19"/>
+              </w:rPr>
+              <w:t>printf</w:t>
+            </w:r>
+            <w:proofErr w:type="spellEnd"/>
+            <w:r>
+              <w:rPr>
+                <w:rFonts w:ascii="宋体" w:eastAsia="宋体" w:hAnsi="宋体"/>
+                <w:color w:val="262626"/>
+                <w:sz w:val="19"/>
+              </w:rPr>
+              <w:t xml:space="preserve"> "%.2f\n", sum/count; else print "0.00"}' "$FILE"</w:t>
             </w:r>
           </w:p>
         </w:tc>
@@ -1463,9 +2447,18 @@
           <w:b/>
           <w:color w:val="595959"/>
         </w:rPr>
-        <w:lastRenderedPageBreak/>
-        <w:t>3. 运行与验证结果</w:t>
-      </w:r>
+        <w:t xml:space="preserve">3. </w:t>
+      </w:r>
+      <w:proofErr w:type="spellStart"/>
+      <w:r>
+        <w:rPr>
+          <w:rFonts w:ascii="宋体" w:eastAsia="宋体" w:hAnsi="宋体"/>
+          <w:b/>
+          <w:color w:val="595959"/>
+        </w:rPr>
+        <w:t>运行与验证结果</w:t>
+      </w:r>
+      <w:proofErr w:type="spellEnd"/>
     </w:p>
     <w:tbl>
       <w:tblPr>
@@ -1519,7 +2512,25 @@
                 <w:sz w:val="19"/>
               </w:rPr>
               <w:br/>
-              <w:t>=== 1. HTTP 5xx 数量最多的前 2 个 path ===</w:t>
+              <w:t xml:space="preserve">=== 1. HTTP 5xx </w:t>
+            </w:r>
+            <w:proofErr w:type="spellStart"/>
+            <w:r>
+              <w:rPr>
+                <w:rFonts w:ascii="宋体" w:eastAsia="宋体" w:hAnsi="宋体"/>
+                <w:color w:val="262626"/>
+                <w:sz w:val="19"/>
+              </w:rPr>
+              <w:t>数量最多的前</w:t>
+            </w:r>
+            <w:proofErr w:type="spellEnd"/>
+            <w:r>
+              <w:rPr>
+                <w:rFonts w:ascii="宋体" w:eastAsia="宋体" w:hAnsi="宋体"/>
+                <w:color w:val="262626"/>
+                <w:sz w:val="19"/>
+              </w:rPr>
+              <w:t xml:space="preserve"> 2 个 path ===</w:t>
             </w:r>
             <w:r>
               <w:rPr>
@@ -1528,7 +2539,25 @@
                 <w:sz w:val="19"/>
               </w:rPr>
               <w:br/>
-              <w:t xml:space="preserve">      3 /api/orders</w:t>
+              <w:t xml:space="preserve">      3 /</w:t>
+            </w:r>
+            <w:proofErr w:type="spellStart"/>
+            <w:r>
+              <w:rPr>
+                <w:rFonts w:ascii="宋体" w:eastAsia="宋体" w:hAnsi="宋体"/>
+                <w:color w:val="262626"/>
+                <w:sz w:val="19"/>
+              </w:rPr>
+              <w:t>api</w:t>
+            </w:r>
+            <w:proofErr w:type="spellEnd"/>
+            <w:r>
+              <w:rPr>
+                <w:rFonts w:ascii="宋体" w:eastAsia="宋体" w:hAnsi="宋体"/>
+                <w:color w:val="262626"/>
+                <w:sz w:val="19"/>
+              </w:rPr>
+              <w:t>/orders</w:t>
             </w:r>
             <w:r>
               <w:rPr>
@@ -1537,7 +2566,25 @@
                 <w:sz w:val="19"/>
               </w:rPr>
               <w:br/>
-              <w:t xml:space="preserve">      2 /api/users</w:t>
+              <w:t xml:space="preserve">      2 /</w:t>
+            </w:r>
+            <w:proofErr w:type="spellStart"/>
+            <w:r>
+              <w:rPr>
+                <w:rFonts w:ascii="宋体" w:eastAsia="宋体" w:hAnsi="宋体"/>
+                <w:color w:val="262626"/>
+                <w:sz w:val="19"/>
+              </w:rPr>
+              <w:t>api</w:t>
+            </w:r>
+            <w:proofErr w:type="spellEnd"/>
+            <w:r>
+              <w:rPr>
+                <w:rFonts w:ascii="宋体" w:eastAsia="宋体" w:hAnsi="宋体"/>
+                <w:color w:val="262626"/>
+                <w:sz w:val="19"/>
+              </w:rPr>
+              <w:t>/users</w:t>
             </w:r>
             <w:r>
               <w:rPr>
@@ -1546,7 +2593,43 @@
                 <w:sz w:val="19"/>
               </w:rPr>
               <w:br/>
-              <w:t>=== 2. 全部数据行的平均 latency_ms ===</w:t>
+              <w:t xml:space="preserve">=== 2. </w:t>
+            </w:r>
+            <w:proofErr w:type="spellStart"/>
+            <w:r>
+              <w:rPr>
+                <w:rFonts w:ascii="宋体" w:eastAsia="宋体" w:hAnsi="宋体"/>
+                <w:color w:val="262626"/>
+                <w:sz w:val="19"/>
+              </w:rPr>
+              <w:t>全部数据行的平均</w:t>
+            </w:r>
+            <w:proofErr w:type="spellEnd"/>
+            <w:r>
+              <w:rPr>
+                <w:rFonts w:ascii="宋体" w:eastAsia="宋体" w:hAnsi="宋体"/>
+                <w:color w:val="262626"/>
+                <w:sz w:val="19"/>
+              </w:rPr>
+              <w:t xml:space="preserve"> </w:t>
+            </w:r>
+            <w:proofErr w:type="spellStart"/>
+            <w:r>
+              <w:rPr>
+                <w:rFonts w:ascii="宋体" w:eastAsia="宋体" w:hAnsi="宋体"/>
+                <w:color w:val="262626"/>
+                <w:sz w:val="19"/>
+              </w:rPr>
+              <w:t>latency_ms</w:t>
+            </w:r>
+            <w:proofErr w:type="spellEnd"/>
+            <w:r>
+              <w:rPr>
+                <w:rFonts w:ascii="宋体" w:eastAsia="宋体" w:hAnsi="宋体"/>
+                <w:color w:val="262626"/>
+                <w:sz w:val="19"/>
+              </w:rPr>
+              <w:t xml:space="preserve"> ===</w:t>
             </w:r>
             <w:r>
               <w:rPr>
@@ -1581,8 +2664,54 @@
                 <w:sz w:val="19"/>
               </w:rPr>
               <w:br/>
-              <w:t>错误: 文件 'not_exist.csv' 不存在</w:t>
-            </w:r>
+            </w:r>
+            <w:proofErr w:type="spellStart"/>
+            <w:r>
+              <w:rPr>
+                <w:rFonts w:ascii="宋体" w:eastAsia="宋体" w:hAnsi="宋体"/>
+                <w:color w:val="262626"/>
+                <w:sz w:val="19"/>
+              </w:rPr>
+              <w:lastRenderedPageBreak/>
+              <w:t>错误</w:t>
+            </w:r>
+            <w:proofErr w:type="spellEnd"/>
+            <w:r>
+              <w:rPr>
+                <w:rFonts w:ascii="宋体" w:eastAsia="宋体" w:hAnsi="宋体"/>
+                <w:color w:val="262626"/>
+                <w:sz w:val="19"/>
+              </w:rPr>
+              <w:t xml:space="preserve">: </w:t>
+            </w:r>
+            <w:proofErr w:type="spellStart"/>
+            <w:r>
+              <w:rPr>
+                <w:rFonts w:ascii="宋体" w:eastAsia="宋体" w:hAnsi="宋体"/>
+                <w:color w:val="262626"/>
+                <w:sz w:val="19"/>
+              </w:rPr>
+              <w:t>文件</w:t>
+            </w:r>
+            <w:proofErr w:type="spellEnd"/>
+            <w:r>
+              <w:rPr>
+                <w:rFonts w:ascii="宋体" w:eastAsia="宋体" w:hAnsi="宋体"/>
+                <w:color w:val="262626"/>
+                <w:sz w:val="19"/>
+              </w:rPr>
+              <w:t xml:space="preserve"> 'not_exist.csv' </w:t>
+            </w:r>
+            <w:proofErr w:type="spellStart"/>
+            <w:r>
+              <w:rPr>
+                <w:rFonts w:ascii="宋体" w:eastAsia="宋体" w:hAnsi="宋体"/>
+                <w:color w:val="262626"/>
+                <w:sz w:val="19"/>
+              </w:rPr>
+              <w:t>不存在</w:t>
+            </w:r>
+            <w:proofErr w:type="spellEnd"/>
             <w:r>
               <w:rPr>
                 <w:rFonts w:ascii="宋体" w:eastAsia="宋体" w:hAnsi="宋体"/>
@@ -1636,7 +2765,47 @@
           <w:sz w:val="21"/>
           <w:lang w:eastAsia="zh-CN"/>
         </w:rPr>
-        <w:t>验证结果表明：脚本成功筛选出了 HTTP 5xx 错误最多的前两个路径（/api/orders 3次，/api/users 2次），平均延迟计算结果为 193.75ms，且文件不存在时正确向 stderr 输出错误并返回退出码 1。</w:t>
+        <w:t>验证结果表明：脚本成功筛选出了 HTTP 5xx 错误最多的前两个路径（/</w:t>
+      </w:r>
+      <w:proofErr w:type="spellStart"/>
+      <w:r>
+        <w:rPr>
+          <w:rFonts w:ascii="宋体" w:eastAsia="宋体" w:hAnsi="宋体"/>
+          <w:color w:val="333333"/>
+          <w:sz w:val="21"/>
+          <w:lang w:eastAsia="zh-CN"/>
+        </w:rPr>
+        <w:t>api</w:t>
+      </w:r>
+      <w:proofErr w:type="spellEnd"/>
+      <w:r>
+        <w:rPr>
+          <w:rFonts w:ascii="宋体" w:eastAsia="宋体" w:hAnsi="宋体"/>
+          <w:color w:val="333333"/>
+          <w:sz w:val="21"/>
+          <w:lang w:eastAsia="zh-CN"/>
+        </w:rPr>
+        <w:t>/orders 3次，/</w:t>
+      </w:r>
+      <w:proofErr w:type="spellStart"/>
+      <w:r>
+        <w:rPr>
+          <w:rFonts w:ascii="宋体" w:eastAsia="宋体" w:hAnsi="宋体"/>
+          <w:color w:val="333333"/>
+          <w:sz w:val="21"/>
+          <w:lang w:eastAsia="zh-CN"/>
+        </w:rPr>
+        <w:t>api</w:t>
+      </w:r>
+      <w:proofErr w:type="spellEnd"/>
+      <w:r>
+        <w:rPr>
+          <w:rFonts w:ascii="宋体" w:eastAsia="宋体" w:hAnsi="宋体"/>
+          <w:color w:val="333333"/>
+          <w:sz w:val="21"/>
+          <w:lang w:eastAsia="zh-CN"/>
+        </w:rPr>
+        <w:t>/users 2次），平均延迟计算结果为 193.75ms，且文件不存在时正确向 stderr 输出错误并返回退出码 1。</w:t>
       </w:r>
     </w:p>
     <w:p>
@@ -1665,14 +2834,34 @@
           <w:rFonts w:ascii="宋体" w:eastAsia="宋体" w:hAnsi="宋体" w:hint="eastAsia"/>
         </w:rPr>
       </w:pPr>
+      <w:proofErr w:type="spellStart"/>
       <w:r>
         <w:rPr>
           <w:rFonts w:ascii="宋体" w:eastAsia="宋体" w:hAnsi="宋体"/>
           <w:color w:val="333333"/>
           <w:sz w:val="21"/>
         </w:rPr>
-        <w:t>主题：Version Control and Git    建议用时：12—15 分钟</w:t>
-      </w:r>
+        <w:t>主题：Version</w:t>
+      </w:r>
+      <w:proofErr w:type="spellEnd"/>
+      <w:r>
+        <w:rPr>
+          <w:rFonts w:ascii="宋体" w:eastAsia="宋体" w:hAnsi="宋体"/>
+          <w:color w:val="333333"/>
+          <w:sz w:val="21"/>
+        </w:rPr>
+        <w:t xml:space="preserve"> Control and Git    建议用时：12—15 </w:t>
+      </w:r>
+      <w:proofErr w:type="spellStart"/>
+      <w:r>
+        <w:rPr>
+          <w:rFonts w:ascii="宋体" w:eastAsia="宋体" w:hAnsi="宋体"/>
+          <w:color w:val="333333"/>
+          <w:sz w:val="21"/>
+        </w:rPr>
+        <w:t>分钟</w:t>
+      </w:r>
+      <w:proofErr w:type="spellEnd"/>
     </w:p>
     <w:p>
       <w:pPr>
@@ -1687,7 +2876,43 @@
           <w:color w:val="333333"/>
           <w:sz w:val="21"/>
         </w:rPr>
-        <w:t>在 q03 从头创建一个 Git 仓库，并主动制造、解决一次合并冲突。</w:t>
+        <w:t xml:space="preserve">在 q03 </w:t>
+      </w:r>
+      <w:proofErr w:type="spellStart"/>
+      <w:r>
+        <w:rPr>
+          <w:rFonts w:ascii="宋体" w:eastAsia="宋体" w:hAnsi="宋体"/>
+          <w:color w:val="333333"/>
+          <w:sz w:val="21"/>
+        </w:rPr>
+        <w:t>从头创建一个</w:t>
+      </w:r>
+      <w:proofErr w:type="spellEnd"/>
+      <w:r>
+        <w:rPr>
+          <w:rFonts w:ascii="宋体" w:eastAsia="宋体" w:hAnsi="宋体"/>
+          <w:color w:val="333333"/>
+          <w:sz w:val="21"/>
+        </w:rPr>
+        <w:t xml:space="preserve"> Git </w:t>
+      </w:r>
+      <w:proofErr w:type="spellStart"/>
+      <w:r>
+        <w:rPr>
+          <w:rFonts w:ascii="宋体" w:eastAsia="宋体" w:hAnsi="宋体"/>
+          <w:color w:val="333333"/>
+          <w:sz w:val="21"/>
+        </w:rPr>
+        <w:t>仓库，并主动制造、解决一次合并冲突</w:t>
+      </w:r>
+      <w:proofErr w:type="spellEnd"/>
+      <w:r>
+        <w:rPr>
+          <w:rFonts w:ascii="宋体" w:eastAsia="宋体" w:hAnsi="宋体"/>
+          <w:color w:val="333333"/>
+          <w:sz w:val="21"/>
+        </w:rPr>
+        <w:t>。</w:t>
       </w:r>
     </w:p>
     <w:p>
@@ -1703,8 +2928,36 @@
           <w:b/>
           <w:color w:val="595959"/>
         </w:rPr>
-        <w:t>1. 实验步骤与 Git 命令历史</w:t>
-      </w:r>
+        <w:t xml:space="preserve">1. </w:t>
+      </w:r>
+      <w:proofErr w:type="spellStart"/>
+      <w:r>
+        <w:rPr>
+          <w:rFonts w:ascii="宋体" w:eastAsia="宋体" w:hAnsi="宋体"/>
+          <w:b/>
+          <w:color w:val="595959"/>
+        </w:rPr>
+        <w:t>实验步骤与</w:t>
+      </w:r>
+      <w:proofErr w:type="spellEnd"/>
+      <w:r>
+        <w:rPr>
+          <w:rFonts w:ascii="宋体" w:eastAsia="宋体" w:hAnsi="宋体"/>
+          <w:b/>
+          <w:color w:val="595959"/>
+        </w:rPr>
+        <w:t xml:space="preserve"> Git </w:t>
+      </w:r>
+      <w:proofErr w:type="spellStart"/>
+      <w:r>
+        <w:rPr>
+          <w:rFonts w:ascii="宋体" w:eastAsia="宋体" w:hAnsi="宋体"/>
+          <w:b/>
+          <w:color w:val="595959"/>
+        </w:rPr>
+        <w:t>命令历史</w:t>
+      </w:r>
+      <w:proofErr w:type="spellEnd"/>
     </w:p>
     <w:tbl>
       <w:tblPr>
@@ -1743,13 +2996,23 @@
                 <w:rFonts w:ascii="宋体" w:eastAsia="宋体" w:hAnsi="宋体" w:hint="eastAsia"/>
               </w:rPr>
             </w:pPr>
-            <w:r>
-              <w:rPr>
-                <w:rFonts w:ascii="宋体" w:eastAsia="宋体" w:hAnsi="宋体"/>
-                <w:color w:val="262626"/>
-                <w:sz w:val="19"/>
-              </w:rPr>
-              <w:t>mkdir -p q03 &amp;&amp; cd q03</w:t>
+            <w:proofErr w:type="spellStart"/>
+            <w:r>
+              <w:rPr>
+                <w:rFonts w:ascii="宋体" w:eastAsia="宋体" w:hAnsi="宋体"/>
+                <w:color w:val="262626"/>
+                <w:sz w:val="19"/>
+              </w:rPr>
+              <w:t>mkdir</w:t>
+            </w:r>
+            <w:proofErr w:type="spellEnd"/>
+            <w:r>
+              <w:rPr>
+                <w:rFonts w:ascii="宋体" w:eastAsia="宋体" w:hAnsi="宋体"/>
+                <w:color w:val="262626"/>
+                <w:sz w:val="19"/>
+              </w:rPr>
+              <w:t xml:space="preserve"> -p q03 &amp;&amp; cd q03</w:t>
             </w:r>
             <w:r>
               <w:rPr>
@@ -1758,8 +3021,18 @@
                 <w:sz w:val="19"/>
               </w:rPr>
               <w:br/>
-              <w:t>git init</w:t>
-            </w:r>
+              <w:t xml:space="preserve">git </w:t>
+            </w:r>
+            <w:proofErr w:type="spellStart"/>
+            <w:r>
+              <w:rPr>
+                <w:rFonts w:ascii="宋体" w:eastAsia="宋体" w:hAnsi="宋体"/>
+                <w:color w:val="262626"/>
+                <w:sz w:val="19"/>
+              </w:rPr>
+              <w:t>init</w:t>
+            </w:r>
+            <w:proofErr w:type="spellEnd"/>
             <w:r>
               <w:rPr>
                 <w:rFonts w:ascii="宋体" w:eastAsia="宋体" w:hAnsi="宋体"/>
@@ -1794,7 +3067,25 @@
                 <w:sz w:val="19"/>
               </w:rPr>
               <w:br/>
-              <w:t>git commit -m "init: add config.txt with mode=normal"</w:t>
+              <w:t>git commit -m "</w:t>
+            </w:r>
+            <w:proofErr w:type="spellStart"/>
+            <w:r>
+              <w:rPr>
+                <w:rFonts w:ascii="宋体" w:eastAsia="宋体" w:hAnsi="宋体"/>
+                <w:color w:val="262626"/>
+                <w:sz w:val="19"/>
+              </w:rPr>
+              <w:t>init</w:t>
+            </w:r>
+            <w:proofErr w:type="spellEnd"/>
+            <w:r>
+              <w:rPr>
+                <w:rFonts w:ascii="宋体" w:eastAsia="宋体" w:hAnsi="宋体"/>
+                <w:color w:val="262626"/>
+                <w:sz w:val="19"/>
+              </w:rPr>
+              <w:t>: add config.txt with mode=normal"</w:t>
             </w:r>
             <w:r>
               <w:rPr>
@@ -1811,8 +3102,36 @@
                 <w:sz w:val="19"/>
               </w:rPr>
               <w:br/>
-              <w:t># 创建 feature-a 分支并提交</w:t>
-            </w:r>
+              <w:t xml:space="preserve"># </w:t>
+            </w:r>
+            <w:proofErr w:type="spellStart"/>
+            <w:r>
+              <w:rPr>
+                <w:rFonts w:ascii="宋体" w:eastAsia="宋体" w:hAnsi="宋体"/>
+                <w:color w:val="262626"/>
+                <w:sz w:val="19"/>
+              </w:rPr>
+              <w:t>创建</w:t>
+            </w:r>
+            <w:proofErr w:type="spellEnd"/>
+            <w:r>
+              <w:rPr>
+                <w:rFonts w:ascii="宋体" w:eastAsia="宋体" w:hAnsi="宋体"/>
+                <w:color w:val="262626"/>
+                <w:sz w:val="19"/>
+              </w:rPr>
+              <w:t xml:space="preserve"> feature-a </w:t>
+            </w:r>
+            <w:proofErr w:type="spellStart"/>
+            <w:r>
+              <w:rPr>
+                <w:rFonts w:ascii="宋体" w:eastAsia="宋体" w:hAnsi="宋体"/>
+                <w:color w:val="262626"/>
+                <w:sz w:val="19"/>
+              </w:rPr>
+              <w:t>分支并提交</w:t>
+            </w:r>
+            <w:proofErr w:type="spellEnd"/>
             <w:r>
               <w:rPr>
                 <w:rFonts w:ascii="宋体" w:eastAsia="宋体" w:hAnsi="宋体"/>
@@ -1855,8 +3174,36 @@
                 <w:sz w:val="19"/>
               </w:rPr>
               <w:br/>
-              <w:t># 创建 feature-b 分支并提交</w:t>
-            </w:r>
+              <w:t xml:space="preserve"># </w:t>
+            </w:r>
+            <w:proofErr w:type="spellStart"/>
+            <w:r>
+              <w:rPr>
+                <w:rFonts w:ascii="宋体" w:eastAsia="宋体" w:hAnsi="宋体"/>
+                <w:color w:val="262626"/>
+                <w:sz w:val="19"/>
+              </w:rPr>
+              <w:t>创建</w:t>
+            </w:r>
+            <w:proofErr w:type="spellEnd"/>
+            <w:r>
+              <w:rPr>
+                <w:rFonts w:ascii="宋体" w:eastAsia="宋体" w:hAnsi="宋体"/>
+                <w:color w:val="262626"/>
+                <w:sz w:val="19"/>
+              </w:rPr>
+              <w:t xml:space="preserve"> feature-b </w:t>
+            </w:r>
+            <w:proofErr w:type="spellStart"/>
+            <w:r>
+              <w:rPr>
+                <w:rFonts w:ascii="宋体" w:eastAsia="宋体" w:hAnsi="宋体"/>
+                <w:color w:val="262626"/>
+                <w:sz w:val="19"/>
+              </w:rPr>
+              <w:t>分支并提交</w:t>
+            </w:r>
+            <w:proofErr w:type="spellEnd"/>
             <w:r>
               <w:rPr>
                 <w:rFonts w:ascii="宋体" w:eastAsia="宋体" w:hAnsi="宋体"/>
@@ -1912,14 +3259,41 @@
           <w:rFonts w:ascii="宋体" w:eastAsia="宋体" w:hAnsi="宋体" w:hint="eastAsia"/>
         </w:rPr>
       </w:pPr>
+      <w:proofErr w:type="spellStart"/>
       <w:r>
         <w:rPr>
           <w:rFonts w:ascii="宋体" w:eastAsia="宋体" w:hAnsi="宋体"/>
           <w:color w:val="333333"/>
           <w:sz w:val="21"/>
         </w:rPr>
-        <w:lastRenderedPageBreak/>
-        <w:t>回到 main，合并分支并解决冲突：</w:t>
+        <w:t>回到</w:t>
+      </w:r>
+      <w:proofErr w:type="spellEnd"/>
+      <w:r>
+        <w:rPr>
+          <w:rFonts w:ascii="宋体" w:eastAsia="宋体" w:hAnsi="宋体"/>
+          <w:color w:val="333333"/>
+          <w:sz w:val="21"/>
+        </w:rPr>
+        <w:t xml:space="preserve"> </w:t>
+      </w:r>
+      <w:proofErr w:type="spellStart"/>
+      <w:r>
+        <w:rPr>
+          <w:rFonts w:ascii="宋体" w:eastAsia="宋体" w:hAnsi="宋体"/>
+          <w:color w:val="333333"/>
+          <w:sz w:val="21"/>
+        </w:rPr>
+        <w:t>main，合并分支并解决冲突</w:t>
+      </w:r>
+      <w:proofErr w:type="spellEnd"/>
+      <w:r>
+        <w:rPr>
+          <w:rFonts w:ascii="宋体" w:eastAsia="宋体" w:hAnsi="宋体"/>
+          <w:color w:val="333333"/>
+          <w:sz w:val="21"/>
+        </w:rPr>
+        <w:t>：</w:t>
       </w:r>
     </w:p>
     <w:tbl>
@@ -1983,7 +3357,25 @@
                 <w:sz w:val="19"/>
               </w:rPr>
               <w:br/>
-              <w:t>git merge feature-b   # 产生合并冲突 (Automatic merge failed)</w:t>
+              <w:t xml:space="preserve">git merge feature-b   # </w:t>
+            </w:r>
+            <w:proofErr w:type="spellStart"/>
+            <w:r>
+              <w:rPr>
+                <w:rFonts w:ascii="宋体" w:eastAsia="宋体" w:hAnsi="宋体"/>
+                <w:color w:val="262626"/>
+                <w:sz w:val="19"/>
+              </w:rPr>
+              <w:t>产生合并冲突</w:t>
+            </w:r>
+            <w:proofErr w:type="spellEnd"/>
+            <w:r>
+              <w:rPr>
+                <w:rFonts w:ascii="宋体" w:eastAsia="宋体" w:hAnsi="宋体"/>
+                <w:color w:val="262626"/>
+                <w:sz w:val="19"/>
+              </w:rPr>
+              <w:t xml:space="preserve"> (Automatic merge failed)</w:t>
             </w:r>
             <w:r>
               <w:rPr>
@@ -2000,7 +3392,43 @@
                 <w:sz w:val="19"/>
               </w:rPr>
               <w:br/>
-              <w:t># 手动解决冲突（保留 mode=safe，另加 note=reviewed）</w:t>
+              <w:t xml:space="preserve"># </w:t>
+            </w:r>
+            <w:proofErr w:type="spellStart"/>
+            <w:r>
+              <w:rPr>
+                <w:rFonts w:ascii="宋体" w:eastAsia="宋体" w:hAnsi="宋体"/>
+                <w:color w:val="262626"/>
+                <w:sz w:val="19"/>
+              </w:rPr>
+              <w:t>手动解决冲突（保留</w:t>
+            </w:r>
+            <w:proofErr w:type="spellEnd"/>
+            <w:r>
+              <w:rPr>
+                <w:rFonts w:ascii="宋体" w:eastAsia="宋体" w:hAnsi="宋体"/>
+                <w:color w:val="262626"/>
+                <w:sz w:val="19"/>
+              </w:rPr>
+              <w:t xml:space="preserve"> mode=</w:t>
+            </w:r>
+            <w:proofErr w:type="spellStart"/>
+            <w:r>
+              <w:rPr>
+                <w:rFonts w:ascii="宋体" w:eastAsia="宋体" w:hAnsi="宋体"/>
+                <w:color w:val="262626"/>
+                <w:sz w:val="19"/>
+              </w:rPr>
+              <w:t>safe，另加</w:t>
+            </w:r>
+            <w:proofErr w:type="spellEnd"/>
+            <w:r>
+              <w:rPr>
+                <w:rFonts w:ascii="宋体" w:eastAsia="宋体" w:hAnsi="宋体"/>
+                <w:color w:val="262626"/>
+                <w:sz w:val="19"/>
+              </w:rPr>
+              <w:t xml:space="preserve"> note=reviewed）</w:t>
             </w:r>
             <w:r>
               <w:rPr>
@@ -2027,6 +3455,14 @@
                 <w:sz w:val="19"/>
               </w:rPr>
               <w:br/>
+            </w:r>
+            <w:r>
+              <w:rPr>
+                <w:rFonts w:ascii="宋体" w:eastAsia="宋体" w:hAnsi="宋体"/>
+                <w:color w:val="262626"/>
+                <w:sz w:val="19"/>
+              </w:rPr>
+              <w:lastRenderedPageBreak/>
               <w:t>note=reviewed</w:t>
             </w:r>
             <w:r>
@@ -2089,8 +3525,18 @@
           <w:b/>
           <w:color w:val="595959"/>
         </w:rPr>
-        <w:t>2. 版本历史图查看</w:t>
-      </w:r>
+        <w:t xml:space="preserve">2. </w:t>
+      </w:r>
+      <w:proofErr w:type="spellStart"/>
+      <w:r>
+        <w:rPr>
+          <w:rFonts w:ascii="宋体" w:eastAsia="宋体" w:hAnsi="宋体"/>
+          <w:b/>
+          <w:color w:val="595959"/>
+        </w:rPr>
+        <w:t>版本历史图查看</w:t>
+      </w:r>
+      <w:proofErr w:type="spellEnd"/>
     </w:p>
     <w:tbl>
       <w:tblPr>
@@ -2170,8 +3616,18 @@
                 <w:sz w:val="19"/>
               </w:rPr>
               <w:br/>
-              <w:t>$ git log --all --graph --decorate --oneline</w:t>
-            </w:r>
+              <w:t>$ git log --all --graph --decorate --</w:t>
+            </w:r>
+            <w:proofErr w:type="spellStart"/>
+            <w:r>
+              <w:rPr>
+                <w:rFonts w:ascii="宋体" w:eastAsia="宋体" w:hAnsi="宋体"/>
+                <w:color w:val="262626"/>
+                <w:sz w:val="19"/>
+              </w:rPr>
+              <w:t>oneline</w:t>
+            </w:r>
+            <w:proofErr w:type="spellEnd"/>
             <w:r>
               <w:rPr>
                 <w:rFonts w:ascii="宋体" w:eastAsia="宋体" w:hAnsi="宋体"/>
@@ -2224,7 +3680,25 @@
                 <w:sz w:val="19"/>
               </w:rPr>
               <w:br/>
-              <w:t>* 67c438c init: add config.txt with mode=normal</w:t>
+              <w:t xml:space="preserve">* 67c438c </w:t>
+            </w:r>
+            <w:proofErr w:type="spellStart"/>
+            <w:r>
+              <w:rPr>
+                <w:rFonts w:ascii="宋体" w:eastAsia="宋体" w:hAnsi="宋体"/>
+                <w:color w:val="262626"/>
+                <w:sz w:val="19"/>
+              </w:rPr>
+              <w:t>init</w:t>
+            </w:r>
+            <w:proofErr w:type="spellEnd"/>
+            <w:r>
+              <w:rPr>
+                <w:rFonts w:ascii="宋体" w:eastAsia="宋体" w:hAnsi="宋体"/>
+                <w:color w:val="262626"/>
+                <w:sz w:val="19"/>
+              </w:rPr>
+              <w:t>: add config.txt with mode=normal</w:t>
             </w:r>
           </w:p>
         </w:tc>
@@ -2318,13 +3792,41 @@
           <w:rFonts w:ascii="宋体" w:eastAsia="宋体" w:hAnsi="宋体" w:hint="eastAsia"/>
         </w:rPr>
       </w:pPr>
+      <w:proofErr w:type="spellStart"/>
       <w:r>
         <w:rPr>
           <w:rFonts w:ascii="宋体" w:eastAsia="宋体" w:hAnsi="宋体"/>
           <w:color w:val="333333"/>
           <w:sz w:val="21"/>
         </w:rPr>
-        <w:t>将给定模板保存为 q04/report.tex，补全内容并从命令行构建 PDF。</w:t>
+        <w:t>将给定模板保存为</w:t>
+      </w:r>
+      <w:proofErr w:type="spellEnd"/>
+      <w:r>
+        <w:rPr>
+          <w:rFonts w:ascii="宋体" w:eastAsia="宋体" w:hAnsi="宋体"/>
+          <w:color w:val="333333"/>
+          <w:sz w:val="21"/>
+        </w:rPr>
+        <w:t xml:space="preserve"> q04/</w:t>
+      </w:r>
+      <w:proofErr w:type="spellStart"/>
+      <w:r>
+        <w:rPr>
+          <w:rFonts w:ascii="宋体" w:eastAsia="宋体" w:hAnsi="宋体"/>
+          <w:color w:val="333333"/>
+          <w:sz w:val="21"/>
+        </w:rPr>
+        <w:t>report.tex，补全内容并从命令行构建</w:t>
+      </w:r>
+      <w:proofErr w:type="spellEnd"/>
+      <w:r>
+        <w:rPr>
+          <w:rFonts w:ascii="宋体" w:eastAsia="宋体" w:hAnsi="宋体"/>
+          <w:color w:val="333333"/>
+          <w:sz w:val="21"/>
+        </w:rPr>
+        <w:t xml:space="preserve"> PDF。</w:t>
       </w:r>
     </w:p>
     <w:p>
@@ -2340,7 +3842,43 @@
           <w:b/>
           <w:color w:val="595959"/>
         </w:rPr>
-        <w:t>1. LaTeX 源码实现 (q04/report.tex)</w:t>
+        <w:t xml:space="preserve">1. LaTeX </w:t>
+      </w:r>
+      <w:proofErr w:type="spellStart"/>
+      <w:r>
+        <w:rPr>
+          <w:rFonts w:ascii="宋体" w:eastAsia="宋体" w:hAnsi="宋体"/>
+          <w:b/>
+          <w:color w:val="595959"/>
+        </w:rPr>
+        <w:t>源码实现</w:t>
+      </w:r>
+      <w:proofErr w:type="spellEnd"/>
+      <w:r>
+        <w:rPr>
+          <w:rFonts w:ascii="宋体" w:eastAsia="宋体" w:hAnsi="宋体"/>
+          <w:b/>
+          <w:color w:val="595959"/>
+        </w:rPr>
+        <w:t xml:space="preserve"> (q04/</w:t>
+      </w:r>
+      <w:proofErr w:type="spellStart"/>
+      <w:r>
+        <w:rPr>
+          <w:rFonts w:ascii="宋体" w:eastAsia="宋体" w:hAnsi="宋体"/>
+          <w:b/>
+          <w:color w:val="595959"/>
+        </w:rPr>
+        <w:t>report.tex</w:t>
+      </w:r>
+      <w:proofErr w:type="spellEnd"/>
+      <w:r>
+        <w:rPr>
+          <w:rFonts w:ascii="宋体" w:eastAsia="宋体" w:hAnsi="宋体"/>
+          <w:b/>
+          <w:color w:val="595959"/>
+        </w:rPr>
+        <w:t>)</w:t>
       </w:r>
     </w:p>
     <w:tbl>
@@ -2386,7 +3924,25 @@
                 <w:color w:val="262626"/>
                 <w:sz w:val="19"/>
               </w:rPr>
-              <w:t>\documentclass{article}</w:t>
+              <w:t>\</w:t>
+            </w:r>
+            <w:proofErr w:type="spellStart"/>
+            <w:r>
+              <w:rPr>
+                <w:rFonts w:ascii="宋体" w:eastAsia="宋体" w:hAnsi="宋体"/>
+                <w:color w:val="262626"/>
+                <w:sz w:val="19"/>
+              </w:rPr>
+              <w:t>documentclass</w:t>
+            </w:r>
+            <w:proofErr w:type="spellEnd"/>
+            <w:r>
+              <w:rPr>
+                <w:rFonts w:ascii="宋体" w:eastAsia="宋体" w:hAnsi="宋体"/>
+                <w:color w:val="262626"/>
+                <w:sz w:val="19"/>
+              </w:rPr>
+              <w:t>{article}</w:t>
             </w:r>
             <w:r>
               <w:rPr>
@@ -2395,7 +3951,43 @@
                 <w:sz w:val="19"/>
               </w:rPr>
               <w:br/>
-              <w:t>\usepackage{amsmath}</w:t>
+              <w:t>\</w:t>
+            </w:r>
+            <w:proofErr w:type="spellStart"/>
+            <w:r>
+              <w:rPr>
+                <w:rFonts w:ascii="宋体" w:eastAsia="宋体" w:hAnsi="宋体"/>
+                <w:color w:val="262626"/>
+                <w:sz w:val="19"/>
+              </w:rPr>
+              <w:t>usepackage</w:t>
+            </w:r>
+            <w:proofErr w:type="spellEnd"/>
+            <w:r>
+              <w:rPr>
+                <w:rFonts w:ascii="宋体" w:eastAsia="宋体" w:hAnsi="宋体"/>
+                <w:color w:val="262626"/>
+                <w:sz w:val="19"/>
+              </w:rPr>
+              <w:t>{</w:t>
+            </w:r>
+            <w:proofErr w:type="spellStart"/>
+            <w:r>
+              <w:rPr>
+                <w:rFonts w:ascii="宋体" w:eastAsia="宋体" w:hAnsi="宋体"/>
+                <w:color w:val="262626"/>
+                <w:sz w:val="19"/>
+              </w:rPr>
+              <w:t>amsmath</w:t>
+            </w:r>
+            <w:proofErr w:type="spellEnd"/>
+            <w:r>
+              <w:rPr>
+                <w:rFonts w:ascii="宋体" w:eastAsia="宋体" w:hAnsi="宋体"/>
+                <w:color w:val="262626"/>
+                <w:sz w:val="19"/>
+              </w:rPr>
+              <w:t>}</w:t>
             </w:r>
             <w:r>
               <w:rPr>
@@ -2404,14 +3996,6 @@
                 <w:sz w:val="19"/>
               </w:rPr>
               <w:br/>
-            </w:r>
-            <w:r>
-              <w:rPr>
-                <w:rFonts w:ascii="宋体" w:eastAsia="宋体" w:hAnsi="宋体"/>
-                <w:color w:val="262626"/>
-                <w:sz w:val="19"/>
-              </w:rPr>
-              <w:lastRenderedPageBreak/>
               <w:t>\begin{document}</w:t>
             </w:r>
             <w:r>
@@ -2439,8 +4023,18 @@
                 <w:sz w:val="19"/>
               </w:rPr>
               <w:br/>
-              <w:t>\maketitle</w:t>
-            </w:r>
+              <w:t>\</w:t>
+            </w:r>
+            <w:proofErr w:type="spellStart"/>
+            <w:r>
+              <w:rPr>
+                <w:rFonts w:ascii="宋体" w:eastAsia="宋体" w:hAnsi="宋体"/>
+                <w:color w:val="262626"/>
+                <w:sz w:val="19"/>
+              </w:rPr>
+              <w:t>maketitle</w:t>
+            </w:r>
+            <w:proofErr w:type="spellEnd"/>
             <w:r>
               <w:rPr>
                 <w:rFonts w:ascii="宋体" w:eastAsia="宋体" w:hAnsi="宋体"/>
@@ -2482,6 +4076,14 @@
                 <w:sz w:val="19"/>
               </w:rPr>
               <w:br/>
+            </w:r>
+            <w:r>
+              <w:rPr>
+                <w:rFonts w:ascii="宋体" w:eastAsia="宋体" w:hAnsi="宋体"/>
+                <w:color w:val="262626"/>
+                <w:sz w:val="19"/>
+              </w:rPr>
+              <w:lastRenderedPageBreak/>
               <w:t>\begin{equation}</w:t>
             </w:r>
             <w:r>
@@ -2491,7 +4093,25 @@
                 <w:sz w:val="19"/>
               </w:rPr>
               <w:br/>
-              <w:t xml:space="preserve">    E = mc^2 \label{eq:einstein}</w:t>
+              <w:t xml:space="preserve">    E = mc^2 \label{</w:t>
+            </w:r>
+            <w:proofErr w:type="spellStart"/>
+            <w:r>
+              <w:rPr>
+                <w:rFonts w:ascii="宋体" w:eastAsia="宋体" w:hAnsi="宋体"/>
+                <w:color w:val="262626"/>
+                <w:sz w:val="19"/>
+              </w:rPr>
+              <w:t>eq:einstein</w:t>
+            </w:r>
+            <w:proofErr w:type="spellEnd"/>
+            <w:r>
+              <w:rPr>
+                <w:rFonts w:ascii="宋体" w:eastAsia="宋体" w:hAnsi="宋体"/>
+                <w:color w:val="262626"/>
+                <w:sz w:val="19"/>
+              </w:rPr>
+              <w:t>}</w:t>
             </w:r>
             <w:r>
               <w:rPr>
@@ -2509,7 +4129,43 @@
                 <w:sz w:val="19"/>
               </w:rPr>
               <w:br/>
-              <w:t>We referenced equation \eqref{eq:einstein} in the text.</w:t>
+              <w:t>We referenced equation \</w:t>
+            </w:r>
+            <w:proofErr w:type="spellStart"/>
+            <w:r>
+              <w:rPr>
+                <w:rFonts w:ascii="宋体" w:eastAsia="宋体" w:hAnsi="宋体"/>
+                <w:color w:val="262626"/>
+                <w:sz w:val="19"/>
+              </w:rPr>
+              <w:t>eqref</w:t>
+            </w:r>
+            <w:proofErr w:type="spellEnd"/>
+            <w:r>
+              <w:rPr>
+                <w:rFonts w:ascii="宋体" w:eastAsia="宋体" w:hAnsi="宋体"/>
+                <w:color w:val="262626"/>
+                <w:sz w:val="19"/>
+              </w:rPr>
+              <w:t>{</w:t>
+            </w:r>
+            <w:proofErr w:type="spellStart"/>
+            <w:r>
+              <w:rPr>
+                <w:rFonts w:ascii="宋体" w:eastAsia="宋体" w:hAnsi="宋体"/>
+                <w:color w:val="262626"/>
+                <w:sz w:val="19"/>
+              </w:rPr>
+              <w:t>eq:einstein</w:t>
+            </w:r>
+            <w:proofErr w:type="spellEnd"/>
+            <w:r>
+              <w:rPr>
+                <w:rFonts w:ascii="宋体" w:eastAsia="宋体" w:hAnsi="宋体"/>
+                <w:color w:val="262626"/>
+                <w:sz w:val="19"/>
+              </w:rPr>
+              <w:t>} in the text.</w:t>
             </w:r>
             <w:r>
               <w:rPr>
@@ -2553,7 +4209,25 @@
                 <w:sz w:val="19"/>
               </w:rPr>
               <w:br/>
-              <w:t xml:space="preserve">    \begin{tabular}{|c|c|}</w:t>
+              <w:t xml:space="preserve">    \begin{tabular}{|</w:t>
+            </w:r>
+            <w:proofErr w:type="spellStart"/>
+            <w:r>
+              <w:rPr>
+                <w:rFonts w:ascii="宋体" w:eastAsia="宋体" w:hAnsi="宋体"/>
+                <w:color w:val="262626"/>
+                <w:sz w:val="19"/>
+              </w:rPr>
+              <w:t>c|c</w:t>
+            </w:r>
+            <w:proofErr w:type="spellEnd"/>
+            <w:r>
+              <w:rPr>
+                <w:rFonts w:ascii="宋体" w:eastAsia="宋体" w:hAnsi="宋体"/>
+                <w:color w:val="262626"/>
+                <w:sz w:val="19"/>
+              </w:rPr>
+              <w:t>|}</w:t>
             </w:r>
             <w:r>
               <w:rPr>
@@ -2562,8 +4236,18 @@
                 <w:sz w:val="19"/>
               </w:rPr>
               <w:br/>
-              <w:t xml:space="preserve">        \hline</w:t>
-            </w:r>
+              <w:t xml:space="preserve">        \</w:t>
+            </w:r>
+            <w:proofErr w:type="spellStart"/>
+            <w:r>
+              <w:rPr>
+                <w:rFonts w:ascii="宋体" w:eastAsia="宋体" w:hAnsi="宋体"/>
+                <w:color w:val="262626"/>
+                <w:sz w:val="19"/>
+              </w:rPr>
+              <w:t>hline</w:t>
+            </w:r>
+            <w:proofErr w:type="spellEnd"/>
             <w:r>
               <w:rPr>
                 <w:rFonts w:ascii="宋体" w:eastAsia="宋体" w:hAnsi="宋体"/>
@@ -2571,8 +4255,18 @@
                 <w:sz w:val="19"/>
               </w:rPr>
               <w:br/>
-              <w:t xml:space="preserve">        Header 1 &amp; Header 2 \\ \hline</w:t>
-            </w:r>
+              <w:t xml:space="preserve">        Header 1 &amp; Header 2 \\ \</w:t>
+            </w:r>
+            <w:proofErr w:type="spellStart"/>
+            <w:r>
+              <w:rPr>
+                <w:rFonts w:ascii="宋体" w:eastAsia="宋体" w:hAnsi="宋体"/>
+                <w:color w:val="262626"/>
+                <w:sz w:val="19"/>
+              </w:rPr>
+              <w:t>hline</w:t>
+            </w:r>
+            <w:proofErr w:type="spellEnd"/>
             <w:r>
               <w:rPr>
                 <w:rFonts w:ascii="宋体" w:eastAsia="宋体" w:hAnsi="宋体"/>
@@ -2580,8 +4274,18 @@
                 <w:sz w:val="19"/>
               </w:rPr>
               <w:br/>
-              <w:t xml:space="preserve">        Row 1 Col 1 &amp; Row 1 Col 2 \\ \hline</w:t>
-            </w:r>
+              <w:t xml:space="preserve">        Row 1 Col 1 &amp; Row 1 Col 2 \\ \</w:t>
+            </w:r>
+            <w:proofErr w:type="spellStart"/>
+            <w:r>
+              <w:rPr>
+                <w:rFonts w:ascii="宋体" w:eastAsia="宋体" w:hAnsi="宋体"/>
+                <w:color w:val="262626"/>
+                <w:sz w:val="19"/>
+              </w:rPr>
+              <w:t>hline</w:t>
+            </w:r>
+            <w:proofErr w:type="spellEnd"/>
             <w:r>
               <w:rPr>
                 <w:rFonts w:ascii="宋体" w:eastAsia="宋体" w:hAnsi="宋体"/>
@@ -2607,7 +4311,25 @@
                 <w:sz w:val="19"/>
               </w:rPr>
               <w:br/>
-              <w:t xml:space="preserve">    \label{tab:sample}</w:t>
+              <w:t xml:space="preserve">    \label{</w:t>
+            </w:r>
+            <w:proofErr w:type="spellStart"/>
+            <w:r>
+              <w:rPr>
+                <w:rFonts w:ascii="宋体" w:eastAsia="宋体" w:hAnsi="宋体"/>
+                <w:color w:val="262626"/>
+                <w:sz w:val="19"/>
+              </w:rPr>
+              <w:t>tab:sample</w:t>
+            </w:r>
+            <w:proofErr w:type="spellEnd"/>
+            <w:r>
+              <w:rPr>
+                <w:rFonts w:ascii="宋体" w:eastAsia="宋体" w:hAnsi="宋体"/>
+                <w:color w:val="262626"/>
+                <w:sz w:val="19"/>
+              </w:rPr>
+              <w:t>}</w:t>
             </w:r>
             <w:r>
               <w:rPr>
@@ -2625,7 +4347,25 @@
                 <w:sz w:val="19"/>
               </w:rPr>
               <w:br/>
-              <w:t>We referenced table \ref{tab:sample} in the text.</w:t>
+              <w:t>We referenced table \ref{</w:t>
+            </w:r>
+            <w:proofErr w:type="spellStart"/>
+            <w:r>
+              <w:rPr>
+                <w:rFonts w:ascii="宋体" w:eastAsia="宋体" w:hAnsi="宋体"/>
+                <w:color w:val="262626"/>
+                <w:sz w:val="19"/>
+              </w:rPr>
+              <w:t>tab:sample</w:t>
+            </w:r>
+            <w:proofErr w:type="spellEnd"/>
+            <w:r>
+              <w:rPr>
+                <w:rFonts w:ascii="宋体" w:eastAsia="宋体" w:hAnsi="宋体"/>
+                <w:color w:val="262626"/>
+                <w:sz w:val="19"/>
+              </w:rPr>
+              <w:t>} in the text.</w:t>
             </w:r>
             <w:r>
               <w:rPr>
@@ -2669,8 +4409,18 @@
           <w:b/>
           <w:color w:val="595959"/>
         </w:rPr>
-        <w:t>2. 命令行构建与验证</w:t>
-      </w:r>
+        <w:t xml:space="preserve">2. </w:t>
+      </w:r>
+      <w:proofErr w:type="spellStart"/>
+      <w:r>
+        <w:rPr>
+          <w:rFonts w:ascii="宋体" w:eastAsia="宋体" w:hAnsi="宋体"/>
+          <w:b/>
+          <w:color w:val="595959"/>
+        </w:rPr>
+        <w:t>命令行构建与验证</w:t>
+      </w:r>
+      <w:proofErr w:type="spellEnd"/>
     </w:p>
     <w:tbl>
       <w:tblPr>
@@ -2715,7 +4465,25 @@
                 <w:color w:val="262626"/>
                 <w:sz w:val="19"/>
               </w:rPr>
-              <w:t>$ mkdir -p q04 &amp;&amp; cd q04</w:t>
+              <w:t xml:space="preserve">$ </w:t>
+            </w:r>
+            <w:proofErr w:type="spellStart"/>
+            <w:r>
+              <w:rPr>
+                <w:rFonts w:ascii="宋体" w:eastAsia="宋体" w:hAnsi="宋体"/>
+                <w:color w:val="262626"/>
+                <w:sz w:val="19"/>
+              </w:rPr>
+              <w:t>mkdir</w:t>
+            </w:r>
+            <w:proofErr w:type="spellEnd"/>
+            <w:r>
+              <w:rPr>
+                <w:rFonts w:ascii="宋体" w:eastAsia="宋体" w:hAnsi="宋体"/>
+                <w:color w:val="262626"/>
+                <w:sz w:val="19"/>
+              </w:rPr>
+              <w:t xml:space="preserve"> -p q04 &amp;&amp; cd q04</w:t>
             </w:r>
             <w:r>
               <w:rPr>
@@ -2724,8 +4492,36 @@
                 <w:sz w:val="19"/>
               </w:rPr>
               <w:br/>
-              <w:t>$ latexmk -pdf -halt-on-error report.tex</w:t>
-            </w:r>
+              <w:t xml:space="preserve">$ </w:t>
+            </w:r>
+            <w:proofErr w:type="spellStart"/>
+            <w:r>
+              <w:rPr>
+                <w:rFonts w:ascii="宋体" w:eastAsia="宋体" w:hAnsi="宋体"/>
+                <w:color w:val="262626"/>
+                <w:sz w:val="19"/>
+              </w:rPr>
+              <w:t>latexmk</w:t>
+            </w:r>
+            <w:proofErr w:type="spellEnd"/>
+            <w:r>
+              <w:rPr>
+                <w:rFonts w:ascii="宋体" w:eastAsia="宋体" w:hAnsi="宋体"/>
+                <w:color w:val="262626"/>
+                <w:sz w:val="19"/>
+              </w:rPr>
+              <w:t xml:space="preserve"> -pdf -halt-on-error </w:t>
+            </w:r>
+            <w:proofErr w:type="spellStart"/>
+            <w:r>
+              <w:rPr>
+                <w:rFonts w:ascii="宋体" w:eastAsia="宋体" w:hAnsi="宋体"/>
+                <w:color w:val="262626"/>
+                <w:sz w:val="19"/>
+              </w:rPr>
+              <w:t>report.tex</w:t>
+            </w:r>
+            <w:proofErr w:type="spellEnd"/>
             <w:r>
               <w:rPr>
                 <w:rFonts w:ascii="宋体" w:eastAsia="宋体" w:hAnsi="宋体"/>
@@ -2733,7 +4529,24 @@
                 <w:sz w:val="19"/>
               </w:rPr>
               <w:br/>
-              <w:t>Rc files read (in order):</w:t>
+            </w:r>
+            <w:proofErr w:type="spellStart"/>
+            <w:r>
+              <w:rPr>
+                <w:rFonts w:ascii="宋体" w:eastAsia="宋体" w:hAnsi="宋体"/>
+                <w:color w:val="262626"/>
+                <w:sz w:val="19"/>
+              </w:rPr>
+              <w:t>Rc</w:t>
+            </w:r>
+            <w:proofErr w:type="spellEnd"/>
+            <w:r>
+              <w:rPr>
+                <w:rFonts w:ascii="宋体" w:eastAsia="宋体" w:hAnsi="宋体"/>
+                <w:color w:val="262626"/>
+                <w:sz w:val="19"/>
+              </w:rPr>
+              <w:t xml:space="preserve"> files read (in order):</w:t>
             </w:r>
             <w:r>
               <w:rPr>
@@ -2751,7 +4564,42 @@
                 <w:sz w:val="19"/>
               </w:rPr>
               <w:br/>
-              <w:t>Latexmk: This is Latexmk, John Collins, 9 March 2026. Version 4.88.</w:t>
+            </w:r>
+            <w:proofErr w:type="spellStart"/>
+            <w:r>
+              <w:rPr>
+                <w:rFonts w:ascii="宋体" w:eastAsia="宋体" w:hAnsi="宋体"/>
+                <w:color w:val="262626"/>
+                <w:sz w:val="19"/>
+              </w:rPr>
+              <w:t>Latexmk</w:t>
+            </w:r>
+            <w:proofErr w:type="spellEnd"/>
+            <w:r>
+              <w:rPr>
+                <w:rFonts w:ascii="宋体" w:eastAsia="宋体" w:hAnsi="宋体"/>
+                <w:color w:val="262626"/>
+                <w:sz w:val="19"/>
+              </w:rPr>
+              <w:t xml:space="preserve">: This is </w:t>
+            </w:r>
+            <w:proofErr w:type="spellStart"/>
+            <w:r>
+              <w:rPr>
+                <w:rFonts w:ascii="宋体" w:eastAsia="宋体" w:hAnsi="宋体"/>
+                <w:color w:val="262626"/>
+                <w:sz w:val="19"/>
+              </w:rPr>
+              <w:t>Latexmk</w:t>
+            </w:r>
+            <w:proofErr w:type="spellEnd"/>
+            <w:r>
+              <w:rPr>
+                <w:rFonts w:ascii="宋体" w:eastAsia="宋体" w:hAnsi="宋体"/>
+                <w:color w:val="262626"/>
+                <w:sz w:val="19"/>
+              </w:rPr>
+              <w:t>, John Collins, 9 March 2026. Version 4.88.</w:t>
             </w:r>
             <w:r>
               <w:rPr>
@@ -2760,7 +4608,42 @@
                 <w:sz w:val="19"/>
               </w:rPr>
               <w:br/>
-              <w:t>Latexmk: Nothing to do for 'report.tex'.</w:t>
+            </w:r>
+            <w:proofErr w:type="spellStart"/>
+            <w:r>
+              <w:rPr>
+                <w:rFonts w:ascii="宋体" w:eastAsia="宋体" w:hAnsi="宋体"/>
+                <w:color w:val="262626"/>
+                <w:sz w:val="19"/>
+              </w:rPr>
+              <w:t>Latexmk</w:t>
+            </w:r>
+            <w:proofErr w:type="spellEnd"/>
+            <w:r>
+              <w:rPr>
+                <w:rFonts w:ascii="宋体" w:eastAsia="宋体" w:hAnsi="宋体"/>
+                <w:color w:val="262626"/>
+                <w:sz w:val="19"/>
+              </w:rPr>
+              <w:t>: Nothing to do for '</w:t>
+            </w:r>
+            <w:proofErr w:type="spellStart"/>
+            <w:r>
+              <w:rPr>
+                <w:rFonts w:ascii="宋体" w:eastAsia="宋体" w:hAnsi="宋体"/>
+                <w:color w:val="262626"/>
+                <w:sz w:val="19"/>
+              </w:rPr>
+              <w:t>report.tex</w:t>
+            </w:r>
+            <w:proofErr w:type="spellEnd"/>
+            <w:r>
+              <w:rPr>
+                <w:rFonts w:ascii="宋体" w:eastAsia="宋体" w:hAnsi="宋体"/>
+                <w:color w:val="262626"/>
+                <w:sz w:val="19"/>
+              </w:rPr>
+              <w:t>'.</w:t>
             </w:r>
             <w:r>
               <w:rPr>
@@ -2769,7 +4652,24 @@
                 <w:sz w:val="19"/>
               </w:rPr>
               <w:br/>
-              <w:t>Latexmk: All targets (report.pdf) are up-to-date</w:t>
+            </w:r>
+            <w:proofErr w:type="spellStart"/>
+            <w:r>
+              <w:rPr>
+                <w:rFonts w:ascii="宋体" w:eastAsia="宋体" w:hAnsi="宋体"/>
+                <w:color w:val="262626"/>
+                <w:sz w:val="19"/>
+              </w:rPr>
+              <w:t>Latexmk</w:t>
+            </w:r>
+            <w:proofErr w:type="spellEnd"/>
+            <w:r>
+              <w:rPr>
+                <w:rFonts w:ascii="宋体" w:eastAsia="宋体" w:hAnsi="宋体"/>
+                <w:color w:val="262626"/>
+                <w:sz w:val="19"/>
+              </w:rPr>
+              <w:t>: All targets (report.pdf) are up-to-date</w:t>
             </w:r>
           </w:p>
         </w:tc>
@@ -2800,7 +4700,27 @@
           <w:sz w:val="21"/>
           <w:lang w:eastAsia="zh-CN"/>
         </w:rPr>
-        <w:t>验证结果：通过 `latexmk` 编译成功生成 PDF 文档，公式和表格交叉引用正常显示编号，无任何错误。</w:t>
+        <w:t>验证结果：通过 `</w:t>
+      </w:r>
+      <w:proofErr w:type="spellStart"/>
+      <w:r>
+        <w:rPr>
+          <w:rFonts w:ascii="宋体" w:eastAsia="宋体" w:hAnsi="宋体"/>
+          <w:color w:val="333333"/>
+          <w:sz w:val="21"/>
+          <w:lang w:eastAsia="zh-CN"/>
+        </w:rPr>
+        <w:t>latexmk</w:t>
+      </w:r>
+      <w:proofErr w:type="spellEnd"/>
+      <w:r>
+        <w:rPr>
+          <w:rFonts w:ascii="宋体" w:eastAsia="宋体" w:hAnsi="宋体"/>
+          <w:color w:val="333333"/>
+          <w:sz w:val="21"/>
+          <w:lang w:eastAsia="zh-CN"/>
+        </w:rPr>
+        <w:t>` 编译成功生成 PDF 文档，公式和表格交叉引用正常显示编号，无任何错误。</w:t>
       </w:r>
     </w:p>
     <w:p>
@@ -2931,7 +4851,61 @@
           <w:sz w:val="21"/>
           <w:lang w:eastAsia="zh-CN"/>
         </w:rPr>
-        <w:t>ls -l 用于以长格式（long format）详细显示目录内容。最前面的 10 个字符分为 4 个部分：第 1 位代表文件类型（如 - 代表普通文件，d 代表目录，l 代表链接）；第 2~4 位代表所有者权限 (rwx)；第 5~7 位代表所属组权限 (rwx)；第 8~10 位代表其他人权限 (rwx)。</w:t>
+        <w:t>ls -l 用于以长格式（long format）详细显示目录内容。最前面的 10 个字符分为 4 个部分：第 1 位代表文件类型（如 - 代表普通文件，d 代表目录，l 代表链接）；第 2~4 位代表所有者权限 (</w:t>
+      </w:r>
+      <w:proofErr w:type="spellStart"/>
+      <w:r>
+        <w:rPr>
+          <w:rFonts w:ascii="宋体" w:eastAsia="宋体" w:hAnsi="宋体"/>
+          <w:sz w:val="21"/>
+          <w:lang w:eastAsia="zh-CN"/>
+        </w:rPr>
+        <w:t>rwx</w:t>
+      </w:r>
+      <w:proofErr w:type="spellEnd"/>
+      <w:r>
+        <w:rPr>
+          <w:rFonts w:ascii="宋体" w:eastAsia="宋体" w:hAnsi="宋体"/>
+          <w:sz w:val="21"/>
+          <w:lang w:eastAsia="zh-CN"/>
+        </w:rPr>
+        <w:t>)；第 5~7 位代表所属组权限 (</w:t>
+      </w:r>
+      <w:proofErr w:type="spellStart"/>
+      <w:r>
+        <w:rPr>
+          <w:rFonts w:ascii="宋体" w:eastAsia="宋体" w:hAnsi="宋体"/>
+          <w:sz w:val="21"/>
+          <w:lang w:eastAsia="zh-CN"/>
+        </w:rPr>
+        <w:t>rwx</w:t>
+      </w:r>
+      <w:proofErr w:type="spellEnd"/>
+      <w:r>
+        <w:rPr>
+          <w:rFonts w:ascii="宋体" w:eastAsia="宋体" w:hAnsi="宋体"/>
+          <w:sz w:val="21"/>
+          <w:lang w:eastAsia="zh-CN"/>
+        </w:rPr>
+        <w:t>)；第 8~10 位代表其他人权限 (</w:t>
+      </w:r>
+      <w:proofErr w:type="spellStart"/>
+      <w:r>
+        <w:rPr>
+          <w:rFonts w:ascii="宋体" w:eastAsia="宋体" w:hAnsi="宋体"/>
+          <w:sz w:val="21"/>
+          <w:lang w:eastAsia="zh-CN"/>
+        </w:rPr>
+        <w:t>rwx</w:t>
+      </w:r>
+      <w:proofErr w:type="spellEnd"/>
+      <w:r>
+        <w:rPr>
+          <w:rFonts w:ascii="宋体" w:eastAsia="宋体" w:hAnsi="宋体"/>
+          <w:sz w:val="21"/>
+          <w:lang w:eastAsia="zh-CN"/>
+        </w:rPr>
+        <w:t>)。</w:t>
       </w:r>
     </w:p>
     <w:tbl>
@@ -3000,7 +4974,61 @@
           <w:sz w:val="21"/>
           <w:lang w:eastAsia="zh-CN"/>
         </w:rPr>
-        <w:t>输出根目录下所有文件及目录的详细列表。例如某行显示 drwxr-xr-x，其中首字符 d 表示目录，接着 rwx 为所有者权限，r-x 为组权限，r-x 为其他人权限。</w:t>
+        <w:t xml:space="preserve">输出根目录下所有文件及目录的详细列表。例如某行显示 </w:t>
+      </w:r>
+      <w:proofErr w:type="spellStart"/>
+      <w:r>
+        <w:rPr>
+          <w:rFonts w:ascii="宋体" w:eastAsia="宋体" w:hAnsi="宋体"/>
+          <w:sz w:val="21"/>
+          <w:lang w:eastAsia="zh-CN"/>
+        </w:rPr>
+        <w:t>drwxr</w:t>
+      </w:r>
+      <w:proofErr w:type="spellEnd"/>
+      <w:r>
+        <w:rPr>
+          <w:rFonts w:ascii="宋体" w:eastAsia="宋体" w:hAnsi="宋体"/>
+          <w:sz w:val="21"/>
+          <w:lang w:eastAsia="zh-CN"/>
+        </w:rPr>
+        <w:t>-</w:t>
+      </w:r>
+      <w:proofErr w:type="spellStart"/>
+      <w:r>
+        <w:rPr>
+          <w:rFonts w:ascii="宋体" w:eastAsia="宋体" w:hAnsi="宋体"/>
+          <w:sz w:val="21"/>
+          <w:lang w:eastAsia="zh-CN"/>
+        </w:rPr>
+        <w:t>xr</w:t>
+      </w:r>
+      <w:proofErr w:type="spellEnd"/>
+      <w:r>
+        <w:rPr>
+          <w:rFonts w:ascii="宋体" w:eastAsia="宋体" w:hAnsi="宋体"/>
+          <w:sz w:val="21"/>
+          <w:lang w:eastAsia="zh-CN"/>
+        </w:rPr>
+        <w:t xml:space="preserve">-x，其中首字符 d 表示目录，接着 </w:t>
+      </w:r>
+      <w:proofErr w:type="spellStart"/>
+      <w:r>
+        <w:rPr>
+          <w:rFonts w:ascii="宋体" w:eastAsia="宋体" w:hAnsi="宋体"/>
+          <w:sz w:val="21"/>
+          <w:lang w:eastAsia="zh-CN"/>
+        </w:rPr>
+        <w:t>rwx</w:t>
+      </w:r>
+      <w:proofErr w:type="spellEnd"/>
+      <w:r>
+        <w:rPr>
+          <w:rFonts w:ascii="宋体" w:eastAsia="宋体" w:hAnsi="宋体"/>
+          <w:sz w:val="21"/>
+          <w:lang w:eastAsia="zh-CN"/>
+        </w:rPr>
+        <w:t xml:space="preserve"> 为所有者权限，r-x 为组权限，r-x 为其他人权限。</w:t>
       </w:r>
     </w:p>
     <w:p>
@@ -3036,14 +5064,159 @@
           <w:b/>
           <w:sz w:val="21"/>
         </w:rPr>
-        <w:t>【题目要求】</w:t>
-      </w:r>
-      <w:r>
-        <w:rPr>
-          <w:rFonts w:ascii="宋体" w:eastAsia="宋体" w:hAnsi="宋体"/>
-          <w:sz w:val="21"/>
-        </w:rPr>
-        <w:t>在命令 find ~/Downloads -type f -name "*.zip" -mtime +30 中，*.zip 是一个「glob」。什么是 glob？新建一个测试目录并创建一些文件，试试 ls *.txt、ls file?.txt、ls {a,b,c}.txt 等模式。参见 Bash 手册中的 Pattern Matching。</w:t>
+        <w:t>【</w:t>
+      </w:r>
+      <w:proofErr w:type="spellStart"/>
+      <w:r>
+        <w:rPr>
+          <w:rFonts w:ascii="宋体" w:eastAsia="宋体" w:hAnsi="宋体"/>
+          <w:b/>
+          <w:sz w:val="21"/>
+        </w:rPr>
+        <w:t>题目要求】</w:t>
+      </w:r>
+      <w:r>
+        <w:rPr>
+          <w:rFonts w:ascii="宋体" w:eastAsia="宋体" w:hAnsi="宋体"/>
+          <w:sz w:val="21"/>
+        </w:rPr>
+        <w:t>在命令</w:t>
+      </w:r>
+      <w:proofErr w:type="spellEnd"/>
+      <w:r>
+        <w:rPr>
+          <w:rFonts w:ascii="宋体" w:eastAsia="宋体" w:hAnsi="宋体"/>
+          <w:sz w:val="21"/>
+        </w:rPr>
+        <w:t xml:space="preserve"> find ~/Downloads -type f -name "*.zip" -</w:t>
+      </w:r>
+      <w:proofErr w:type="spellStart"/>
+      <w:r>
+        <w:rPr>
+          <w:rFonts w:ascii="宋体" w:eastAsia="宋体" w:hAnsi="宋体"/>
+          <w:sz w:val="21"/>
+        </w:rPr>
+        <w:t>mtime</w:t>
+      </w:r>
+      <w:proofErr w:type="spellEnd"/>
+      <w:r>
+        <w:rPr>
+          <w:rFonts w:ascii="宋体" w:eastAsia="宋体" w:hAnsi="宋体"/>
+          <w:sz w:val="21"/>
+        </w:rPr>
+        <w:t xml:space="preserve"> +30 中，*.zip </w:t>
+      </w:r>
+      <w:proofErr w:type="spellStart"/>
+      <w:r>
+        <w:rPr>
+          <w:rFonts w:ascii="宋体" w:eastAsia="宋体" w:hAnsi="宋体"/>
+          <w:sz w:val="21"/>
+        </w:rPr>
+        <w:t>是一个「glob</w:t>
+      </w:r>
+      <w:proofErr w:type="spellEnd"/>
+      <w:r>
+        <w:rPr>
+          <w:rFonts w:ascii="宋体" w:eastAsia="宋体" w:hAnsi="宋体"/>
+          <w:sz w:val="21"/>
+        </w:rPr>
+        <w:t>」。</w:t>
+      </w:r>
+      <w:proofErr w:type="spellStart"/>
+      <w:r>
+        <w:rPr>
+          <w:rFonts w:ascii="宋体" w:eastAsia="宋体" w:hAnsi="宋体"/>
+          <w:sz w:val="21"/>
+        </w:rPr>
+        <w:t>什么是</w:t>
+      </w:r>
+      <w:proofErr w:type="spellEnd"/>
+      <w:r>
+        <w:rPr>
+          <w:rFonts w:ascii="宋体" w:eastAsia="宋体" w:hAnsi="宋体"/>
+          <w:sz w:val="21"/>
+        </w:rPr>
+        <w:t xml:space="preserve"> </w:t>
+      </w:r>
+      <w:proofErr w:type="spellStart"/>
+      <w:r>
+        <w:rPr>
+          <w:rFonts w:ascii="宋体" w:eastAsia="宋体" w:hAnsi="宋体"/>
+          <w:sz w:val="21"/>
+        </w:rPr>
+        <w:t>glob？新建一个测试目录并创建一些文件，试试</w:t>
+      </w:r>
+      <w:proofErr w:type="spellEnd"/>
+      <w:r>
+        <w:rPr>
+          <w:rFonts w:ascii="宋体" w:eastAsia="宋体" w:hAnsi="宋体"/>
+          <w:sz w:val="21"/>
+        </w:rPr>
+        <w:t xml:space="preserve"> ls *.</w:t>
+      </w:r>
+      <w:proofErr w:type="spellStart"/>
+      <w:r>
+        <w:rPr>
+          <w:rFonts w:ascii="宋体" w:eastAsia="宋体" w:hAnsi="宋体"/>
+          <w:sz w:val="21"/>
+        </w:rPr>
+        <w:t>txt、ls</w:t>
+      </w:r>
+      <w:proofErr w:type="spellEnd"/>
+      <w:r>
+        <w:rPr>
+          <w:rFonts w:ascii="宋体" w:eastAsia="宋体" w:hAnsi="宋体"/>
+          <w:sz w:val="21"/>
+        </w:rPr>
+        <w:t xml:space="preserve"> file?.</w:t>
+      </w:r>
+      <w:proofErr w:type="spellStart"/>
+      <w:r>
+        <w:rPr>
+          <w:rFonts w:ascii="宋体" w:eastAsia="宋体" w:hAnsi="宋体"/>
+          <w:sz w:val="21"/>
+        </w:rPr>
+        <w:t>txt、ls</w:t>
+      </w:r>
+      <w:proofErr w:type="spellEnd"/>
+      <w:r>
+        <w:rPr>
+          <w:rFonts w:ascii="宋体" w:eastAsia="宋体" w:hAnsi="宋体"/>
+          <w:sz w:val="21"/>
+        </w:rPr>
+        <w:t xml:space="preserve"> {a,b,c}.txt </w:t>
+      </w:r>
+      <w:proofErr w:type="spellStart"/>
+      <w:r>
+        <w:rPr>
+          <w:rFonts w:ascii="宋体" w:eastAsia="宋体" w:hAnsi="宋体"/>
+          <w:sz w:val="21"/>
+        </w:rPr>
+        <w:t>等模式。参见</w:t>
+      </w:r>
+      <w:proofErr w:type="spellEnd"/>
+      <w:r>
+        <w:rPr>
+          <w:rFonts w:ascii="宋体" w:eastAsia="宋体" w:hAnsi="宋体"/>
+          <w:sz w:val="21"/>
+        </w:rPr>
+        <w:t xml:space="preserve"> Bash </w:t>
+      </w:r>
+      <w:proofErr w:type="spellStart"/>
+      <w:r>
+        <w:rPr>
+          <w:rFonts w:ascii="宋体" w:eastAsia="宋体" w:hAnsi="宋体"/>
+          <w:sz w:val="21"/>
+        </w:rPr>
+        <w:t>手册中的</w:t>
+      </w:r>
+      <w:proofErr w:type="spellEnd"/>
+      <w:r>
+        <w:rPr>
+          <w:rFonts w:ascii="宋体" w:eastAsia="宋体" w:hAnsi="宋体"/>
+          <w:sz w:val="21"/>
+        </w:rPr>
+        <w:t xml:space="preserve"> Pattern Matching。</w:t>
       </w:r>
     </w:p>
     <w:p>
@@ -3059,14 +5232,127 @@
           <w:b/>
           <w:sz w:val="21"/>
         </w:rPr>
-        <w:t>【原理与解析】</w:t>
-      </w:r>
-      <w:r>
-        <w:rPr>
-          <w:rFonts w:ascii="宋体" w:eastAsia="宋体" w:hAnsi="宋体"/>
-          <w:sz w:val="21"/>
-        </w:rPr>
-        <w:t>Glob 是 Shell 提供的一种模式匹配机制（通配符扩展），用于匹配文件名。常见通配符包括 *（匹配任意长度字符）、?（匹配单个任意字符）、{a,b,c}（花括号展开，列举多选项）。</w:t>
+        <w:t>【</w:t>
+      </w:r>
+      <w:proofErr w:type="spellStart"/>
+      <w:r>
+        <w:rPr>
+          <w:rFonts w:ascii="宋体" w:eastAsia="宋体" w:hAnsi="宋体"/>
+          <w:b/>
+          <w:sz w:val="21"/>
+        </w:rPr>
+        <w:t>原理与解析】</w:t>
+      </w:r>
+      <w:r>
+        <w:rPr>
+          <w:rFonts w:ascii="宋体" w:eastAsia="宋体" w:hAnsi="宋体"/>
+          <w:sz w:val="21"/>
+        </w:rPr>
+        <w:t>Glob</w:t>
+      </w:r>
+      <w:proofErr w:type="spellEnd"/>
+      <w:r>
+        <w:rPr>
+          <w:rFonts w:ascii="宋体" w:eastAsia="宋体" w:hAnsi="宋体"/>
+          <w:sz w:val="21"/>
+        </w:rPr>
+        <w:t xml:space="preserve"> 是 Shell </w:t>
+      </w:r>
+      <w:proofErr w:type="spellStart"/>
+      <w:r>
+        <w:rPr>
+          <w:rFonts w:ascii="宋体" w:eastAsia="宋体" w:hAnsi="宋体"/>
+          <w:sz w:val="21"/>
+        </w:rPr>
+        <w:t>提供的一种模式匹配机制（通配符扩展</w:t>
+      </w:r>
+      <w:proofErr w:type="spellEnd"/>
+      <w:r>
+        <w:rPr>
+          <w:rFonts w:ascii="宋体" w:eastAsia="宋体" w:hAnsi="宋体"/>
+          <w:sz w:val="21"/>
+        </w:rPr>
+        <w:t>），</w:t>
+      </w:r>
+      <w:proofErr w:type="spellStart"/>
+      <w:r>
+        <w:rPr>
+          <w:rFonts w:ascii="宋体" w:eastAsia="宋体" w:hAnsi="宋体"/>
+          <w:sz w:val="21"/>
+        </w:rPr>
+        <w:t>用于匹配文件名。常见通配符包括</w:t>
+      </w:r>
+      <w:proofErr w:type="spellEnd"/>
+      <w:r>
+        <w:rPr>
+          <w:rFonts w:ascii="宋体" w:eastAsia="宋体" w:hAnsi="宋体"/>
+          <w:sz w:val="21"/>
+        </w:rPr>
+        <w:t xml:space="preserve"> *（</w:t>
+      </w:r>
+      <w:proofErr w:type="spellStart"/>
+      <w:r>
+        <w:rPr>
+          <w:rFonts w:ascii="宋体" w:eastAsia="宋体" w:hAnsi="宋体"/>
+          <w:sz w:val="21"/>
+        </w:rPr>
+        <w:t>匹配任意长度字符</w:t>
+      </w:r>
+      <w:proofErr w:type="spellEnd"/>
+      <w:r>
+        <w:rPr>
+          <w:rFonts w:ascii="宋体" w:eastAsia="宋体" w:hAnsi="宋体"/>
+          <w:sz w:val="21"/>
+        </w:rPr>
+        <w:t>）、?（</w:t>
+      </w:r>
+      <w:proofErr w:type="spellStart"/>
+      <w:r>
+        <w:rPr>
+          <w:rFonts w:ascii="宋体" w:eastAsia="宋体" w:hAnsi="宋体"/>
+          <w:sz w:val="21"/>
+        </w:rPr>
+        <w:t>匹配单个任意字符</w:t>
+      </w:r>
+      <w:proofErr w:type="spellEnd"/>
+      <w:r>
+        <w:rPr>
+          <w:rFonts w:ascii="宋体" w:eastAsia="宋体" w:hAnsi="宋体"/>
+          <w:sz w:val="21"/>
+        </w:rPr>
+        <w:t>）、{</w:t>
+      </w:r>
+      <w:proofErr w:type="spellStart"/>
+      <w:r>
+        <w:rPr>
+          <w:rFonts w:ascii="宋体" w:eastAsia="宋体" w:hAnsi="宋体"/>
+          <w:sz w:val="21"/>
+        </w:rPr>
+        <w:t>a,b,c</w:t>
+      </w:r>
+      <w:proofErr w:type="spellEnd"/>
+      <w:r>
+        <w:rPr>
+          <w:rFonts w:ascii="宋体" w:eastAsia="宋体" w:hAnsi="宋体"/>
+          <w:sz w:val="21"/>
+        </w:rPr>
+        <w:t>}（</w:t>
+      </w:r>
+      <w:proofErr w:type="spellStart"/>
+      <w:r>
+        <w:rPr>
+          <w:rFonts w:ascii="宋体" w:eastAsia="宋体" w:hAnsi="宋体"/>
+          <w:sz w:val="21"/>
+        </w:rPr>
+        <w:t>花括号展开，列举多选项</w:t>
+      </w:r>
+      <w:proofErr w:type="spellEnd"/>
+      <w:r>
+        <w:rPr>
+          <w:rFonts w:ascii="宋体" w:eastAsia="宋体" w:hAnsi="宋体"/>
+          <w:sz w:val="21"/>
+        </w:rPr>
+        <w:t>）。</w:t>
       </w:r>
     </w:p>
     <w:tbl>
@@ -3106,7 +5392,61 @@
                 <w:color w:val="262626"/>
                 <w:sz w:val="20"/>
               </w:rPr>
-              <w:t>$ mkdir test_glob &amp;&amp; cd test_glob &amp;&amp; touch a.txt b.txt file1.txt file2.txt</w:t>
+              <w:t xml:space="preserve">$ </w:t>
+            </w:r>
+            <w:proofErr w:type="spellStart"/>
+            <w:r>
+              <w:rPr>
+                <w:rFonts w:ascii="宋体" w:eastAsia="宋体" w:hAnsi="宋体"/>
+                <w:color w:val="262626"/>
+                <w:sz w:val="20"/>
+              </w:rPr>
+              <w:t>mkdir</w:t>
+            </w:r>
+            <w:proofErr w:type="spellEnd"/>
+            <w:r>
+              <w:rPr>
+                <w:rFonts w:ascii="宋体" w:eastAsia="宋体" w:hAnsi="宋体"/>
+                <w:color w:val="262626"/>
+                <w:sz w:val="20"/>
+              </w:rPr>
+              <w:t xml:space="preserve"> </w:t>
+            </w:r>
+            <w:proofErr w:type="spellStart"/>
+            <w:r>
+              <w:rPr>
+                <w:rFonts w:ascii="宋体" w:eastAsia="宋体" w:hAnsi="宋体"/>
+                <w:color w:val="262626"/>
+                <w:sz w:val="20"/>
+              </w:rPr>
+              <w:t>test_glob</w:t>
+            </w:r>
+            <w:proofErr w:type="spellEnd"/>
+            <w:r>
+              <w:rPr>
+                <w:rFonts w:ascii="宋体" w:eastAsia="宋体" w:hAnsi="宋体"/>
+                <w:color w:val="262626"/>
+                <w:sz w:val="20"/>
+              </w:rPr>
+              <w:t xml:space="preserve"> &amp;&amp; cd </w:t>
+            </w:r>
+            <w:proofErr w:type="spellStart"/>
+            <w:r>
+              <w:rPr>
+                <w:rFonts w:ascii="宋体" w:eastAsia="宋体" w:hAnsi="宋体"/>
+                <w:color w:val="262626"/>
+                <w:sz w:val="20"/>
+              </w:rPr>
+              <w:t>test_glob</w:t>
+            </w:r>
+            <w:proofErr w:type="spellEnd"/>
+            <w:r>
+              <w:rPr>
+                <w:rFonts w:ascii="宋体" w:eastAsia="宋体" w:hAnsi="宋体"/>
+                <w:color w:val="262626"/>
+                <w:sz w:val="20"/>
+              </w:rPr>
+              <w:t xml:space="preserve"> &amp;&amp; touch a.txt b.txt file1.txt file2.txt</w:t>
             </w:r>
             <w:r>
               <w:rPr>
@@ -3152,14 +5492,127 @@
           <w:b/>
           <w:sz w:val="21"/>
         </w:rPr>
-        <w:t>【输出与观察】</w:t>
-      </w:r>
-      <w:r>
-        <w:rPr>
-          <w:rFonts w:ascii="宋体" w:eastAsia="宋体" w:hAnsi="宋体"/>
-          <w:sz w:val="21"/>
-        </w:rPr>
-        <w:t>ls *.txt 列出所有 .txt 文件；ls file?.txt 精确匹配 file 后跟一个字符的 .txt 文件（如 file1.txt、file2.txt）；ls {a,b,c}.txt 分别查找 a.txt、b.txt 和 c.txt。</w:t>
+        <w:t>【</w:t>
+      </w:r>
+      <w:proofErr w:type="spellStart"/>
+      <w:r>
+        <w:rPr>
+          <w:rFonts w:ascii="宋体" w:eastAsia="宋体" w:hAnsi="宋体"/>
+          <w:b/>
+          <w:sz w:val="21"/>
+        </w:rPr>
+        <w:t>输出与观察】</w:t>
+      </w:r>
+      <w:r>
+        <w:rPr>
+          <w:rFonts w:ascii="宋体" w:eastAsia="宋体" w:hAnsi="宋体"/>
+          <w:sz w:val="21"/>
+        </w:rPr>
+        <w:t>ls</w:t>
+      </w:r>
+      <w:proofErr w:type="spellEnd"/>
+      <w:r>
+        <w:rPr>
+          <w:rFonts w:ascii="宋体" w:eastAsia="宋体" w:hAnsi="宋体"/>
+          <w:sz w:val="21"/>
+        </w:rPr>
+        <w:t xml:space="preserve"> *.txt </w:t>
+      </w:r>
+      <w:proofErr w:type="spellStart"/>
+      <w:r>
+        <w:rPr>
+          <w:rFonts w:ascii="宋体" w:eastAsia="宋体" w:hAnsi="宋体"/>
+          <w:sz w:val="21"/>
+        </w:rPr>
+        <w:t>列出所有</w:t>
+      </w:r>
+      <w:proofErr w:type="spellEnd"/>
+      <w:r>
+        <w:rPr>
+          <w:rFonts w:ascii="宋体" w:eastAsia="宋体" w:hAnsi="宋体"/>
+          <w:sz w:val="21"/>
+        </w:rPr>
+        <w:t xml:space="preserve"> .txt </w:t>
+      </w:r>
+      <w:proofErr w:type="spellStart"/>
+      <w:r>
+        <w:rPr>
+          <w:rFonts w:ascii="宋体" w:eastAsia="宋体" w:hAnsi="宋体"/>
+          <w:sz w:val="21"/>
+        </w:rPr>
+        <w:t>文件；ls</w:t>
+      </w:r>
+      <w:proofErr w:type="spellEnd"/>
+      <w:r>
+        <w:rPr>
+          <w:rFonts w:ascii="宋体" w:eastAsia="宋体" w:hAnsi="宋体"/>
+          <w:sz w:val="21"/>
+        </w:rPr>
+        <w:t xml:space="preserve"> file?.txt </w:t>
+      </w:r>
+      <w:proofErr w:type="spellStart"/>
+      <w:r>
+        <w:rPr>
+          <w:rFonts w:ascii="宋体" w:eastAsia="宋体" w:hAnsi="宋体"/>
+          <w:sz w:val="21"/>
+        </w:rPr>
+        <w:t>精确匹配</w:t>
+      </w:r>
+      <w:proofErr w:type="spellEnd"/>
+      <w:r>
+        <w:rPr>
+          <w:rFonts w:ascii="宋体" w:eastAsia="宋体" w:hAnsi="宋体"/>
+          <w:sz w:val="21"/>
+        </w:rPr>
+        <w:t xml:space="preserve"> file </w:t>
+      </w:r>
+      <w:proofErr w:type="spellStart"/>
+      <w:r>
+        <w:rPr>
+          <w:rFonts w:ascii="宋体" w:eastAsia="宋体" w:hAnsi="宋体"/>
+          <w:sz w:val="21"/>
+        </w:rPr>
+        <w:t>后跟一个字符的</w:t>
+      </w:r>
+      <w:proofErr w:type="spellEnd"/>
+      <w:r>
+        <w:rPr>
+          <w:rFonts w:ascii="宋体" w:eastAsia="宋体" w:hAnsi="宋体"/>
+          <w:sz w:val="21"/>
+        </w:rPr>
+        <w:t xml:space="preserve"> .txt </w:t>
+      </w:r>
+      <w:proofErr w:type="spellStart"/>
+      <w:r>
+        <w:rPr>
+          <w:rFonts w:ascii="宋体" w:eastAsia="宋体" w:hAnsi="宋体"/>
+          <w:sz w:val="21"/>
+        </w:rPr>
+        <w:t>文件（如</w:t>
+      </w:r>
+      <w:proofErr w:type="spellEnd"/>
+      <w:r>
+        <w:rPr>
+          <w:rFonts w:ascii="宋体" w:eastAsia="宋体" w:hAnsi="宋体"/>
+          <w:sz w:val="21"/>
+        </w:rPr>
+        <w:t xml:space="preserve"> file1.txt、file2.txt）；ls {a,b,c}.txt </w:t>
+      </w:r>
+      <w:proofErr w:type="spellStart"/>
+      <w:r>
+        <w:rPr>
+          <w:rFonts w:ascii="宋体" w:eastAsia="宋体" w:hAnsi="宋体"/>
+          <w:sz w:val="21"/>
+        </w:rPr>
+        <w:t>分别查找</w:t>
+      </w:r>
+      <w:proofErr w:type="spellEnd"/>
+      <w:r>
+        <w:rPr>
+          <w:rFonts w:ascii="宋体" w:eastAsia="宋体" w:hAnsi="宋体"/>
+          <w:sz w:val="21"/>
+        </w:rPr>
+        <w:t xml:space="preserve"> a.txt、b.txt 和 c.txt。</w:t>
       </w:r>
     </w:p>
     <w:p>
@@ -3271,7 +5724,25 @@
                 <w:color w:val="262626"/>
                 <w:sz w:val="20"/>
               </w:rPr>
-              <w:t>$ echo $'Price: $100\nWarning: Don\'t push !'</w:t>
+              <w:t>$ echo $'Price: $100\</w:t>
+            </w:r>
+            <w:proofErr w:type="spellStart"/>
+            <w:r>
+              <w:rPr>
+                <w:rFonts w:ascii="宋体" w:eastAsia="宋体" w:hAnsi="宋体"/>
+                <w:color w:val="262626"/>
+                <w:sz w:val="20"/>
+              </w:rPr>
+              <w:t>nWarning</w:t>
+            </w:r>
+            <w:proofErr w:type="spellEnd"/>
+            <w:r>
+              <w:rPr>
+                <w:rFonts w:ascii="宋体" w:eastAsia="宋体" w:hAnsi="宋体"/>
+                <w:color w:val="262626"/>
+                <w:sz w:val="20"/>
+              </w:rPr>
+              <w:t>: Don\'t push !'</w:t>
             </w:r>
           </w:p>
         </w:tc>
@@ -3312,6 +5783,7 @@
           <w:rFonts w:ascii="宋体" w:eastAsia="宋体" w:hAnsi="宋体" w:hint="eastAsia"/>
         </w:rPr>
       </w:pPr>
+      <w:proofErr w:type="spellStart"/>
       <w:r>
         <w:rPr>
           <w:rFonts w:ascii="宋体" w:eastAsia="宋体" w:hAnsi="宋体"/>
@@ -3319,7 +5791,37 @@
           <w:color w:val="1F4E79"/>
           <w:sz w:val="28"/>
         </w:rPr>
-        <w:t>实例 5：标准流重定向 (stdin, stdout, stderr)</w:t>
+        <w:t>实例</w:t>
+      </w:r>
+      <w:proofErr w:type="spellEnd"/>
+      <w:r>
+        <w:rPr>
+          <w:rFonts w:ascii="宋体" w:eastAsia="宋体" w:hAnsi="宋体"/>
+          <w:b/>
+          <w:color w:val="1F4E79"/>
+          <w:sz w:val="28"/>
+        </w:rPr>
+        <w:t xml:space="preserve"> 5：标准流重定向 (stdin, </w:t>
+      </w:r>
+      <w:proofErr w:type="spellStart"/>
+      <w:r>
+        <w:rPr>
+          <w:rFonts w:ascii="宋体" w:eastAsia="宋体" w:hAnsi="宋体"/>
+          <w:b/>
+          <w:color w:val="1F4E79"/>
+          <w:sz w:val="28"/>
+        </w:rPr>
+        <w:t>stdout</w:t>
+      </w:r>
+      <w:proofErr w:type="spellEnd"/>
+      <w:r>
+        <w:rPr>
+          <w:rFonts w:ascii="宋体" w:eastAsia="宋体" w:hAnsi="宋体"/>
+          <w:b/>
+          <w:color w:val="1F4E79"/>
+          <w:sz w:val="28"/>
+        </w:rPr>
+        <w:t>, stderr)</w:t>
       </w:r>
     </w:p>
     <w:p>
@@ -3335,14 +5837,127 @@
           <w:b/>
           <w:sz w:val="21"/>
         </w:rPr>
-        <w:t>【题目要求】</w:t>
-      </w:r>
-      <w:r>
-        <w:rPr>
-          <w:rFonts w:ascii="宋体" w:eastAsia="宋体" w:hAnsi="宋体"/>
-          <w:sz w:val="21"/>
-        </w:rPr>
-        <w:t>Shell 有三条标准流：stdin (0)、stdout (1)、stderr (2)。运行 ls /nonexistent /tmp，把 stdout 和 stderr 分别重定向到两个文件。你将如何两者的都重定向到同一个文件？参见 Redirections。</w:t>
+        <w:t>【</w:t>
+      </w:r>
+      <w:proofErr w:type="spellStart"/>
+      <w:r>
+        <w:rPr>
+          <w:rFonts w:ascii="宋体" w:eastAsia="宋体" w:hAnsi="宋体"/>
+          <w:b/>
+          <w:sz w:val="21"/>
+        </w:rPr>
+        <w:t>题目要求】</w:t>
+      </w:r>
+      <w:r>
+        <w:rPr>
+          <w:rFonts w:ascii="宋体" w:eastAsia="宋体" w:hAnsi="宋体"/>
+          <w:sz w:val="21"/>
+        </w:rPr>
+        <w:t>Shell</w:t>
+      </w:r>
+      <w:proofErr w:type="spellEnd"/>
+      <w:r>
+        <w:rPr>
+          <w:rFonts w:ascii="宋体" w:eastAsia="宋体" w:hAnsi="宋体"/>
+          <w:sz w:val="21"/>
+        </w:rPr>
+        <w:t xml:space="preserve"> </w:t>
+      </w:r>
+      <w:proofErr w:type="spellStart"/>
+      <w:r>
+        <w:rPr>
+          <w:rFonts w:ascii="宋体" w:eastAsia="宋体" w:hAnsi="宋体"/>
+          <w:sz w:val="21"/>
+        </w:rPr>
+        <w:t>有三条标准流：stdin</w:t>
+      </w:r>
+      <w:proofErr w:type="spellEnd"/>
+      <w:r>
+        <w:rPr>
+          <w:rFonts w:ascii="宋体" w:eastAsia="宋体" w:hAnsi="宋体"/>
+          <w:sz w:val="21"/>
+        </w:rPr>
+        <w:t xml:space="preserve"> (0)、</w:t>
+      </w:r>
+      <w:proofErr w:type="spellStart"/>
+      <w:r>
+        <w:rPr>
+          <w:rFonts w:ascii="宋体" w:eastAsia="宋体" w:hAnsi="宋体"/>
+          <w:sz w:val="21"/>
+        </w:rPr>
+        <w:t>stdout</w:t>
+      </w:r>
+      <w:proofErr w:type="spellEnd"/>
+      <w:r>
+        <w:rPr>
+          <w:rFonts w:ascii="宋体" w:eastAsia="宋体" w:hAnsi="宋体"/>
+          <w:sz w:val="21"/>
+        </w:rPr>
+        <w:t xml:space="preserve"> (1)、stderr (2)。</w:t>
+      </w:r>
+      <w:proofErr w:type="spellStart"/>
+      <w:r>
+        <w:rPr>
+          <w:rFonts w:ascii="宋体" w:eastAsia="宋体" w:hAnsi="宋体"/>
+          <w:sz w:val="21"/>
+        </w:rPr>
+        <w:t>运行</w:t>
+      </w:r>
+      <w:proofErr w:type="spellEnd"/>
+      <w:r>
+        <w:rPr>
+          <w:rFonts w:ascii="宋体" w:eastAsia="宋体" w:hAnsi="宋体"/>
+          <w:sz w:val="21"/>
+        </w:rPr>
+        <w:t xml:space="preserve"> ls /nonexistent /</w:t>
+      </w:r>
+      <w:proofErr w:type="spellStart"/>
+      <w:r>
+        <w:rPr>
+          <w:rFonts w:ascii="宋体" w:eastAsia="宋体" w:hAnsi="宋体"/>
+          <w:sz w:val="21"/>
+        </w:rPr>
+        <w:t>tmp，把</w:t>
+      </w:r>
+      <w:proofErr w:type="spellEnd"/>
+      <w:r>
+        <w:rPr>
+          <w:rFonts w:ascii="宋体" w:eastAsia="宋体" w:hAnsi="宋体"/>
+          <w:sz w:val="21"/>
+        </w:rPr>
+        <w:t xml:space="preserve"> </w:t>
+      </w:r>
+      <w:proofErr w:type="spellStart"/>
+      <w:r>
+        <w:rPr>
+          <w:rFonts w:ascii="宋体" w:eastAsia="宋体" w:hAnsi="宋体"/>
+          <w:sz w:val="21"/>
+        </w:rPr>
+        <w:t>stdout</w:t>
+      </w:r>
+      <w:proofErr w:type="spellEnd"/>
+      <w:r>
+        <w:rPr>
+          <w:rFonts w:ascii="宋体" w:eastAsia="宋体" w:hAnsi="宋体"/>
+          <w:sz w:val="21"/>
+        </w:rPr>
+        <w:t xml:space="preserve"> 和 stderr </w:t>
+      </w:r>
+      <w:proofErr w:type="spellStart"/>
+      <w:r>
+        <w:rPr>
+          <w:rFonts w:ascii="宋体" w:eastAsia="宋体" w:hAnsi="宋体"/>
+          <w:sz w:val="21"/>
+        </w:rPr>
+        <w:t>分别重定向到两个文件。你将如何两者的都重定向到同一个文件？参见</w:t>
+      </w:r>
+      <w:proofErr w:type="spellEnd"/>
+      <w:r>
+        <w:rPr>
+          <w:rFonts w:ascii="宋体" w:eastAsia="宋体" w:hAnsi="宋体"/>
+          <w:sz w:val="21"/>
+        </w:rPr>
+        <w:t xml:space="preserve"> Redirections。</w:t>
       </w:r>
     </w:p>
     <w:p>
@@ -3358,14 +5973,127 @@
           <w:b/>
           <w:sz w:val="21"/>
         </w:rPr>
-        <w:t>【原理与解析】</w:t>
-      </w:r>
-      <w:r>
-        <w:rPr>
-          <w:rFonts w:ascii="宋体" w:eastAsia="宋体" w:hAnsi="宋体"/>
-          <w:sz w:val="21"/>
-        </w:rPr>
-        <w:t>stdout 的文件描述符为 1，stderr 为 2。命令 ls /nonexistent /tmp 会同时产生正确输出和错误输出。将它们分别重定向可写作 cmd &gt;out.log 2&gt;err.log；合并重定向到同一个文件可写作 cmd &gt;all.log 2&gt;&amp;1 或 &amp;&gt;all.log。</w:t>
+        <w:t>【</w:t>
+      </w:r>
+      <w:proofErr w:type="spellStart"/>
+      <w:r>
+        <w:rPr>
+          <w:rFonts w:ascii="宋体" w:eastAsia="宋体" w:hAnsi="宋体"/>
+          <w:b/>
+          <w:sz w:val="21"/>
+        </w:rPr>
+        <w:t>原理与解析】</w:t>
+      </w:r>
+      <w:r>
+        <w:rPr>
+          <w:rFonts w:ascii="宋体" w:eastAsia="宋体" w:hAnsi="宋体"/>
+          <w:sz w:val="21"/>
+        </w:rPr>
+        <w:t>stdout</w:t>
+      </w:r>
+      <w:proofErr w:type="spellEnd"/>
+      <w:r>
+        <w:rPr>
+          <w:rFonts w:ascii="宋体" w:eastAsia="宋体" w:hAnsi="宋体"/>
+          <w:sz w:val="21"/>
+        </w:rPr>
+        <w:t xml:space="preserve"> </w:t>
+      </w:r>
+      <w:proofErr w:type="spellStart"/>
+      <w:r>
+        <w:rPr>
+          <w:rFonts w:ascii="宋体" w:eastAsia="宋体" w:hAnsi="宋体"/>
+          <w:sz w:val="21"/>
+        </w:rPr>
+        <w:t>的文件描述符为</w:t>
+      </w:r>
+      <w:proofErr w:type="spellEnd"/>
+      <w:r>
+        <w:rPr>
+          <w:rFonts w:ascii="宋体" w:eastAsia="宋体" w:hAnsi="宋体"/>
+          <w:sz w:val="21"/>
+        </w:rPr>
+        <w:t xml:space="preserve"> 1，stderr 为 2。命令 ls /nonexistent /</w:t>
+      </w:r>
+      <w:proofErr w:type="spellStart"/>
+      <w:r>
+        <w:rPr>
+          <w:rFonts w:ascii="宋体" w:eastAsia="宋体" w:hAnsi="宋体"/>
+          <w:sz w:val="21"/>
+        </w:rPr>
+        <w:t>tmp</w:t>
+      </w:r>
+      <w:proofErr w:type="spellEnd"/>
+      <w:r>
+        <w:rPr>
+          <w:rFonts w:ascii="宋体" w:eastAsia="宋体" w:hAnsi="宋体"/>
+          <w:sz w:val="21"/>
+        </w:rPr>
+        <w:t xml:space="preserve"> </w:t>
+      </w:r>
+      <w:proofErr w:type="spellStart"/>
+      <w:r>
+        <w:rPr>
+          <w:rFonts w:ascii="宋体" w:eastAsia="宋体" w:hAnsi="宋体"/>
+          <w:sz w:val="21"/>
+        </w:rPr>
+        <w:t>会同时产生正确输出和错误输出。将它们分别重定向可写作</w:t>
+      </w:r>
+      <w:proofErr w:type="spellEnd"/>
+      <w:r>
+        <w:rPr>
+          <w:rFonts w:ascii="宋体" w:eastAsia="宋体" w:hAnsi="宋体"/>
+          <w:sz w:val="21"/>
+        </w:rPr>
+        <w:t xml:space="preserve"> </w:t>
+      </w:r>
+      <w:proofErr w:type="spellStart"/>
+      <w:r>
+        <w:rPr>
+          <w:rFonts w:ascii="宋体" w:eastAsia="宋体" w:hAnsi="宋体"/>
+          <w:sz w:val="21"/>
+        </w:rPr>
+        <w:t>cmd</w:t>
+      </w:r>
+      <w:proofErr w:type="spellEnd"/>
+      <w:r>
+        <w:rPr>
+          <w:rFonts w:ascii="宋体" w:eastAsia="宋体" w:hAnsi="宋体"/>
+          <w:sz w:val="21"/>
+        </w:rPr>
+        <w:t xml:space="preserve"> &gt;out.log 2&gt;</w:t>
+      </w:r>
+      <w:proofErr w:type="spellStart"/>
+      <w:r>
+        <w:rPr>
+          <w:rFonts w:ascii="宋体" w:eastAsia="宋体" w:hAnsi="宋体"/>
+          <w:sz w:val="21"/>
+        </w:rPr>
+        <w:t>err.log；合并重定向到同一个文件可写作</w:t>
+      </w:r>
+      <w:proofErr w:type="spellEnd"/>
+      <w:r>
+        <w:rPr>
+          <w:rFonts w:ascii="宋体" w:eastAsia="宋体" w:hAnsi="宋体"/>
+          <w:sz w:val="21"/>
+        </w:rPr>
+        <w:t xml:space="preserve"> </w:t>
+      </w:r>
+      <w:proofErr w:type="spellStart"/>
+      <w:r>
+        <w:rPr>
+          <w:rFonts w:ascii="宋体" w:eastAsia="宋体" w:hAnsi="宋体"/>
+          <w:sz w:val="21"/>
+        </w:rPr>
+        <w:t>cmd</w:t>
+      </w:r>
+      <w:proofErr w:type="spellEnd"/>
+      <w:r>
+        <w:rPr>
+          <w:rFonts w:ascii="宋体" w:eastAsia="宋体" w:hAnsi="宋体"/>
+          <w:sz w:val="21"/>
+        </w:rPr>
+        <w:t xml:space="preserve"> &gt;all.log 2&gt;&amp;1 或 &amp;&gt;all.log。</w:t>
       </w:r>
     </w:p>
     <w:tbl>
@@ -3405,16 +6133,52 @@
                 <w:color w:val="262626"/>
                 <w:sz w:val="20"/>
               </w:rPr>
-              <w:t>$ ls /nonexistent /tmp &gt; stdout.log 2&gt; stderr.log</w:t>
-            </w:r>
+              <w:t>$ ls /nonexistent /</w:t>
+            </w:r>
+            <w:proofErr w:type="spellStart"/>
             <w:r>
               <w:rPr>
                 <w:rFonts w:ascii="宋体" w:eastAsia="宋体" w:hAnsi="宋体"/>
                 <w:color w:val="262626"/>
                 <w:sz w:val="20"/>
               </w:rPr>
+              <w:t>tmp</w:t>
+            </w:r>
+            <w:proofErr w:type="spellEnd"/>
+            <w:r>
+              <w:rPr>
+                <w:rFonts w:ascii="宋体" w:eastAsia="宋体" w:hAnsi="宋体"/>
+                <w:color w:val="262626"/>
+                <w:sz w:val="20"/>
+              </w:rPr>
+              <w:t xml:space="preserve"> &gt; stdout.log 2&gt; stderr.log</w:t>
+            </w:r>
+            <w:r>
+              <w:rPr>
+                <w:rFonts w:ascii="宋体" w:eastAsia="宋体" w:hAnsi="宋体"/>
+                <w:color w:val="262626"/>
+                <w:sz w:val="20"/>
+              </w:rPr>
               <w:br/>
-              <w:t>ls /nonexistent /tmp &gt; combined.log 2&gt;&amp;1</w:t>
+              <w:t>ls /nonexistent /</w:t>
+            </w:r>
+            <w:proofErr w:type="spellStart"/>
+            <w:r>
+              <w:rPr>
+                <w:rFonts w:ascii="宋体" w:eastAsia="宋体" w:hAnsi="宋体"/>
+                <w:color w:val="262626"/>
+                <w:sz w:val="20"/>
+              </w:rPr>
+              <w:t>tmp</w:t>
+            </w:r>
+            <w:proofErr w:type="spellEnd"/>
+            <w:r>
+              <w:rPr>
+                <w:rFonts w:ascii="宋体" w:eastAsia="宋体" w:hAnsi="宋体"/>
+                <w:color w:val="262626"/>
+                <w:sz w:val="20"/>
+              </w:rPr>
+              <w:t xml:space="preserve"> &gt; combined.log 2&gt;&amp;1</w:t>
             </w:r>
           </w:p>
         </w:tc>
@@ -3440,7 +6204,71 @@
           <w:rFonts w:ascii="宋体" w:eastAsia="宋体" w:hAnsi="宋体"/>
           <w:sz w:val="21"/>
         </w:rPr>
-        <w:t>stdout.log 中仅包含成功列出的 /tmp 内容，stderr.log 中包含无法访问 /nonexistent 的错误提示；combined.log 中则同时包含了正确与错误信息。</w:t>
+        <w:t xml:space="preserve">stdout.log </w:t>
+      </w:r>
+      <w:proofErr w:type="spellStart"/>
+      <w:r>
+        <w:rPr>
+          <w:rFonts w:ascii="宋体" w:eastAsia="宋体" w:hAnsi="宋体"/>
+          <w:sz w:val="21"/>
+        </w:rPr>
+        <w:t>中仅包含成功列出的</w:t>
+      </w:r>
+      <w:proofErr w:type="spellEnd"/>
+      <w:r>
+        <w:rPr>
+          <w:rFonts w:ascii="宋体" w:eastAsia="宋体" w:hAnsi="宋体"/>
+          <w:sz w:val="21"/>
+        </w:rPr>
+        <w:t xml:space="preserve"> /</w:t>
+      </w:r>
+      <w:proofErr w:type="spellStart"/>
+      <w:r>
+        <w:rPr>
+          <w:rFonts w:ascii="宋体" w:eastAsia="宋体" w:hAnsi="宋体"/>
+          <w:sz w:val="21"/>
+        </w:rPr>
+        <w:t>tmp</w:t>
+      </w:r>
+      <w:proofErr w:type="spellEnd"/>
+      <w:r>
+        <w:rPr>
+          <w:rFonts w:ascii="宋体" w:eastAsia="宋体" w:hAnsi="宋体"/>
+          <w:sz w:val="21"/>
+        </w:rPr>
+        <w:t xml:space="preserve"> 内容，stderr.log </w:t>
+      </w:r>
+      <w:proofErr w:type="spellStart"/>
+      <w:r>
+        <w:rPr>
+          <w:rFonts w:ascii="宋体" w:eastAsia="宋体" w:hAnsi="宋体"/>
+          <w:sz w:val="21"/>
+        </w:rPr>
+        <w:t>中包含无法访问</w:t>
+      </w:r>
+      <w:proofErr w:type="spellEnd"/>
+      <w:r>
+        <w:rPr>
+          <w:rFonts w:ascii="宋体" w:eastAsia="宋体" w:hAnsi="宋体"/>
+          <w:sz w:val="21"/>
+        </w:rPr>
+        <w:t xml:space="preserve"> /nonexistent 的错误提示；combined.log </w:t>
+      </w:r>
+      <w:proofErr w:type="spellStart"/>
+      <w:r>
+        <w:rPr>
+          <w:rFonts w:ascii="宋体" w:eastAsia="宋体" w:hAnsi="宋体"/>
+          <w:sz w:val="21"/>
+        </w:rPr>
+        <w:t>中则同时包含了正确与错误信息</w:t>
+      </w:r>
+      <w:proofErr w:type="spellEnd"/>
+      <w:r>
+        <w:rPr>
+          <w:rFonts w:ascii="宋体" w:eastAsia="宋体" w:hAnsi="宋体"/>
+          <w:sz w:val="21"/>
+        </w:rPr>
+        <w:t>。</w:t>
       </w:r>
     </w:p>
     <w:p>
@@ -3451,6 +6279,7 @@
           <w:rFonts w:ascii="宋体" w:eastAsia="宋体" w:hAnsi="宋体" w:hint="eastAsia"/>
         </w:rPr>
       </w:pPr>
+      <w:proofErr w:type="spellStart"/>
       <w:r>
         <w:rPr>
           <w:rFonts w:ascii="宋体" w:eastAsia="宋体" w:hAnsi="宋体"/>
@@ -3458,7 +6287,17 @@
           <w:color w:val="1F4E79"/>
           <w:sz w:val="28"/>
         </w:rPr>
-        <w:t>实例 6：退出状态码与条件执行操作符</w:t>
+        <w:t>实例</w:t>
+      </w:r>
+      <w:proofErr w:type="spellEnd"/>
+      <w:r>
+        <w:rPr>
+          <w:rFonts w:ascii="宋体" w:eastAsia="宋体" w:hAnsi="宋体"/>
+          <w:b/>
+          <w:color w:val="1F4E79"/>
+          <w:sz w:val="28"/>
+        </w:rPr>
+        <w:t xml:space="preserve"> 6：退出状态码与条件执行操作符</w:t>
       </w:r>
     </w:p>
     <w:p>
@@ -3484,7 +6323,43 @@
           <w:sz w:val="21"/>
           <w:lang w:eastAsia="zh-CN"/>
         </w:rPr>
-        <w:t>$? 保存上一条命令的退出状态（0 表示成功）。&amp;&amp; 仅在前一条成功时执行后一条；|| 仅在前一条失败时执行后一条。写一个一行命令：仅当 /tmp/mydir 不存在时才创建它。参见 Exit Status。</w:t>
+        <w:t>$? 保存上一条命令的退出状态（0 表示成功）。&amp;&amp; 仅在前一条成功时执行后一条；|| 仅在前一条失败时执行后一条。写一个一行命令：仅当 /</w:t>
+      </w:r>
+      <w:proofErr w:type="spellStart"/>
+      <w:r>
+        <w:rPr>
+          <w:rFonts w:ascii="宋体" w:eastAsia="宋体" w:hAnsi="宋体"/>
+          <w:sz w:val="21"/>
+          <w:lang w:eastAsia="zh-CN"/>
+        </w:rPr>
+        <w:t>tmp</w:t>
+      </w:r>
+      <w:proofErr w:type="spellEnd"/>
+      <w:r>
+        <w:rPr>
+          <w:rFonts w:ascii="宋体" w:eastAsia="宋体" w:hAnsi="宋体"/>
+          <w:sz w:val="21"/>
+          <w:lang w:eastAsia="zh-CN"/>
+        </w:rPr>
+        <w:t>/</w:t>
+      </w:r>
+      <w:proofErr w:type="spellStart"/>
+      <w:r>
+        <w:rPr>
+          <w:rFonts w:ascii="宋体" w:eastAsia="宋体" w:hAnsi="宋体"/>
+          <w:sz w:val="21"/>
+          <w:lang w:eastAsia="zh-CN"/>
+        </w:rPr>
+        <w:t>mydir</w:t>
+      </w:r>
+      <w:proofErr w:type="spellEnd"/>
+      <w:r>
+        <w:rPr>
+          <w:rFonts w:ascii="宋体" w:eastAsia="宋体" w:hAnsi="宋体"/>
+          <w:sz w:val="21"/>
+          <w:lang w:eastAsia="zh-CN"/>
+        </w:rPr>
+        <w:t xml:space="preserve"> 不存在时才创建它。参见 Exit Status。</w:t>
       </w:r>
     </w:p>
     <w:p>
@@ -3511,12 +6386,101 @@
         </w:rPr>
         <w:t>Linux 命令执行后会返回一个退出状态码（$?），0 代表执行成功，非 0 代表失败。利用短路求值逻辑运算符 &amp;&amp; 和 || 可以实现精简的条件控制。</w:t>
       </w:r>
-      <w:r>
-        <w:rPr>
-          <w:rFonts w:ascii="宋体" w:eastAsia="宋体" w:hAnsi="宋体"/>
-          <w:sz w:val="21"/>
-        </w:rPr>
-        <w:t>判断某目录不存在并创建的经典一行命令为 [ ! -d /tmp/mydir ] &amp;&amp; mkdir /tmp/mydir。</w:t>
+      <w:proofErr w:type="spellStart"/>
+      <w:r>
+        <w:rPr>
+          <w:rFonts w:ascii="宋体" w:eastAsia="宋体" w:hAnsi="宋体"/>
+          <w:sz w:val="21"/>
+        </w:rPr>
+        <w:t>判断某目录不存在并创建的经典一行命令为</w:t>
+      </w:r>
+      <w:proofErr w:type="spellEnd"/>
+      <w:r>
+        <w:rPr>
+          <w:rFonts w:ascii="宋体" w:eastAsia="宋体" w:hAnsi="宋体"/>
+          <w:sz w:val="21"/>
+        </w:rPr>
+        <w:t xml:space="preserve"> [ ! -d /</w:t>
+      </w:r>
+      <w:proofErr w:type="spellStart"/>
+      <w:r>
+        <w:rPr>
+          <w:rFonts w:ascii="宋体" w:eastAsia="宋体" w:hAnsi="宋体"/>
+          <w:sz w:val="21"/>
+        </w:rPr>
+        <w:t>tmp</w:t>
+      </w:r>
+      <w:proofErr w:type="spellEnd"/>
+      <w:r>
+        <w:rPr>
+          <w:rFonts w:ascii="宋体" w:eastAsia="宋体" w:hAnsi="宋体"/>
+          <w:sz w:val="21"/>
+        </w:rPr>
+        <w:t>/</w:t>
+      </w:r>
+      <w:proofErr w:type="spellStart"/>
+      <w:r>
+        <w:rPr>
+          <w:rFonts w:ascii="宋体" w:eastAsia="宋体" w:hAnsi="宋体"/>
+          <w:sz w:val="21"/>
+        </w:rPr>
+        <w:t>mydir</w:t>
+      </w:r>
+      <w:proofErr w:type="spellEnd"/>
+      <w:r>
+        <w:rPr>
+          <w:rFonts w:ascii="宋体" w:eastAsia="宋体" w:hAnsi="宋体"/>
+          <w:sz w:val="21"/>
+        </w:rPr>
+        <w:t xml:space="preserve"> ] &amp;&amp; </w:t>
+      </w:r>
+      <w:proofErr w:type="spellStart"/>
+      <w:r>
+        <w:rPr>
+          <w:rFonts w:ascii="宋体" w:eastAsia="宋体" w:hAnsi="宋体"/>
+          <w:sz w:val="21"/>
+        </w:rPr>
+        <w:t>mkdir</w:t>
+      </w:r>
+      <w:proofErr w:type="spellEnd"/>
+      <w:r>
+        <w:rPr>
+          <w:rFonts w:ascii="宋体" w:eastAsia="宋体" w:hAnsi="宋体"/>
+          <w:sz w:val="21"/>
+        </w:rPr>
+        <w:t xml:space="preserve"> /</w:t>
+      </w:r>
+      <w:proofErr w:type="spellStart"/>
+      <w:r>
+        <w:rPr>
+          <w:rFonts w:ascii="宋体" w:eastAsia="宋体" w:hAnsi="宋体"/>
+          <w:sz w:val="21"/>
+        </w:rPr>
+        <w:t>tmp</w:t>
+      </w:r>
+      <w:proofErr w:type="spellEnd"/>
+      <w:r>
+        <w:rPr>
+          <w:rFonts w:ascii="宋体" w:eastAsia="宋体" w:hAnsi="宋体"/>
+          <w:sz w:val="21"/>
+        </w:rPr>
+        <w:t>/</w:t>
+      </w:r>
+      <w:proofErr w:type="spellStart"/>
+      <w:r>
+        <w:rPr>
+          <w:rFonts w:ascii="宋体" w:eastAsia="宋体" w:hAnsi="宋体"/>
+          <w:sz w:val="21"/>
+        </w:rPr>
+        <w:t>mydir</w:t>
+      </w:r>
+      <w:proofErr w:type="spellEnd"/>
+      <w:r>
+        <w:rPr>
+          <w:rFonts w:ascii="宋体" w:eastAsia="宋体" w:hAnsi="宋体"/>
+          <w:sz w:val="21"/>
+        </w:rPr>
+        <w:t>。</w:t>
       </w:r>
     </w:p>
     <w:tbl>
@@ -3556,8 +6520,90 @@
                 <w:color w:val="262626"/>
                 <w:sz w:val="20"/>
               </w:rPr>
-              <w:t>$ [ ! -d /tmp/mydir ] &amp;&amp; mkdir /tmp/mydir</w:t>
-            </w:r>
+              <w:t>$ [ ! -d /</w:t>
+            </w:r>
+            <w:proofErr w:type="spellStart"/>
+            <w:r>
+              <w:rPr>
+                <w:rFonts w:ascii="宋体" w:eastAsia="宋体" w:hAnsi="宋体"/>
+                <w:color w:val="262626"/>
+                <w:sz w:val="20"/>
+              </w:rPr>
+              <w:t>tmp</w:t>
+            </w:r>
+            <w:proofErr w:type="spellEnd"/>
+            <w:r>
+              <w:rPr>
+                <w:rFonts w:ascii="宋体" w:eastAsia="宋体" w:hAnsi="宋体"/>
+                <w:color w:val="262626"/>
+                <w:sz w:val="20"/>
+              </w:rPr>
+              <w:t>/</w:t>
+            </w:r>
+            <w:proofErr w:type="spellStart"/>
+            <w:r>
+              <w:rPr>
+                <w:rFonts w:ascii="宋体" w:eastAsia="宋体" w:hAnsi="宋体"/>
+                <w:color w:val="262626"/>
+                <w:sz w:val="20"/>
+              </w:rPr>
+              <w:t>mydir</w:t>
+            </w:r>
+            <w:proofErr w:type="spellEnd"/>
+            <w:r>
+              <w:rPr>
+                <w:rFonts w:ascii="宋体" w:eastAsia="宋体" w:hAnsi="宋体"/>
+                <w:color w:val="262626"/>
+                <w:sz w:val="20"/>
+              </w:rPr>
+              <w:t xml:space="preserve"> ] &amp;&amp; </w:t>
+            </w:r>
+            <w:proofErr w:type="spellStart"/>
+            <w:r>
+              <w:rPr>
+                <w:rFonts w:ascii="宋体" w:eastAsia="宋体" w:hAnsi="宋体"/>
+                <w:color w:val="262626"/>
+                <w:sz w:val="20"/>
+              </w:rPr>
+              <w:t>mkdir</w:t>
+            </w:r>
+            <w:proofErr w:type="spellEnd"/>
+            <w:r>
+              <w:rPr>
+                <w:rFonts w:ascii="宋体" w:eastAsia="宋体" w:hAnsi="宋体"/>
+                <w:color w:val="262626"/>
+                <w:sz w:val="20"/>
+              </w:rPr>
+              <w:t xml:space="preserve"> /</w:t>
+            </w:r>
+            <w:proofErr w:type="spellStart"/>
+            <w:r>
+              <w:rPr>
+                <w:rFonts w:ascii="宋体" w:eastAsia="宋体" w:hAnsi="宋体"/>
+                <w:color w:val="262626"/>
+                <w:sz w:val="20"/>
+              </w:rPr>
+              <w:t>tmp</w:t>
+            </w:r>
+            <w:proofErr w:type="spellEnd"/>
+            <w:r>
+              <w:rPr>
+                <w:rFonts w:ascii="宋体" w:eastAsia="宋体" w:hAnsi="宋体"/>
+                <w:color w:val="262626"/>
+                <w:sz w:val="20"/>
+              </w:rPr>
+              <w:t>/</w:t>
+            </w:r>
+            <w:proofErr w:type="spellStart"/>
+            <w:r>
+              <w:rPr>
+                <w:rFonts w:ascii="宋体" w:eastAsia="宋体" w:hAnsi="宋体"/>
+                <w:color w:val="262626"/>
+                <w:sz w:val="20"/>
+              </w:rPr>
+              <w:t>mydir</w:t>
+            </w:r>
+            <w:proofErr w:type="spellEnd"/>
           </w:p>
         </w:tc>
       </w:tr>
@@ -3585,7 +6631,61 @@
           <w:sz w:val="21"/>
           <w:lang w:eastAsia="zh-CN"/>
         </w:rPr>
-        <w:t>如果 /tmp/mydir 不存在，测试表达式返回真（退出码 0），触发后面的 mkdir 命令成功创建该目录；若已存在则直接跳过，不会报错。</w:t>
+        <w:t>如果 /</w:t>
+      </w:r>
+      <w:proofErr w:type="spellStart"/>
+      <w:r>
+        <w:rPr>
+          <w:rFonts w:ascii="宋体" w:eastAsia="宋体" w:hAnsi="宋体"/>
+          <w:sz w:val="21"/>
+          <w:lang w:eastAsia="zh-CN"/>
+        </w:rPr>
+        <w:t>tmp</w:t>
+      </w:r>
+      <w:proofErr w:type="spellEnd"/>
+      <w:r>
+        <w:rPr>
+          <w:rFonts w:ascii="宋体" w:eastAsia="宋体" w:hAnsi="宋体"/>
+          <w:sz w:val="21"/>
+          <w:lang w:eastAsia="zh-CN"/>
+        </w:rPr>
+        <w:t>/</w:t>
+      </w:r>
+      <w:proofErr w:type="spellStart"/>
+      <w:r>
+        <w:rPr>
+          <w:rFonts w:ascii="宋体" w:eastAsia="宋体" w:hAnsi="宋体"/>
+          <w:sz w:val="21"/>
+          <w:lang w:eastAsia="zh-CN"/>
+        </w:rPr>
+        <w:t>mydir</w:t>
+      </w:r>
+      <w:proofErr w:type="spellEnd"/>
+      <w:r>
+        <w:rPr>
+          <w:rFonts w:ascii="宋体" w:eastAsia="宋体" w:hAnsi="宋体"/>
+          <w:sz w:val="21"/>
+          <w:lang w:eastAsia="zh-CN"/>
+        </w:rPr>
+        <w:t xml:space="preserve"> 不存在，测试表达式返回真（退出码 0），触发后面的 </w:t>
+      </w:r>
+      <w:proofErr w:type="spellStart"/>
+      <w:r>
+        <w:rPr>
+          <w:rFonts w:ascii="宋体" w:eastAsia="宋体" w:hAnsi="宋体"/>
+          <w:sz w:val="21"/>
+          <w:lang w:eastAsia="zh-CN"/>
+        </w:rPr>
+        <w:t>mkdir</w:t>
+      </w:r>
+      <w:proofErr w:type="spellEnd"/>
+      <w:r>
+        <w:rPr>
+          <w:rFonts w:ascii="宋体" w:eastAsia="宋体" w:hAnsi="宋体"/>
+          <w:sz w:val="21"/>
+          <w:lang w:eastAsia="zh-CN"/>
+        </w:rPr>
+        <w:t xml:space="preserve"> 命令成功创建该目录；若已存在则直接跳过，不会报错。</w:t>
       </w:r>
     </w:p>
     <w:p>
@@ -3656,14 +6756,89 @@
           <w:sz w:val="21"/>
           <w:lang w:eastAsia="zh-CN"/>
         </w:rPr>
-        <w:t>每个独立运行的程序都是作为一个子进程执行的。操作系统中，子进程拥有独立的内存空间和工作目录，子进程改变工作目录（调用 chdir 系统调用）只会影响它自己，结束后父进程（Shell）的工作目录不会发生任何改变。</w:t>
-      </w:r>
-      <w:r>
-        <w:rPr>
-          <w:rFonts w:ascii="宋体" w:eastAsia="宋体" w:hAnsi="宋体"/>
-          <w:sz w:val="21"/>
-        </w:rPr>
-        <w:t>因此，要想改变当前 Shell 的工作目录，cd 必须由 Shell 进程自身直接执行，故必须是内建命令（Built-in）。</w:t>
+        <w:t xml:space="preserve">每个独立运行的程序都是作为一个子进程执行的。操作系统中，子进程拥有独立的内存空间和工作目录，子进程改变工作目录（调用 </w:t>
+      </w:r>
+      <w:proofErr w:type="spellStart"/>
+      <w:r>
+        <w:rPr>
+          <w:rFonts w:ascii="宋体" w:eastAsia="宋体" w:hAnsi="宋体"/>
+          <w:sz w:val="21"/>
+          <w:lang w:eastAsia="zh-CN"/>
+        </w:rPr>
+        <w:t>chdir</w:t>
+      </w:r>
+      <w:proofErr w:type="spellEnd"/>
+      <w:r>
+        <w:rPr>
+          <w:rFonts w:ascii="宋体" w:eastAsia="宋体" w:hAnsi="宋体"/>
+          <w:sz w:val="21"/>
+          <w:lang w:eastAsia="zh-CN"/>
+        </w:rPr>
+        <w:t xml:space="preserve"> 系统调用）只会影响它自己，结束后父进程（Shell）的工作目录不会发生任何改变。</w:t>
+      </w:r>
+      <w:proofErr w:type="spellStart"/>
+      <w:r>
+        <w:rPr>
+          <w:rFonts w:ascii="宋体" w:eastAsia="宋体" w:hAnsi="宋体"/>
+          <w:sz w:val="21"/>
+        </w:rPr>
+        <w:t>因此，要想改变当前</w:t>
+      </w:r>
+      <w:proofErr w:type="spellEnd"/>
+      <w:r>
+        <w:rPr>
+          <w:rFonts w:ascii="宋体" w:eastAsia="宋体" w:hAnsi="宋体"/>
+          <w:sz w:val="21"/>
+        </w:rPr>
+        <w:t xml:space="preserve"> Shell </w:t>
+      </w:r>
+      <w:proofErr w:type="spellStart"/>
+      <w:r>
+        <w:rPr>
+          <w:rFonts w:ascii="宋体" w:eastAsia="宋体" w:hAnsi="宋体"/>
+          <w:sz w:val="21"/>
+        </w:rPr>
+        <w:t>的工作目录，cd</w:t>
+      </w:r>
+      <w:proofErr w:type="spellEnd"/>
+      <w:r>
+        <w:rPr>
+          <w:rFonts w:ascii="宋体" w:eastAsia="宋体" w:hAnsi="宋体"/>
+          <w:sz w:val="21"/>
+        </w:rPr>
+        <w:t xml:space="preserve"> </w:t>
+      </w:r>
+      <w:proofErr w:type="spellStart"/>
+      <w:r>
+        <w:rPr>
+          <w:rFonts w:ascii="宋体" w:eastAsia="宋体" w:hAnsi="宋体"/>
+          <w:sz w:val="21"/>
+        </w:rPr>
+        <w:t>必须由</w:t>
+      </w:r>
+      <w:proofErr w:type="spellEnd"/>
+      <w:r>
+        <w:rPr>
+          <w:rFonts w:ascii="宋体" w:eastAsia="宋体" w:hAnsi="宋体"/>
+          <w:sz w:val="21"/>
+        </w:rPr>
+        <w:t xml:space="preserve"> Shell </w:t>
+      </w:r>
+      <w:proofErr w:type="spellStart"/>
+      <w:r>
+        <w:rPr>
+          <w:rFonts w:ascii="宋体" w:eastAsia="宋体" w:hAnsi="宋体"/>
+          <w:sz w:val="21"/>
+        </w:rPr>
+        <w:t>进程自身直接执行，故必须是内建命令（Built-in</w:t>
+      </w:r>
+      <w:proofErr w:type="spellEnd"/>
+      <w:r>
+        <w:rPr>
+          <w:rFonts w:ascii="宋体" w:eastAsia="宋体" w:hAnsi="宋体"/>
+          <w:sz w:val="21"/>
+        </w:rPr>
+        <w:t>）。</w:t>
       </w:r>
     </w:p>
     <w:tbl>
@@ -3703,17 +6878,81 @@
                 <w:color w:val="262626"/>
                 <w:sz w:val="20"/>
               </w:rPr>
-              <w:t>$ # 无需外部命令，直接在 Shell 中执行：</w:t>
-            </w:r>
+              <w:t xml:space="preserve">$ # </w:t>
+            </w:r>
+            <w:proofErr w:type="spellStart"/>
             <w:r>
               <w:rPr>
                 <w:rFonts w:ascii="宋体" w:eastAsia="宋体" w:hAnsi="宋体"/>
                 <w:color w:val="262626"/>
                 <w:sz w:val="20"/>
               </w:rPr>
+              <w:t>无需外部命令，直接在</w:t>
+            </w:r>
+            <w:proofErr w:type="spellEnd"/>
+            <w:r>
+              <w:rPr>
+                <w:rFonts w:ascii="宋体" w:eastAsia="宋体" w:hAnsi="宋体"/>
+                <w:color w:val="262626"/>
+                <w:sz w:val="20"/>
+              </w:rPr>
+              <w:t xml:space="preserve"> Shell </w:t>
+            </w:r>
+            <w:proofErr w:type="spellStart"/>
+            <w:r>
+              <w:rPr>
+                <w:rFonts w:ascii="宋体" w:eastAsia="宋体" w:hAnsi="宋体"/>
+                <w:color w:val="262626"/>
+                <w:sz w:val="20"/>
+              </w:rPr>
+              <w:t>中执行</w:t>
+            </w:r>
+            <w:proofErr w:type="spellEnd"/>
+            <w:r>
+              <w:rPr>
+                <w:rFonts w:ascii="宋体" w:eastAsia="宋体" w:hAnsi="宋体"/>
+                <w:color w:val="262626"/>
+                <w:sz w:val="20"/>
+              </w:rPr>
+              <w:t>：</w:t>
+            </w:r>
+            <w:r>
+              <w:rPr>
+                <w:rFonts w:ascii="宋体" w:eastAsia="宋体" w:hAnsi="宋体"/>
+                <w:color w:val="262626"/>
+                <w:sz w:val="20"/>
+              </w:rPr>
               <w:br/>
-              <w:t>cd /etc &amp;&amp; pwd</w:t>
-            </w:r>
+              <w:t>cd /</w:t>
+            </w:r>
+            <w:proofErr w:type="spellStart"/>
+            <w:r>
+              <w:rPr>
+                <w:rFonts w:ascii="宋体" w:eastAsia="宋体" w:hAnsi="宋体"/>
+                <w:color w:val="262626"/>
+                <w:sz w:val="20"/>
+              </w:rPr>
+              <w:t>etc</w:t>
+            </w:r>
+            <w:proofErr w:type="spellEnd"/>
+            <w:r>
+              <w:rPr>
+                <w:rFonts w:ascii="宋体" w:eastAsia="宋体" w:hAnsi="宋体"/>
+                <w:color w:val="262626"/>
+                <w:sz w:val="20"/>
+              </w:rPr>
+              <w:t xml:space="preserve"> &amp;&amp; </w:t>
+            </w:r>
+            <w:proofErr w:type="spellStart"/>
+            <w:r>
+              <w:rPr>
+                <w:rFonts w:ascii="宋体" w:eastAsia="宋体" w:hAnsi="宋体"/>
+                <w:color w:val="262626"/>
+                <w:sz w:val="20"/>
+              </w:rPr>
+              <w:t>pwd</w:t>
+            </w:r>
+            <w:proofErr w:type="spellEnd"/>
           </w:p>
         </w:tc>
       </w:tr>
@@ -3741,7 +6980,25 @@
           <w:sz w:val="21"/>
           <w:lang w:eastAsia="zh-CN"/>
         </w:rPr>
-        <w:t>当前 Shell 进程的工作目录成功切换到了 /etc，后续输入的命令均在此目录下生效。</w:t>
+        <w:t>当前 Shell 进程的工作目录成功切换到了 /</w:t>
+      </w:r>
+      <w:proofErr w:type="spellStart"/>
+      <w:r>
+        <w:rPr>
+          <w:rFonts w:ascii="宋体" w:eastAsia="宋体" w:hAnsi="宋体"/>
+          <w:sz w:val="21"/>
+          <w:lang w:eastAsia="zh-CN"/>
+        </w:rPr>
+        <w:t>etc</w:t>
+      </w:r>
+      <w:proofErr w:type="spellEnd"/>
+      <w:r>
+        <w:rPr>
+          <w:rFonts w:ascii="宋体" w:eastAsia="宋体" w:hAnsi="宋体"/>
+          <w:sz w:val="21"/>
+          <w:lang w:eastAsia="zh-CN"/>
+        </w:rPr>
+        <w:t>，后续输入的命令均在此目录下生效。</w:t>
       </w:r>
     </w:p>
     <w:p>
@@ -3789,12 +7046,21 @@
         </w:rPr>
         <w:t>写一个脚本，接收文件名参数 ($1)，用 test -f 或 [ -f ... ] 检查该文件是否存在，并根据结果输出不同提示。</w:t>
       </w:r>
-      <w:r>
-        <w:rPr>
-          <w:rFonts w:ascii="宋体" w:eastAsia="宋体" w:hAnsi="宋体"/>
-          <w:sz w:val="21"/>
-        </w:rPr>
-        <w:t>参见 Bash Conditional Expressions。</w:t>
+      <w:proofErr w:type="spellStart"/>
+      <w:r>
+        <w:rPr>
+          <w:rFonts w:ascii="宋体" w:eastAsia="宋体" w:hAnsi="宋体"/>
+          <w:sz w:val="21"/>
+        </w:rPr>
+        <w:t>参见</w:t>
+      </w:r>
+      <w:proofErr w:type="spellEnd"/>
+      <w:r>
+        <w:rPr>
+          <w:rFonts w:ascii="宋体" w:eastAsia="宋体" w:hAnsi="宋体"/>
+          <w:sz w:val="21"/>
+        </w:rPr>
+        <w:t xml:space="preserve"> Bash Conditional Expressions。</w:t>
       </w:r>
     </w:p>
     <w:p>
@@ -3810,14 +7076,95 @@
           <w:b/>
           <w:sz w:val="21"/>
         </w:rPr>
-        <w:t>【原理与解析】</w:t>
-      </w:r>
-      <w:r>
-        <w:rPr>
-          <w:rFonts w:ascii="宋体" w:eastAsia="宋体" w:hAnsi="宋体"/>
-          <w:sz w:val="21"/>
-        </w:rPr>
-        <w:t>Shell 脚本通过位置参数 $1 接收传入的第一个参数。[ -f 文件路径 ] 是 Bash 中常用的条件判断表达式，用于测试文件是否存在且为普通文件。</w:t>
+        <w:t>【</w:t>
+      </w:r>
+      <w:proofErr w:type="spellStart"/>
+      <w:r>
+        <w:rPr>
+          <w:rFonts w:ascii="宋体" w:eastAsia="宋体" w:hAnsi="宋体"/>
+          <w:b/>
+          <w:sz w:val="21"/>
+        </w:rPr>
+        <w:t>原理与解析】</w:t>
+      </w:r>
+      <w:r>
+        <w:rPr>
+          <w:rFonts w:ascii="宋体" w:eastAsia="宋体" w:hAnsi="宋体"/>
+          <w:sz w:val="21"/>
+        </w:rPr>
+        <w:t>Shell</w:t>
+      </w:r>
+      <w:proofErr w:type="spellEnd"/>
+      <w:r>
+        <w:rPr>
+          <w:rFonts w:ascii="宋体" w:eastAsia="宋体" w:hAnsi="宋体"/>
+          <w:sz w:val="21"/>
+        </w:rPr>
+        <w:t xml:space="preserve"> </w:t>
+      </w:r>
+      <w:proofErr w:type="spellStart"/>
+      <w:r>
+        <w:rPr>
+          <w:rFonts w:ascii="宋体" w:eastAsia="宋体" w:hAnsi="宋体"/>
+          <w:sz w:val="21"/>
+        </w:rPr>
+        <w:t>脚本通过位置参数</w:t>
+      </w:r>
+      <w:proofErr w:type="spellEnd"/>
+      <w:r>
+        <w:rPr>
+          <w:rFonts w:ascii="宋体" w:eastAsia="宋体" w:hAnsi="宋体"/>
+          <w:sz w:val="21"/>
+        </w:rPr>
+        <w:t xml:space="preserve"> $1 </w:t>
+      </w:r>
+      <w:proofErr w:type="spellStart"/>
+      <w:r>
+        <w:rPr>
+          <w:rFonts w:ascii="宋体" w:eastAsia="宋体" w:hAnsi="宋体"/>
+          <w:sz w:val="21"/>
+        </w:rPr>
+        <w:t>接收传入的第一个参数</w:t>
+      </w:r>
+      <w:proofErr w:type="spellEnd"/>
+      <w:r>
+        <w:rPr>
+          <w:rFonts w:ascii="宋体" w:eastAsia="宋体" w:hAnsi="宋体"/>
+          <w:sz w:val="21"/>
+        </w:rPr>
+        <w:t xml:space="preserve">。[ -f </w:t>
+      </w:r>
+      <w:proofErr w:type="spellStart"/>
+      <w:r>
+        <w:rPr>
+          <w:rFonts w:ascii="宋体" w:eastAsia="宋体" w:hAnsi="宋体"/>
+          <w:sz w:val="21"/>
+        </w:rPr>
+        <w:t>文件路径</w:t>
+      </w:r>
+      <w:proofErr w:type="spellEnd"/>
+      <w:r>
+        <w:rPr>
+          <w:rFonts w:ascii="宋体" w:eastAsia="宋体" w:hAnsi="宋体"/>
+          <w:sz w:val="21"/>
+        </w:rPr>
+        <w:t xml:space="preserve"> ] 是 Bash </w:t>
+      </w:r>
+      <w:proofErr w:type="spellStart"/>
+      <w:r>
+        <w:rPr>
+          <w:rFonts w:ascii="宋体" w:eastAsia="宋体" w:hAnsi="宋体"/>
+          <w:sz w:val="21"/>
+        </w:rPr>
+        <w:t>中常用的条件判断表达式，用于测试文件是否存在且为普通文件</w:t>
+      </w:r>
+      <w:proofErr w:type="spellEnd"/>
+      <w:r>
+        <w:rPr>
+          <w:rFonts w:ascii="宋体" w:eastAsia="宋体" w:hAnsi="宋体"/>
+          <w:sz w:val="21"/>
+        </w:rPr>
+        <w:t>。</w:t>
       </w:r>
     </w:p>
     <w:tbl>
@@ -3884,7 +7231,43 @@
                 <w:sz w:val="20"/>
               </w:rPr>
               <w:br/>
-              <w:t xml:space="preserve">    echo "文件 '$1' 存在且为普通文件。"</w:t>
+              <w:t xml:space="preserve">    echo "</w:t>
+            </w:r>
+            <w:proofErr w:type="spellStart"/>
+            <w:r>
+              <w:rPr>
+                <w:rFonts w:ascii="宋体" w:eastAsia="宋体" w:hAnsi="宋体"/>
+                <w:color w:val="262626"/>
+                <w:sz w:val="20"/>
+              </w:rPr>
+              <w:t>文件</w:t>
+            </w:r>
+            <w:proofErr w:type="spellEnd"/>
+            <w:r>
+              <w:rPr>
+                <w:rFonts w:ascii="宋体" w:eastAsia="宋体" w:hAnsi="宋体"/>
+                <w:color w:val="262626"/>
+                <w:sz w:val="20"/>
+              </w:rPr>
+              <w:t xml:space="preserve"> '$1' </w:t>
+            </w:r>
+            <w:proofErr w:type="spellStart"/>
+            <w:r>
+              <w:rPr>
+                <w:rFonts w:ascii="宋体" w:eastAsia="宋体" w:hAnsi="宋体"/>
+                <w:color w:val="262626"/>
+                <w:sz w:val="20"/>
+              </w:rPr>
+              <w:t>存在且为普通文件</w:t>
+            </w:r>
+            <w:proofErr w:type="spellEnd"/>
+            <w:r>
+              <w:rPr>
+                <w:rFonts w:ascii="宋体" w:eastAsia="宋体" w:hAnsi="宋体"/>
+                <w:color w:val="262626"/>
+                <w:sz w:val="20"/>
+              </w:rPr>
+              <w:t>。"</w:t>
             </w:r>
             <w:r>
               <w:rPr>
@@ -3902,7 +7285,43 @@
                 <w:sz w:val="20"/>
               </w:rPr>
               <w:br/>
-              <w:t xml:space="preserve">    echo "文件 '$1' 不存在或不是普通文件。"</w:t>
+              <w:t xml:space="preserve">    echo "</w:t>
+            </w:r>
+            <w:proofErr w:type="spellStart"/>
+            <w:r>
+              <w:rPr>
+                <w:rFonts w:ascii="宋体" w:eastAsia="宋体" w:hAnsi="宋体"/>
+                <w:color w:val="262626"/>
+                <w:sz w:val="20"/>
+              </w:rPr>
+              <w:t>文件</w:t>
+            </w:r>
+            <w:proofErr w:type="spellEnd"/>
+            <w:r>
+              <w:rPr>
+                <w:rFonts w:ascii="宋体" w:eastAsia="宋体" w:hAnsi="宋体"/>
+                <w:color w:val="262626"/>
+                <w:sz w:val="20"/>
+              </w:rPr>
+              <w:t xml:space="preserve"> '$1' </w:t>
+            </w:r>
+            <w:proofErr w:type="spellStart"/>
+            <w:r>
+              <w:rPr>
+                <w:rFonts w:ascii="宋体" w:eastAsia="宋体" w:hAnsi="宋体"/>
+                <w:color w:val="262626"/>
+                <w:sz w:val="20"/>
+              </w:rPr>
+              <w:t>不存在或不是普通文件</w:t>
+            </w:r>
+            <w:proofErr w:type="spellEnd"/>
+            <w:r>
+              <w:rPr>
+                <w:rFonts w:ascii="宋体" w:eastAsia="宋体" w:hAnsi="宋体"/>
+                <w:color w:val="262626"/>
+                <w:sz w:val="20"/>
+              </w:rPr>
+              <w:t>。"</w:t>
             </w:r>
             <w:r>
               <w:rPr>
@@ -3969,7 +7388,29 @@
           <w:sz w:val="28"/>
           <w:lang w:eastAsia="zh-CN"/>
         </w:rPr>
-        <w:t>实例 9：脚本执行权限与 chmod 机制</w:t>
+        <w:t xml:space="preserve">实例 9：脚本执行权限与 </w:t>
+      </w:r>
+      <w:proofErr w:type="spellStart"/>
+      <w:r>
+        <w:rPr>
+          <w:rFonts w:ascii="宋体" w:eastAsia="宋体" w:hAnsi="宋体"/>
+          <w:b/>
+          <w:color w:val="1F4E79"/>
+          <w:sz w:val="28"/>
+          <w:lang w:eastAsia="zh-CN"/>
+        </w:rPr>
+        <w:t>chmod</w:t>
+      </w:r>
+      <w:proofErr w:type="spellEnd"/>
+      <w:r>
+        <w:rPr>
+          <w:rFonts w:ascii="宋体" w:eastAsia="宋体" w:hAnsi="宋体"/>
+          <w:b/>
+          <w:color w:val="1F4E79"/>
+          <w:sz w:val="28"/>
+          <w:lang w:eastAsia="zh-CN"/>
+        </w:rPr>
+        <w:t xml:space="preserve"> 机制</w:t>
       </w:r>
     </w:p>
     <w:p>
@@ -3995,7 +7436,61 @@
           <w:sz w:val="21"/>
           <w:lang w:eastAsia="zh-CN"/>
         </w:rPr>
-        <w:t>把上一题完成的脚本保存为文件（如 check.sh）。先运行 ./check.sh somefile，会发生什么？然后执行 chmod +x check.sh 再试一次。为什么这一步是必须的？（提示：比较 chmod 前后的 ls -l check.sh 输出）</w:t>
+        <w:t xml:space="preserve">把上一题完成的脚本保存为文件（如 check.sh）。先运行 ./check.sh </w:t>
+      </w:r>
+      <w:proofErr w:type="spellStart"/>
+      <w:r>
+        <w:rPr>
+          <w:rFonts w:ascii="宋体" w:eastAsia="宋体" w:hAnsi="宋体"/>
+          <w:sz w:val="21"/>
+          <w:lang w:eastAsia="zh-CN"/>
+        </w:rPr>
+        <w:t>somefile</w:t>
+      </w:r>
+      <w:proofErr w:type="spellEnd"/>
+      <w:r>
+        <w:rPr>
+          <w:rFonts w:ascii="宋体" w:eastAsia="宋体" w:hAnsi="宋体"/>
+          <w:sz w:val="21"/>
+          <w:lang w:eastAsia="zh-CN"/>
+        </w:rPr>
+        <w:t xml:space="preserve">，会发生什么？然后执行 </w:t>
+      </w:r>
+      <w:proofErr w:type="spellStart"/>
+      <w:r>
+        <w:rPr>
+          <w:rFonts w:ascii="宋体" w:eastAsia="宋体" w:hAnsi="宋体"/>
+          <w:sz w:val="21"/>
+          <w:lang w:eastAsia="zh-CN"/>
+        </w:rPr>
+        <w:t>chmod</w:t>
+      </w:r>
+      <w:proofErr w:type="spellEnd"/>
+      <w:r>
+        <w:rPr>
+          <w:rFonts w:ascii="宋体" w:eastAsia="宋体" w:hAnsi="宋体"/>
+          <w:sz w:val="21"/>
+          <w:lang w:eastAsia="zh-CN"/>
+        </w:rPr>
+        <w:t xml:space="preserve"> +x check.sh 再试一次。为什么这一步是必须的？（提示：比较 </w:t>
+      </w:r>
+      <w:proofErr w:type="spellStart"/>
+      <w:r>
+        <w:rPr>
+          <w:rFonts w:ascii="宋体" w:eastAsia="宋体" w:hAnsi="宋体"/>
+          <w:sz w:val="21"/>
+          <w:lang w:eastAsia="zh-CN"/>
+        </w:rPr>
+        <w:t>chmod</w:t>
+      </w:r>
+      <w:proofErr w:type="spellEnd"/>
+      <w:r>
+        <w:rPr>
+          <w:rFonts w:ascii="宋体" w:eastAsia="宋体" w:hAnsi="宋体"/>
+          <w:sz w:val="21"/>
+          <w:lang w:eastAsia="zh-CN"/>
+        </w:rPr>
+        <w:t xml:space="preserve"> 前后的 ls -l check.sh 输出）</w:t>
       </w:r>
     </w:p>
     <w:p>
@@ -4021,7 +7516,79 @@
           <w:sz w:val="21"/>
           <w:lang w:eastAsia="zh-CN"/>
         </w:rPr>
-        <w:t>直接运行 ./check.sh 时，内核会检查该文件的执行权限（x 权限）。如果未赋予执行权限，系统会报错 Permission denied。通过 chmod +x赋予执行权限后，ls -l 显示权限由 -rw-r--r-- 变为 -rwxr-xr-x，操作系统方可将其作为可执行程序加载运行。</w:t>
+        <w:t xml:space="preserve">直接运行 ./check.sh 时，内核会检查该文件的执行权限（x 权限）。如果未赋予执行权限，系统会报错 Permission denied。通过 </w:t>
+      </w:r>
+      <w:proofErr w:type="spellStart"/>
+      <w:r>
+        <w:rPr>
+          <w:rFonts w:ascii="宋体" w:eastAsia="宋体" w:hAnsi="宋体"/>
+          <w:sz w:val="21"/>
+          <w:lang w:eastAsia="zh-CN"/>
+        </w:rPr>
+        <w:t>chmod</w:t>
+      </w:r>
+      <w:proofErr w:type="spellEnd"/>
+      <w:r>
+        <w:rPr>
+          <w:rFonts w:ascii="宋体" w:eastAsia="宋体" w:hAnsi="宋体"/>
+          <w:sz w:val="21"/>
+          <w:lang w:eastAsia="zh-CN"/>
+        </w:rPr>
+        <w:t xml:space="preserve"> +x赋予执行权限后，ls -l 显示权限由 -</w:t>
+      </w:r>
+      <w:proofErr w:type="spellStart"/>
+      <w:r>
+        <w:rPr>
+          <w:rFonts w:ascii="宋体" w:eastAsia="宋体" w:hAnsi="宋体"/>
+          <w:sz w:val="21"/>
+          <w:lang w:eastAsia="zh-CN"/>
+        </w:rPr>
+        <w:t>rw</w:t>
+      </w:r>
+      <w:proofErr w:type="spellEnd"/>
+      <w:r>
+        <w:rPr>
+          <w:rFonts w:ascii="宋体" w:eastAsia="宋体" w:hAnsi="宋体"/>
+          <w:sz w:val="21"/>
+          <w:lang w:eastAsia="zh-CN"/>
+        </w:rPr>
+        <w:t>-r--r-- 变为 -</w:t>
+      </w:r>
+      <w:proofErr w:type="spellStart"/>
+      <w:r>
+        <w:rPr>
+          <w:rFonts w:ascii="宋体" w:eastAsia="宋体" w:hAnsi="宋体"/>
+          <w:sz w:val="21"/>
+          <w:lang w:eastAsia="zh-CN"/>
+        </w:rPr>
+        <w:t>rwxr</w:t>
+      </w:r>
+      <w:proofErr w:type="spellEnd"/>
+      <w:r>
+        <w:rPr>
+          <w:rFonts w:ascii="宋体" w:eastAsia="宋体" w:hAnsi="宋体"/>
+          <w:sz w:val="21"/>
+          <w:lang w:eastAsia="zh-CN"/>
+        </w:rPr>
+        <w:t>-</w:t>
+      </w:r>
+      <w:proofErr w:type="spellStart"/>
+      <w:r>
+        <w:rPr>
+          <w:rFonts w:ascii="宋体" w:eastAsia="宋体" w:hAnsi="宋体"/>
+          <w:sz w:val="21"/>
+          <w:lang w:eastAsia="zh-CN"/>
+        </w:rPr>
+        <w:t>xr</w:t>
+      </w:r>
+      <w:proofErr w:type="spellEnd"/>
+      <w:r>
+        <w:rPr>
+          <w:rFonts w:ascii="宋体" w:eastAsia="宋体" w:hAnsi="宋体"/>
+          <w:sz w:val="21"/>
+          <w:lang w:eastAsia="zh-CN"/>
+        </w:rPr>
+        <w:t>-x，操作系统方可将其作为可执行程序加载运行。</w:t>
       </w:r>
     </w:p>
     <w:tbl>
@@ -4061,26 +7628,63 @@
                 <w:color w:val="262626"/>
                 <w:sz w:val="20"/>
               </w:rPr>
-              <w:t>$ ./check.sh somefile</w:t>
-            </w:r>
+              <w:t xml:space="preserve">$ ./check.sh </w:t>
+            </w:r>
+            <w:proofErr w:type="spellStart"/>
             <w:r>
               <w:rPr>
                 <w:rFonts w:ascii="宋体" w:eastAsia="宋体" w:hAnsi="宋体"/>
                 <w:color w:val="262626"/>
                 <w:sz w:val="20"/>
               </w:rPr>
+              <w:t>somefile</w:t>
+            </w:r>
+            <w:proofErr w:type="spellEnd"/>
+            <w:r>
+              <w:rPr>
+                <w:rFonts w:ascii="宋体" w:eastAsia="宋体" w:hAnsi="宋体"/>
+                <w:color w:val="262626"/>
+                <w:sz w:val="20"/>
+              </w:rPr>
               <w:br/>
-              <w:t>chmod +x check.sh</w:t>
-            </w:r>
+            </w:r>
+            <w:proofErr w:type="spellStart"/>
             <w:r>
               <w:rPr>
                 <w:rFonts w:ascii="宋体" w:eastAsia="宋体" w:hAnsi="宋体"/>
                 <w:color w:val="262626"/>
                 <w:sz w:val="20"/>
               </w:rPr>
+              <w:t>chmod</w:t>
+            </w:r>
+            <w:proofErr w:type="spellEnd"/>
+            <w:r>
+              <w:rPr>
+                <w:rFonts w:ascii="宋体" w:eastAsia="宋体" w:hAnsi="宋体"/>
+                <w:color w:val="262626"/>
+                <w:sz w:val="20"/>
+              </w:rPr>
+              <w:t xml:space="preserve"> +x check.sh</w:t>
+            </w:r>
+            <w:r>
+              <w:rPr>
+                <w:rFonts w:ascii="宋体" w:eastAsia="宋体" w:hAnsi="宋体"/>
+                <w:color w:val="262626"/>
+                <w:sz w:val="20"/>
+              </w:rPr>
               <w:br/>
-              <w:t>./check.sh somefile</w:t>
-            </w:r>
+              <w:t xml:space="preserve">./check.sh </w:t>
+            </w:r>
+            <w:proofErr w:type="spellStart"/>
+            <w:r>
+              <w:rPr>
+                <w:rFonts w:ascii="宋体" w:eastAsia="宋体" w:hAnsi="宋体"/>
+                <w:color w:val="262626"/>
+                <w:sz w:val="20"/>
+              </w:rPr>
+              <w:t>somefile</w:t>
+            </w:r>
+            <w:proofErr w:type="spellEnd"/>
           </w:p>
         </w:tc>
       </w:tr>
@@ -4154,7 +7758,16 @@
           <w:sz w:val="21"/>
           <w:lang w:eastAsia="zh-CN"/>
         </w:rPr>
-        <w:t>在脚本的 set 选项 (flag) 里加入 -x 会发生什么？写个简单脚本试试并观察输出。参见 The Set Builti</w:t>
+        <w:t xml:space="preserve">在脚本的 set 选项 (flag) 里加入 -x 会发生什么？写个简单脚本试试并观察输出。参见 The Set </w:t>
+      </w:r>
+      <w:proofErr w:type="spellStart"/>
+      <w:r>
+        <w:rPr>
+          <w:rFonts w:ascii="宋体" w:eastAsia="宋体" w:hAnsi="宋体"/>
+          <w:sz w:val="21"/>
+          <w:lang w:eastAsia="zh-CN"/>
+        </w:rPr>
+        <w:t>Builti</w:t>
       </w:r>
       <w:r>
         <w:rPr>
@@ -4164,6 +7777,7 @@
         </w:rPr>
         <w:t>n</w:t>
       </w:r>
+      <w:proofErr w:type="spellEnd"/>
       <w:r>
         <w:rPr>
           <w:rFonts w:ascii="宋体" w:eastAsia="宋体" w:hAnsi="宋体"/>
@@ -4318,14 +7932,47 @@
           <w:sz w:val="21"/>
         </w:rPr>
         <w:lastRenderedPageBreak/>
-        <w:t>【输出与观察】</w:t>
-      </w:r>
-      <w:r>
-        <w:rPr>
-          <w:rFonts w:ascii="宋体" w:eastAsia="宋体" w:hAnsi="宋体"/>
-          <w:sz w:val="21"/>
-        </w:rPr>
-        <w:t>终端输出了带有 + 号的调试执行轨迹，如：</w:t>
+        <w:t>【</w:t>
+      </w:r>
+      <w:proofErr w:type="spellStart"/>
+      <w:r>
+        <w:rPr>
+          <w:rFonts w:ascii="宋体" w:eastAsia="宋体" w:hAnsi="宋体"/>
+          <w:b/>
+          <w:sz w:val="21"/>
+        </w:rPr>
+        <w:t>输出与观察】</w:t>
+      </w:r>
+      <w:r>
+        <w:rPr>
+          <w:rFonts w:ascii="宋体" w:eastAsia="宋体" w:hAnsi="宋体"/>
+          <w:sz w:val="21"/>
+        </w:rPr>
+        <w:t>终端输出了带有</w:t>
+      </w:r>
+      <w:proofErr w:type="spellEnd"/>
+      <w:r>
+        <w:rPr>
+          <w:rFonts w:ascii="宋体" w:eastAsia="宋体" w:hAnsi="宋体"/>
+          <w:sz w:val="21"/>
+        </w:rPr>
+        <w:t xml:space="preserve"> + </w:t>
+      </w:r>
+      <w:proofErr w:type="spellStart"/>
+      <w:r>
+        <w:rPr>
+          <w:rFonts w:ascii="宋体" w:eastAsia="宋体" w:hAnsi="宋体"/>
+          <w:sz w:val="21"/>
+        </w:rPr>
+        <w:t>号的调试执行轨迹，如</w:t>
+      </w:r>
+      <w:proofErr w:type="spellEnd"/>
+      <w:r>
+        <w:rPr>
+          <w:rFonts w:ascii="宋体" w:eastAsia="宋体" w:hAnsi="宋体"/>
+          <w:sz w:val="21"/>
+        </w:rPr>
+        <w:t>：</w:t>
       </w:r>
       <w:r>
         <w:rPr>
@@ -4360,6 +8007,7 @@
           <w:rFonts w:ascii="宋体" w:eastAsia="宋体" w:hAnsi="宋体" w:hint="eastAsia"/>
         </w:rPr>
       </w:pPr>
+      <w:proofErr w:type="spellStart"/>
       <w:r>
         <w:rPr>
           <w:rFonts w:ascii="宋体" w:eastAsia="宋体" w:hAnsi="宋体"/>
@@ -4367,7 +8015,17 @@
           <w:color w:val="1F4E79"/>
           <w:sz w:val="28"/>
         </w:rPr>
-        <w:t>实例 11：命令替换与动态文件名生成</w:t>
+        <w:t>实例</w:t>
+      </w:r>
+      <w:proofErr w:type="spellEnd"/>
+      <w:r>
+        <w:rPr>
+          <w:rFonts w:ascii="宋体" w:eastAsia="宋体" w:hAnsi="宋体"/>
+          <w:b/>
+          <w:color w:val="1F4E79"/>
+          <w:sz w:val="28"/>
+        </w:rPr>
+        <w:t xml:space="preserve"> 11：命令替换与动态文件名生成</w:t>
       </w:r>
     </w:p>
     <w:p>
@@ -4383,14 +8041,63 @@
           <w:b/>
           <w:sz w:val="21"/>
         </w:rPr>
-        <w:t>【题目要求】</w:t>
-      </w:r>
-      <w:r>
-        <w:rPr>
-          <w:rFonts w:ascii="宋体" w:eastAsia="宋体" w:hAnsi="宋体"/>
-          <w:sz w:val="21"/>
-        </w:rPr>
-        <w:t>写一条命令，把文件复制为带当天日期的备份文件名（例如 notes.txt → notes_2026-01-12.txt）。（提示：$(date +%Y-%m-%d)）参见 Command Substitution。</w:t>
+        <w:t>【</w:t>
+      </w:r>
+      <w:proofErr w:type="spellStart"/>
+      <w:r>
+        <w:rPr>
+          <w:rFonts w:ascii="宋体" w:eastAsia="宋体" w:hAnsi="宋体"/>
+          <w:b/>
+          <w:sz w:val="21"/>
+        </w:rPr>
+        <w:t>题目要求】</w:t>
+      </w:r>
+      <w:r>
+        <w:rPr>
+          <w:rFonts w:ascii="宋体" w:eastAsia="宋体" w:hAnsi="宋体"/>
+          <w:sz w:val="21"/>
+        </w:rPr>
+        <w:t>写一条命令，把文件复制为带当天日期的备份文件名（例如</w:t>
+      </w:r>
+      <w:proofErr w:type="spellEnd"/>
+      <w:r>
+        <w:rPr>
+          <w:rFonts w:ascii="宋体" w:eastAsia="宋体" w:hAnsi="宋体"/>
+          <w:sz w:val="21"/>
+        </w:rPr>
+        <w:t xml:space="preserve"> notes.txt → notes_2026-01-12.txt）。（</w:t>
+      </w:r>
+      <w:proofErr w:type="spellStart"/>
+      <w:r>
+        <w:rPr>
+          <w:rFonts w:ascii="宋体" w:eastAsia="宋体" w:hAnsi="宋体"/>
+          <w:sz w:val="21"/>
+        </w:rPr>
+        <w:t>提示</w:t>
+      </w:r>
+      <w:proofErr w:type="spellEnd"/>
+      <w:r>
+        <w:rPr>
+          <w:rFonts w:ascii="宋体" w:eastAsia="宋体" w:hAnsi="宋体"/>
+          <w:sz w:val="21"/>
+        </w:rPr>
+        <w:t>：$(date +%Y-%m-%d)）</w:t>
+      </w:r>
+      <w:proofErr w:type="spellStart"/>
+      <w:r>
+        <w:rPr>
+          <w:rFonts w:ascii="宋体" w:eastAsia="宋体" w:hAnsi="宋体"/>
+          <w:sz w:val="21"/>
+        </w:rPr>
+        <w:t>参见</w:t>
+      </w:r>
+      <w:proofErr w:type="spellEnd"/>
+      <w:r>
+        <w:rPr>
+          <w:rFonts w:ascii="宋体" w:eastAsia="宋体" w:hAnsi="宋体"/>
+          <w:sz w:val="21"/>
+        </w:rPr>
+        <w:t xml:space="preserve"> Command Substitution。</w:t>
       </w:r>
     </w:p>
     <w:p>
@@ -4406,14 +8113,79 @@
           <w:b/>
           <w:sz w:val="21"/>
         </w:rPr>
-        <w:t>【原理与解析】</w:t>
-      </w:r>
-      <w:r>
-        <w:rPr>
-          <w:rFonts w:ascii="宋体" w:eastAsia="宋体" w:hAnsi="宋体"/>
-          <w:sz w:val="21"/>
-        </w:rPr>
-        <w:t>命令替换 $(command) 允许将某个命令的标准输出嵌入到另一条命令的指定位置。date 命令配合格式化参数 +%Y-%m-%d 可以动态获取当前的年月日，从而实现自动化拼接带时间戳的备份文件名。</w:t>
+        <w:t>【</w:t>
+      </w:r>
+      <w:proofErr w:type="spellStart"/>
+      <w:r>
+        <w:rPr>
+          <w:rFonts w:ascii="宋体" w:eastAsia="宋体" w:hAnsi="宋体"/>
+          <w:b/>
+          <w:sz w:val="21"/>
+        </w:rPr>
+        <w:t>原理与解析】</w:t>
+      </w:r>
+      <w:r>
+        <w:rPr>
+          <w:rFonts w:ascii="宋体" w:eastAsia="宋体" w:hAnsi="宋体"/>
+          <w:sz w:val="21"/>
+        </w:rPr>
+        <w:t>命令替换</w:t>
+      </w:r>
+      <w:proofErr w:type="spellEnd"/>
+      <w:r>
+        <w:rPr>
+          <w:rFonts w:ascii="宋体" w:eastAsia="宋体" w:hAnsi="宋体"/>
+          <w:sz w:val="21"/>
+        </w:rPr>
+        <w:t xml:space="preserve"> $(command) </w:t>
+      </w:r>
+      <w:proofErr w:type="spellStart"/>
+      <w:r>
+        <w:rPr>
+          <w:rFonts w:ascii="宋体" w:eastAsia="宋体" w:hAnsi="宋体"/>
+          <w:sz w:val="21"/>
+        </w:rPr>
+        <w:t>允许将某个命令的标准输出嵌入到另一条命令的指定位置。date</w:t>
+      </w:r>
+      <w:proofErr w:type="spellEnd"/>
+      <w:r>
+        <w:rPr>
+          <w:rFonts w:ascii="宋体" w:eastAsia="宋体" w:hAnsi="宋体"/>
+          <w:sz w:val="21"/>
+        </w:rPr>
+        <w:t xml:space="preserve"> </w:t>
+      </w:r>
+      <w:proofErr w:type="spellStart"/>
+      <w:r>
+        <w:rPr>
+          <w:rFonts w:ascii="宋体" w:eastAsia="宋体" w:hAnsi="宋体"/>
+          <w:sz w:val="21"/>
+        </w:rPr>
+        <w:t>命令配合格式化参数</w:t>
+      </w:r>
+      <w:proofErr w:type="spellEnd"/>
+      <w:r>
+        <w:rPr>
+          <w:rFonts w:ascii="宋体" w:eastAsia="宋体" w:hAnsi="宋体"/>
+          <w:sz w:val="21"/>
+        </w:rPr>
+        <w:t xml:space="preserve"> +%Y-%m-%d </w:t>
+      </w:r>
+      <w:proofErr w:type="spellStart"/>
+      <w:r>
+        <w:rPr>
+          <w:rFonts w:ascii="宋体" w:eastAsia="宋体" w:hAnsi="宋体"/>
+          <w:sz w:val="21"/>
+        </w:rPr>
+        <w:t>可以动态获取当前的年月日，从而实现自动化拼接带时间戳的备份文件名</w:t>
+      </w:r>
+      <w:proofErr w:type="spellEnd"/>
+      <w:r>
+        <w:rPr>
+          <w:rFonts w:ascii="宋体" w:eastAsia="宋体" w:hAnsi="宋体"/>
+          <w:sz w:val="21"/>
+        </w:rPr>
+        <w:t>。</w:t>
       </w:r>
     </w:p>
     <w:tbl>
